--- a/Volume 1/Chapter 03 - File Handling/SPA_Vol1_Ch3_Lesson3_5_Overwrite_File.docx
+++ b/Volume 1/Chapter 03 - File Handling/SPA_Vol1_Ch3_Lesson3_5_Overwrite_File.docx
@@ -906,7 +906,7 @@
         <w:keepNext/>
       </w:pPr>
       <w:r>
-        <w:t>Save each source and supporting file from this lesson into the matching path in the project layout. As in Chapter 1, notepad .\c\basic_overwrite_file.c creates and opens one: choose Yes, type the file, save it with Ctrl+S, and close Notepad. Then install the TypeScript compiler for this project.</w:t>
+        <w:t>Next, let the tools create each project's settings file, as in Chapter 1. Remember, -o names the project folder: dotnet new console -o makes a C# project there, with a .csproj file and a starter Program.cs, which you replace with this lesson's code in the C# section. Remember, go.mod makes the folder a module: go mod init writes it, and its go line shows the Go version you have installed.</w:t>
       </w:r>
     </w:p>
     <w:p>
@@ -917,9 +917,298 @@
     <w:p>
       <w:pPr>
         <w:pStyle w:val="CommandBlock"/>
-      </w:pPr>
-      <w:r>
-        <w:t>npm --prefix .\typescript install --ignore-scripts --no-audit --no-fund</w:t>
+        <w:keepNext/>
+      </w:pPr>
+      <w:r>
+        <w:t>dotnet new console -o .\csharp\BasicOverwriteFile</w:t>
+      </w:r>
+    </w:p>
+    <w:p>
+      <w:pPr>
+        <w:pStyle w:val="CommandBlock"/>
+        <w:keepNext/>
+      </w:pPr>
+      <w:r>
+        <w:t>dotnet new console -o .\csharp\OverwriteFile</w:t>
+      </w:r>
+    </w:p>
+    <w:p>
+      <w:pPr>
+        <w:pStyle w:val="CommandBlock"/>
+      </w:pPr>
+      <w:r>
+        <w:t>go -C .\go mod init example.com/overwritefile</w:t>
+      </w:r>
+    </w:p>
+    <w:p>
+      <w:pPr>
+        <w:keepNext/>
+      </w:pPr>
+    </w:p>
+    <w:p>
+      <w:pPr>
+        <w:keepNext/>
+      </w:pPr>
+      <w:r>
+        <w:t>Then make the TypeScript project's package.json and install its compiler. Remember, npm init -y, npm pkg, then npm install: Push-Location moves into .\typescript first, because npm init ignores --prefix, and Pop-Location moves back to lesson-3.5.</w:t>
+      </w:r>
+    </w:p>
+    <w:p>
+      <w:pPr>
+        <w:keepNext/>
+      </w:pPr>
+    </w:p>
+    <w:p>
+      <w:pPr>
+        <w:pStyle w:val="CommandBlock"/>
+        <w:keepNext/>
+      </w:pPr>
+      <w:r>
+        <w:t>Push-Location .\typescript</w:t>
+      </w:r>
+    </w:p>
+    <w:p>
+      <w:pPr>
+        <w:pStyle w:val="CommandBlock"/>
+        <w:keepNext/>
+      </w:pPr>
+      <w:r>
+        <w:t>npm init -y</w:t>
+      </w:r>
+    </w:p>
+    <w:p>
+      <w:pPr>
+        <w:pStyle w:val="CommandBlock"/>
+        <w:keepNext/>
+      </w:pPr>
+      <w:r>
+        <w:t>npm pkg set name=overwrite-file-typescript type=module</w:t>
+      </w:r>
+    </w:p>
+    <w:p>
+      <w:pPr>
+        <w:pStyle w:val="CommandBlock"/>
+        <w:keepNext/>
+      </w:pPr>
+      <w:r>
+        <w:t>npm pkg set private=true --json</w:t>
+      </w:r>
+    </w:p>
+    <w:p>
+      <w:pPr>
+        <w:pStyle w:val="CommandBlock"/>
+        <w:keepNext/>
+      </w:pPr>
+      <w:r>
+        <w:t>npm pkg set "scripts.check=tsc --noEmit" "scripts.build=tsc --noEmitOnError"</w:t>
+      </w:r>
+    </w:p>
+    <w:p>
+      <w:pPr>
+        <w:pStyle w:val="CommandBlock"/>
+        <w:keepNext/>
+      </w:pPr>
+      <w:r>
+        <w:t>npm pkg delete version description main keywords author license scripts.test</w:t>
+      </w:r>
+    </w:p>
+    <w:p>
+      <w:pPr>
+        <w:pStyle w:val="CommandBlock"/>
+        <w:keepNext/>
+      </w:pPr>
+      <w:r>
+        <w:t>npm install --save-dev --save-exact typescript@7.0.2 @types/node@24.13.5 `</w:t>
+      </w:r>
+    </w:p>
+    <w:p>
+      <w:pPr>
+        <w:pStyle w:val="CommandBlock"/>
+        <w:keepNext/>
+      </w:pPr>
+      <w:r>
+        <w:t xml:space="preserve">    --ignore-scripts --no-audit --no-fund</w:t>
+      </w:r>
+    </w:p>
+    <w:p>
+      <w:pPr>
+        <w:pStyle w:val="CommandBlock"/>
+      </w:pPr>
+      <w:r>
+        <w:t>Pop-Location</w:t>
+      </w:r>
+    </w:p>
+    <w:p>
+      <w:pPr>
+        <w:keepNext/>
+      </w:pPr>
+    </w:p>
+    <w:p>
+      <w:r>
+        <w:t>Then type the TypeScript compiler settings. As in Chapter 1, notepad .\typescript\tsconfig.json creates and opens the file: choose Yes, type the file, save it with Ctrl+S, and close Notepad.</w:t>
+      </w:r>
+    </w:p>
+    <w:p>
+      <w:pPr>
+        <w:keepNext/>
+      </w:pPr>
+    </w:p>
+    <w:p>
+      <w:pPr>
+        <w:pStyle w:val="Heading3"/>
+      </w:pPr>
+      <w:r>
+        <w:t>typescript/tsconfig.json</w:t>
+      </w:r>
+    </w:p>
+    <w:p>
+      <w:pPr>
+        <w:pStyle w:val="SourceCode"/>
+        <w:keepNext/>
+      </w:pPr>
+      <w:r>
+        <w:t>{</w:t>
+      </w:r>
+    </w:p>
+    <w:p>
+      <w:pPr>
+        <w:pStyle w:val="SourceCode"/>
+        <w:keepNext/>
+      </w:pPr>
+      <w:r>
+        <w:t xml:space="preserve">  "compilerOptions": {</w:t>
+      </w:r>
+    </w:p>
+    <w:p>
+      <w:pPr>
+        <w:pStyle w:val="SourceCode"/>
+      </w:pPr>
+      <w:r>
+        <w:t xml:space="preserve">    "target": "ES2022",</w:t>
+      </w:r>
+    </w:p>
+    <w:p>
+      <w:pPr>
+        <w:pStyle w:val="SourceCode"/>
+      </w:pPr>
+      <w:r>
+        <w:t xml:space="preserve">    "module": "NodeNext",</w:t>
+      </w:r>
+    </w:p>
+    <w:p>
+      <w:pPr>
+        <w:pStyle w:val="SourceCode"/>
+      </w:pPr>
+      <w:r>
+        <w:t xml:space="preserve">    "moduleResolution": "NodeNext",</w:t>
+      </w:r>
+    </w:p>
+    <w:p>
+      <w:pPr>
+        <w:pStyle w:val="SourceCode"/>
+      </w:pPr>
+      <w:r>
+        <w:t xml:space="preserve">    "rootDir": "src",</w:t>
+      </w:r>
+    </w:p>
+    <w:p>
+      <w:pPr>
+        <w:pStyle w:val="SourceCode"/>
+      </w:pPr>
+      <w:r>
+        <w:t xml:space="preserve">    "outDir": "dist",</w:t>
+      </w:r>
+    </w:p>
+    <w:p>
+      <w:pPr>
+        <w:pStyle w:val="SourceCode"/>
+      </w:pPr>
+      <w:r>
+        <w:t xml:space="preserve">    "strict": true,</w:t>
+      </w:r>
+    </w:p>
+    <w:p>
+      <w:pPr>
+        <w:pStyle w:val="SourceCode"/>
+      </w:pPr>
+      <w:r>
+        <w:t xml:space="preserve">    "types": [</w:t>
+      </w:r>
+    </w:p>
+    <w:p>
+      <w:pPr>
+        <w:pStyle w:val="SourceCode"/>
+      </w:pPr>
+      <w:r>
+        <w:t xml:space="preserve">      "node"</w:t>
+      </w:r>
+    </w:p>
+    <w:p>
+      <w:pPr>
+        <w:pStyle w:val="SourceCode"/>
+      </w:pPr>
+      <w:r>
+        <w:t xml:space="preserve">    ],</w:t>
+      </w:r>
+    </w:p>
+    <w:p>
+      <w:pPr>
+        <w:pStyle w:val="SourceCode"/>
+      </w:pPr>
+      <w:r>
+        <w:t xml:space="preserve">    "moduleDetection": "force"</w:t>
+      </w:r>
+    </w:p>
+    <w:p>
+      <w:pPr>
+        <w:pStyle w:val="SourceCode"/>
+      </w:pPr>
+      <w:r>
+        <w:t xml:space="preserve">  },</w:t>
+      </w:r>
+    </w:p>
+    <w:p>
+      <w:pPr>
+        <w:pStyle w:val="SourceCode"/>
+      </w:pPr>
+      <w:r>
+        <w:t xml:space="preserve">  "include": [</w:t>
+      </w:r>
+    </w:p>
+    <w:p>
+      <w:pPr>
+        <w:pStyle w:val="SourceCode"/>
+        <w:keepNext/>
+      </w:pPr>
+      <w:r>
+        <w:t xml:space="preserve">    "src/**/*.ts"</w:t>
+      </w:r>
+    </w:p>
+    <w:p>
+      <w:pPr>
+        <w:pStyle w:val="SourceCode"/>
+        <w:keepNext/>
+      </w:pPr>
+      <w:r>
+        <w:t xml:space="preserve">  ]</w:t>
+      </w:r>
+    </w:p>
+    <w:p>
+      <w:pPr>
+        <w:pStyle w:val="SourceCode"/>
+      </w:pPr>
+      <w:r>
+        <w:t>}</w:t>
+      </w:r>
+    </w:p>
+    <w:p>
+      <w:pPr>
+        <w:keepNext/>
+      </w:pPr>
+    </w:p>
+    <w:p>
+      <w:r>
+        <w:t>You save each source file in its language's section below, as each is shown, the same way.</w:t>
       </w:r>
     </w:p>
     <w:p>
@@ -989,7 +1278,7 @@
         <w:keepNext/>
       </w:pPr>
       <w:r>
-        <w:t>Save each source and supporting file from this lesson into the matching path in the project layout. As in Chapter 1, nano ./c/basic_overwrite_file.c creates and opens one: type the file, then save and close it with Ctrl+O, Enter, then Ctrl+X. Then install the TypeScript compiler for this project.</w:t>
+        <w:t>Then create the C#, Go, and TypeScript project files with the same commands as on Windows; cd moves into ./typescript for the npm lines, and cd .. moves back.</w:t>
       </w:r>
     </w:p>
     <w:p>
@@ -1000,9 +1289,118 @@
     <w:p>
       <w:pPr>
         <w:pStyle w:val="CommandBlock"/>
-      </w:pPr>
-      <w:r>
-        <w:t>npm --prefix ./typescript install --ignore-scripts --no-audit --no-fund</w:t>
+        <w:keepNext/>
+      </w:pPr>
+      <w:r>
+        <w:t>dotnet new console -o ./csharp/BasicOverwriteFile</w:t>
+      </w:r>
+    </w:p>
+    <w:p>
+      <w:pPr>
+        <w:pStyle w:val="CommandBlock"/>
+        <w:keepNext/>
+      </w:pPr>
+      <w:r>
+        <w:t>dotnet new console -o ./csharp/OverwriteFile</w:t>
+      </w:r>
+    </w:p>
+    <w:p>
+      <w:pPr>
+        <w:pStyle w:val="CommandBlock"/>
+        <w:keepNext/>
+      </w:pPr>
+      <w:r>
+        <w:t>go -C ./go mod init example.com/overwritefile</w:t>
+      </w:r>
+    </w:p>
+    <w:p>
+      <w:pPr>
+        <w:pStyle w:val="CommandBlock"/>
+        <w:keepNext/>
+      </w:pPr>
+      <w:r>
+        <w:t>cd ./typescript</w:t>
+      </w:r>
+    </w:p>
+    <w:p>
+      <w:pPr>
+        <w:pStyle w:val="CommandBlock"/>
+        <w:keepNext/>
+      </w:pPr>
+      <w:r>
+        <w:t>npm init -y</w:t>
+      </w:r>
+    </w:p>
+    <w:p>
+      <w:pPr>
+        <w:pStyle w:val="CommandBlock"/>
+        <w:keepNext/>
+      </w:pPr>
+      <w:r>
+        <w:t>npm pkg set name=overwrite-file-typescript type=module</w:t>
+      </w:r>
+    </w:p>
+    <w:p>
+      <w:pPr>
+        <w:pStyle w:val="CommandBlock"/>
+        <w:keepNext/>
+      </w:pPr>
+      <w:r>
+        <w:t>npm pkg set private=true --json</w:t>
+      </w:r>
+    </w:p>
+    <w:p>
+      <w:pPr>
+        <w:pStyle w:val="CommandBlock"/>
+        <w:keepNext/>
+      </w:pPr>
+      <w:r>
+        <w:t>npm pkg set "scripts.check=tsc --noEmit" "scripts.build=tsc --noEmitOnError"</w:t>
+      </w:r>
+    </w:p>
+    <w:p>
+      <w:pPr>
+        <w:pStyle w:val="CommandBlock"/>
+        <w:keepNext/>
+      </w:pPr>
+      <w:r>
+        <w:t>npm pkg delete version description main keywords author license scripts.test</w:t>
+      </w:r>
+    </w:p>
+    <w:p>
+      <w:pPr>
+        <w:pStyle w:val="CommandBlock"/>
+        <w:keepNext/>
+      </w:pPr>
+      <w:r>
+        <w:t>npm install --save-dev --save-exact typescript@7.0.2 @types/node@24.13.5 \</w:t>
+      </w:r>
+    </w:p>
+    <w:p>
+      <w:pPr>
+        <w:pStyle w:val="CommandBlock"/>
+        <w:keepNext/>
+      </w:pPr>
+      <w:r>
+        <w:t xml:space="preserve">    --ignore-scripts --no-audit --no-fund</w:t>
+      </w:r>
+    </w:p>
+    <w:p>
+      <w:pPr>
+        <w:pStyle w:val="CommandBlock"/>
+      </w:pPr>
+      <w:r>
+        <w:t>cd ..</w:t>
+      </w:r>
+    </w:p>
+    <w:p>
+      <w:pPr>
+        <w:keepNext/>
+      </w:pPr>
+    </w:p>
+    <w:p>
+      <w:r>
+        <w:t>Type typescript/tsconfig.json exactly as shown in the Windows setup. You save each source file in its language's section below, as each is shown. As in Chapter 1, nano ./c/basic_overwrite_file.c creates and opens one: type the file, then save and close it with Ctrl+O, Enter, then Ctrl+X.</w:t>
       </w:r>
     </w:p>
     <w:p>
@@ -11709,7 +12107,7 @@
     </w:p>
     <w:p>
       <w:r>
-        <w:t>These files follow the same pattern as the earlier lessons: only the project names change, and go.mod names this lesson's Go module, example.com/overwritefile.</w:t>
+        <w:t>These are the files the setup commands wrote, shown here so you can check yours. Your go line shows your own Go version, and the blank lines and the order of the package.json fields may differ.</w:t>
       </w:r>
     </w:p>
     <w:p>
@@ -12047,164 +12445,6 @@
       </w:pPr>
       <w:r>
         <w:t xml:space="preserve">  }</w:t>
-      </w:r>
-    </w:p>
-    <w:p>
-      <w:pPr>
-        <w:pStyle w:val="SourceCode"/>
-      </w:pPr>
-      <w:r>
-        <w:t>}</w:t>
-      </w:r>
-    </w:p>
-    <w:p>
-      <w:pPr>
-        <w:keepNext/>
-      </w:pPr>
-    </w:p>
-    <w:p>
-      <w:pPr>
-        <w:keepNext/>
-      </w:pPr>
-    </w:p>
-    <w:p>
-      <w:pPr>
-        <w:pStyle w:val="Heading2"/>
-      </w:pPr>
-      <w:r>
-        <w:t>typescript/tsconfig.json</w:t>
-      </w:r>
-    </w:p>
-    <w:p>
-      <w:pPr>
-        <w:pStyle w:val="SourceCode"/>
-        <w:keepNext/>
-      </w:pPr>
-      <w:r>
-        <w:t>{</w:t>
-      </w:r>
-    </w:p>
-    <w:p>
-      <w:pPr>
-        <w:pStyle w:val="SourceCode"/>
-        <w:keepNext/>
-      </w:pPr>
-      <w:r>
-        <w:t xml:space="preserve">  "compilerOptions": {</w:t>
-      </w:r>
-    </w:p>
-    <w:p>
-      <w:pPr>
-        <w:pStyle w:val="SourceCode"/>
-      </w:pPr>
-      <w:r>
-        <w:t xml:space="preserve">    "target": "ES2022",</w:t>
-      </w:r>
-    </w:p>
-    <w:p>
-      <w:pPr>
-        <w:pStyle w:val="SourceCode"/>
-      </w:pPr>
-      <w:r>
-        <w:t xml:space="preserve">    "module": "NodeNext",</w:t>
-      </w:r>
-    </w:p>
-    <w:p>
-      <w:pPr>
-        <w:pStyle w:val="SourceCode"/>
-      </w:pPr>
-      <w:r>
-        <w:t xml:space="preserve">    "moduleResolution": "NodeNext",</w:t>
-      </w:r>
-    </w:p>
-    <w:p>
-      <w:pPr>
-        <w:pStyle w:val="SourceCode"/>
-      </w:pPr>
-      <w:r>
-        <w:t xml:space="preserve">    "rootDir": "src",</w:t>
-      </w:r>
-    </w:p>
-    <w:p>
-      <w:pPr>
-        <w:pStyle w:val="SourceCode"/>
-      </w:pPr>
-      <w:r>
-        <w:t xml:space="preserve">    "outDir": "dist",</w:t>
-      </w:r>
-    </w:p>
-    <w:p>
-      <w:pPr>
-        <w:pStyle w:val="SourceCode"/>
-      </w:pPr>
-      <w:r>
-        <w:t xml:space="preserve">    "strict": true,</w:t>
-      </w:r>
-    </w:p>
-    <w:p>
-      <w:pPr>
-        <w:pStyle w:val="SourceCode"/>
-      </w:pPr>
-      <w:r>
-        <w:t xml:space="preserve">    "types": [</w:t>
-      </w:r>
-    </w:p>
-    <w:p>
-      <w:pPr>
-        <w:pStyle w:val="SourceCode"/>
-      </w:pPr>
-      <w:r>
-        <w:t xml:space="preserve">      "node"</w:t>
-      </w:r>
-    </w:p>
-    <w:p>
-      <w:pPr>
-        <w:pStyle w:val="SourceCode"/>
-      </w:pPr>
-      <w:r>
-        <w:t xml:space="preserve">    ],</w:t>
-      </w:r>
-    </w:p>
-    <w:p>
-      <w:pPr>
-        <w:pStyle w:val="SourceCode"/>
-      </w:pPr>
-      <w:r>
-        <w:t xml:space="preserve">    "moduleDetection": "force"</w:t>
-      </w:r>
-    </w:p>
-    <w:p>
-      <w:pPr>
-        <w:pStyle w:val="SourceCode"/>
-      </w:pPr>
-      <w:r>
-        <w:t xml:space="preserve">  },</w:t>
-      </w:r>
-    </w:p>
-    <w:p>
-      <w:pPr>
-        <w:pStyle w:val="SourceCode"/>
-      </w:pPr>
-      <w:r>
-        <w:t xml:space="preserve">  "include": [</w:t>
-      </w:r>
-    </w:p>
-    <w:p>
-      <w:pPr>
-        <w:pStyle w:val="SourceCode"/>
-        <w:keepNext/>
-      </w:pPr>
-      <w:r>
-        <w:t xml:space="preserve">    "src/**/*.ts"</w:t>
-      </w:r>
-    </w:p>
-    <w:p>
-      <w:pPr>
-        <w:pStyle w:val="SourceCode"/>
-        <w:keepNext/>
-      </w:pPr>
-      <w:r>
-        <w:t xml:space="preserve">  ]</w:t>
       </w:r>
     </w:p>
     <w:p>
@@ -13579,31 +13819,31 @@
       </w:rPr>
     </w:lvl>
   </w:abstractNum>
-  <w:num w:numId="1" w16cid:durableId="421419792">
+  <w:num w:numId="1" w16cid:durableId="229078239">
     <w:abstractNumId w:val="8"/>
   </w:num>
-  <w:num w:numId="2" w16cid:durableId="268976795">
+  <w:num w:numId="2" w16cid:durableId="1327972610">
     <w:abstractNumId w:val="6"/>
   </w:num>
-  <w:num w:numId="3" w16cid:durableId="1570270479">
+  <w:num w:numId="3" w16cid:durableId="1504516926">
     <w:abstractNumId w:val="5"/>
   </w:num>
-  <w:num w:numId="4" w16cid:durableId="168370265">
+  <w:num w:numId="4" w16cid:durableId="499078433">
     <w:abstractNumId w:val="4"/>
   </w:num>
-  <w:num w:numId="5" w16cid:durableId="1964266847">
+  <w:num w:numId="5" w16cid:durableId="879977377">
     <w:abstractNumId w:val="7"/>
   </w:num>
-  <w:num w:numId="6" w16cid:durableId="926570629">
+  <w:num w:numId="6" w16cid:durableId="1349287785">
     <w:abstractNumId w:val="3"/>
   </w:num>
-  <w:num w:numId="7" w16cid:durableId="1545482611">
+  <w:num w:numId="7" w16cid:durableId="901596085">
     <w:abstractNumId w:val="2"/>
   </w:num>
-  <w:num w:numId="8" w16cid:durableId="1351369069">
+  <w:num w:numId="8" w16cid:durableId="1535003593">
     <w:abstractNumId w:val="1"/>
   </w:num>
-  <w:num w:numId="9" w16cid:durableId="596862703">
+  <w:num w:numId="9" w16cid:durableId="252976155">
     <w:abstractNumId w:val="0"/>
   </w:num>
 </w:numbering>

--- a/Volume 1/Chapter 03 - File Handling/SPA_Vol1_Ch3_Lesson3_5_Overwrite_File.docx
+++ b/Volume 1/Chapter 03 - File Handling/SPA_Vol1_Ch3_Lesson3_5_Overwrite_File.docx
@@ -67,7 +67,7 @@
     </w:p>
     <w:p>
       <w:r>
-        <w:t>Intentionally replace all the contents of an existing file, in C, C++, C#, Go, Python, and TypeScript. inventory.txt holds an outdated server inventory that still lists ftp-01, a retired server; each program overwrites it with the corrected inventory and shows the old and the new contents. You will also learn how the risks of write, append, and overwrite differ, so you choose the right one on purpose.</w:t>
+        <w:t>Intentionally replace all the contents of an existing file, in C, C++, C#, Go, Python, and TypeScript. Each language has its own inventory.txt, in its own folder, holding an outdated server inventory that still lists ftp-01, a retired server; each program overwrites it with the corrected inventory and shows the old and the new contents. You will also learn how the risks of write, append, and overwrite differ, so you choose the right one on purpose.</w:t>
       </w:r>
     </w:p>
     <w:p>
@@ -189,7 +189,15 @@
       </w:pPr>
       <w:r>
         <w:lastRenderedPageBreak/>
-        <w:t>inventory.txt is a relative path, so the program works on the file in the working directory, the folder you run the program from (Lesson 2.13).</w:t>
+        <w:t>Each language works on its own inventory.txt, in its own folder: the C programs on .\c\inventory.txt, the C++ programs on .\cpp\inventory.txt, and so on, so no two languages ever write the same file. outdated-inventory.txt, which the programs never change, stays once in the lesson-3.5 folder.</w:t>
+      </w:r>
+    </w:p>
+    <w:p>
+      <w:pPr>
+        <w:pStyle w:val="ListBullet"/>
+      </w:pPr>
+      <w:r>
+        <w:t>Each program joins its folder and the file's name into a relative path (Lesson 2.13), so it starts from the working directory, the folder you run the program from. Run the programs from the lesson-3.5 folder. The programs print the path as they joined it, without .\ in front; it still starts from the working directory, and the c at its start is the C folder, never drive C.</w:t>
       </w:r>
     </w:p>
     <w:p>
@@ -502,7 +510,7 @@
         <w:pStyle w:val="ListBullet"/>
       </w:pPr>
       <w:r>
-        <w:t>Every implementation works on inventory.txt in the lesson-3.5 folder. Before each run, Copy-Item outdated-inventory.txt inventory.txt puts the outdated inventory back into it. No program changes outdated-inventory.txt.</w:t>
+        <w:t>Every implementation works on inventory.txt in its own language folder, such as .\c\inventory.txt for C; languages never share a file they write. Before each run, a Copy-Item line, such as Copy-Item outdated-inventory.txt .\c\inventory.txt, puts the outdated inventory back into it. outdated-inventory.txt stays once in the lesson-3.5 folder, and no program changes it.</w:t>
       </w:r>
     </w:p>
     <w:p>
@@ -510,7 +518,7 @@
         <w:pStyle w:val="ListBullet"/>
       </w:pPr>
       <w:r>
-        <w:t>Every implementation reads the old contents of inventory.txt with a relative path, overwrites the file with the complete corrected inventory in one write, reads the new contents back, and prints Old contents of inventory.txt:, the old text, New contents of inventory.txt:, and the new text, each exactly as stored.</w:t>
+        <w:t>Every implementation joins its folder and inventory.txt into a relative path, reads the old contents, overwrites the file with the complete corrected inventory in one write, reads the new contents back, and prints the Old contents line with the path, the old text, the New contents line, and the new text, each exactly as stored.</w:t>
       </w:r>
     </w:p>
     <w:p>
@@ -526,7 +534,7 @@
         <w:pStyle w:val="ListBullet"/>
       </w:pPr>
       <w:r>
-        <w:t>The Error line is written by the program in C and C++, and is the system's message in C#, Go, Python, and TypeScript; every other line is the same in every language.</w:t>
+        <w:t>The Error line is written by the program in C and C++, and is the system's message in C#, Go, Python, and TypeScript; every other line is the same in every language, except that each names its own folder.</w:t>
       </w:r>
     </w:p>
     <w:p>
@@ -723,7 +731,7 @@
     </w:p>
     <w:p>
       <w:r>
-        <w:t>inventory.txt is not in the layout: Copy-Item makes it from outdated-inventory.txt before each run.</w:t>
+        <w:t>Each language's inventory.txt, such as .\c\inventory.txt, is not in the layout: Copy-Item makes it from outdated-inventory.txt before each run.</w:t>
       </w:r>
     </w:p>
     <w:p>
@@ -1423,7 +1431,7 @@
     </w:p>
     <w:p>
       <w:r>
-        <w:t>Before every run, inventory.txt must hold the outdated inventory: web-01, db-01, backup-01, and ftp-01, one per line. Each run replaces it, so you keep the outdated inventory in a second file and put it back before each run.</w:t>
+        <w:t>Before every run, the language's inventory.txt must hold the outdated inventory: web-01, db-01, backup-01, and ftp-01, one per line. Each run replaces it, so you keep the outdated inventory in a second file and put it back before each run.</w:t>
       </w:r>
     </w:p>
     <w:p>
@@ -1491,7 +1499,7 @@
     </w:p>
     <w:p>
       <w:r>
-        <w:t>Then make inventory.txt from it and look at the result. Copy-Item (cp on Linux or macOS) copies a file: here it makes inventory.txt an exact copy of outdated-inventory.txt, and when inventory.txt already exists, it replaces it without asking, which is itself an overwrite. Copying in a program is taught in Lesson 3.8: Copy File. Get-Content (cat) prints a file's lines; it must show exactly these four.</w:t>
+        <w:t>Then make C's inventory.txt from it and look at the result. Copy-Item (cp on Linux or macOS) copies a file: here it makes .\c\inventory.txt an exact copy of outdated-inventory.txt, and when that file already exists, it replaces it without asking, which is itself an overwrite. Copying in a program is taught in Lesson 3.8: Copy File. Get-Content (cat) prints a file's lines; it must show exactly these four.</w:t>
       </w:r>
     </w:p>
     <w:p>
@@ -1513,7 +1521,7 @@
         <w:keepNext/>
       </w:pPr>
       <w:r>
-        <w:t>Copy-Item outdated-inventory.txt inventory.txt</w:t>
+        <w:t>Copy-Item outdated-inventory.txt .\c\inventory.txt</w:t>
       </w:r>
     </w:p>
     <w:p>
@@ -1521,7 +1529,7 @@
         <w:pStyle w:val="CommandBlock"/>
       </w:pPr>
       <w:r>
-        <w:t>Get-Content inventory.txt</w:t>
+        <w:t>Get-Content .\c\inventory.txt</w:t>
       </w:r>
     </w:p>
     <w:p>
@@ -1543,7 +1551,7 @@
         <w:keepNext/>
       </w:pPr>
       <w:r>
-        <w:t>cp outdated-inventory.txt inventory.txt</w:t>
+        <w:t>cp outdated-inventory.txt ./c/inventory.txt</w:t>
       </w:r>
     </w:p>
     <w:p>
@@ -1551,7 +1559,7 @@
         <w:pStyle w:val="CommandBlock"/>
       </w:pPr>
       <w:r>
-        <w:t>cat inventory.txt</w:t>
+        <w:t>cat ./c/inventory.txt</w:t>
       </w:r>
     </w:p>
     <w:p>
@@ -1601,7 +1609,7 @@
     </w:p>
     <w:p>
       <w:r>
-        <w:t>Every Build and Run block below starts with the same Copy-Item line, so each run starts from the outdated inventory. Nothing outside the lesson-3.5 folder is changed.</w:t>
+        <w:t>Every Build and Run block below starts with the same Copy-Item line, with its own language's folder in place of c, so each run starts from the outdated inventory. Nothing outside the lesson-3.5 folder is changed.</w:t>
       </w:r>
     </w:p>
     <w:p>
@@ -1652,10 +1660,10 @@
     </w:p>
     <w:p>
       <w:r>
-        <w:t>Start with the most direct version: main reads the old contents of inventory.txt into one char array, opens the file again with "wb", writes the corrected inventory, closes it, reads the new contents into a second array, and prints both. Even this Basic version checks every fopen for NULL, because using NULL would crash the program; C has no exception to stop it safely. The first check also means that nothing is written when inventory.txt is missing. Every step is commented, so read the comments as you type</w:t>
-      </w:r>
-      <w:r>
-        <w:t xml:space="preserve"> it.</w:t>
+        <w:t>Start with the most direct version: main joins c, SEPARATOR, and inventory.txt into the path with snprintf, reads the old contents of the file into one char array, opens the file again with "wb", writes the corrected inventory, closes it, reads the new contents into a second array, and prints both. Even this Basic version checks every fopen for NULL, because using NULL would crash the program; C has no exception to stop it safely. The first check also means that nothing is written when inventory.txt is miss</w:t>
+      </w:r>
+      <w:r>
+        <w:t>ing. Every step is commented, so read the comments as you type it.</w:t>
       </w:r>
     </w:p>
     <w:p>
@@ -1686,7 +1694,7 @@
         <w:keepNext/>
       </w:pPr>
       <w:r>
-        <w:t>// fopen, fread, fprintf, and fclose.</w:t>
+        <w:t>// fopen, fread, fprintf, snprintf, and fclose.</w:t>
       </w:r>
     </w:p>
     <w:p>
@@ -1707,6 +1715,67 @@
         <w:pStyle w:val="SourceCode"/>
       </w:pPr>
       <w:r>
+        <w:t>// Remember, #ifdef/#define choose code per system before compiling: \ on</w:t>
+      </w:r>
+    </w:p>
+    <w:p>
+      <w:pPr>
+        <w:pStyle w:val="SourceCode"/>
+      </w:pPr>
+      <w:r>
+        <w:t>// Windows, / on Linux and macOS.</w:t>
+      </w:r>
+    </w:p>
+    <w:p>
+      <w:pPr>
+        <w:pStyle w:val="SourceCode"/>
+      </w:pPr>
+      <w:r>
+        <w:t>#ifdef _WIN32</w:t>
+      </w:r>
+    </w:p>
+    <w:p>
+      <w:pPr>
+        <w:pStyle w:val="SourceCode"/>
+      </w:pPr>
+      <w:r>
+        <w:t>#define SEPARATOR "\\"</w:t>
+      </w:r>
+    </w:p>
+    <w:p>
+      <w:pPr>
+        <w:pStyle w:val="SourceCode"/>
+      </w:pPr>
+      <w:r>
+        <w:t>#else</w:t>
+      </w:r>
+    </w:p>
+    <w:p>
+      <w:pPr>
+        <w:pStyle w:val="SourceCode"/>
+      </w:pPr>
+      <w:r>
+        <w:t>#define SEPARATOR "/"</w:t>
+      </w:r>
+    </w:p>
+    <w:p>
+      <w:pPr>
+        <w:pStyle w:val="SourceCode"/>
+      </w:pPr>
+      <w:r>
+        <w:t>#endif</w:t>
+      </w:r>
+    </w:p>
+    <w:p>
+      <w:pPr>
+        <w:pStyle w:val="SourceCode"/>
+      </w:pPr>
+    </w:p>
+    <w:p>
+      <w:pPr>
+        <w:pStyle w:val="SourceCode"/>
+      </w:pPr>
+      <w:r>
         <w:t>// Remember, main starts the program; 0 = success, 1 = failure.</w:t>
       </w:r>
     </w:p>
@@ -1723,6 +1792,59 @@
         <w:pStyle w:val="SourceCode"/>
       </w:pPr>
       <w:r>
+        <w:t xml:space="preserve">    // The file is inventory.txt in the c folder, so the C programs write</w:t>
+      </w:r>
+    </w:p>
+    <w:p>
+      <w:pPr>
+        <w:pStyle w:val="SourceCode"/>
+      </w:pPr>
+      <w:r>
+        <w:t xml:space="preserve">    // only inside their own folder. Remember, join builds the path with</w:t>
+      </w:r>
+    </w:p>
+    <w:p>
+      <w:pPr>
+        <w:pStyle w:val="SourceCode"/>
+      </w:pPr>
+      <w:r>
+        <w:t xml:space="preserve">    // the right separator; C joins with snprintf and SEPARATOR, one %s per</w:t>
+      </w:r>
+    </w:p>
+    <w:p>
+      <w:pPr>
+        <w:pStyle w:val="SourceCode"/>
+      </w:pPr>
+      <w:r>
+        <w:t xml:space="preserve">    // piece: c, SEPARATOR, and the file's name.</w:t>
+      </w:r>
+    </w:p>
+    <w:p>
+      <w:pPr>
+        <w:pStyle w:val="SourceCode"/>
+      </w:pPr>
+      <w:r>
+        <w:t xml:space="preserve">    char path[256] = "";</w:t>
+      </w:r>
+    </w:p>
+    <w:p>
+      <w:pPr>
+        <w:pStyle w:val="SourceCode"/>
+      </w:pPr>
+      <w:r>
+        <w:t xml:space="preserve">    snprintf(path, sizeof path, "%s%s%s", "c", SEPARATOR, "inventory.txt");</w:t>
+      </w:r>
+    </w:p>
+    <w:p>
+      <w:pPr>
+        <w:pStyle w:val="SourceCode"/>
+      </w:pPr>
+    </w:p>
+    <w:p>
+      <w:pPr>
+        <w:pStyle w:val="SourceCode"/>
+      </w:pPr>
+      <w:r>
         <w:t xml:space="preserve">    // Step 1: read the old contents first, to see what the overwrite will</w:t>
       </w:r>
     </w:p>
@@ -1739,31 +1861,39 @@
         <w:pStyle w:val="SourceCode"/>
       </w:pPr>
       <w:r>
-        <w:t xml:space="preserve">    // fopen returns NULL when it cannot, for example when inventory.txt is</w:t>
-      </w:r>
-    </w:p>
-    <w:p>
-      <w:pPr>
-        <w:pStyle w:val="SourceCode"/>
-      </w:pPr>
-      <w:r>
-        <w:t xml:space="preserve">    // not in the working directory. Stopping here means that nothing is</w:t>
-      </w:r>
-    </w:p>
-    <w:p>
-      <w:pPr>
-        <w:pStyle w:val="SourceCode"/>
-      </w:pPr>
-      <w:r>
-        <w:t xml:space="preserve">    // written when the file is missing. Remember, stderr is for errors.</w:t>
-      </w:r>
-    </w:p>
-    <w:p>
-      <w:pPr>
-        <w:pStyle w:val="SourceCode"/>
-      </w:pPr>
-      <w:r>
-        <w:t xml:space="preserve">    FILE *file = fopen("inventory.txt", "r");</w:t>
+        <w:t xml:space="preserve">    // fopen returns NULL when it cannot, for example when the program runs</w:t>
+      </w:r>
+    </w:p>
+    <w:p>
+      <w:pPr>
+        <w:pStyle w:val="SourceCode"/>
+      </w:pPr>
+      <w:r>
+        <w:t xml:space="preserve">    // from a folder that has no inventory.txt in its c folder. Stopping</w:t>
+      </w:r>
+    </w:p>
+    <w:p>
+      <w:pPr>
+        <w:pStyle w:val="SourceCode"/>
+      </w:pPr>
+      <w:r>
+        <w:t xml:space="preserve">    // here means that nothing is written when the file is missing.</w:t>
+      </w:r>
+    </w:p>
+    <w:p>
+      <w:pPr>
+        <w:pStyle w:val="SourceCode"/>
+      </w:pPr>
+      <w:r>
+        <w:t xml:space="preserve">    // Remember, stderr is for errors.</w:t>
+      </w:r>
+    </w:p>
+    <w:p>
+      <w:pPr>
+        <w:pStyle w:val="SourceCode"/>
+      </w:pPr>
+      <w:r>
+        <w:t xml:space="preserve">    FILE *file = fopen(path, "r");</w:t>
       </w:r>
     </w:p>
     <w:p>
@@ -1779,7 +1909,7 @@
         <w:pStyle w:val="SourceCode"/>
       </w:pPr>
       <w:r>
-        <w:t xml:space="preserve">        fprintf(stderr, "Error: could not read inventory.txt\n");</w:t>
+        <w:t xml:space="preserve">        fprintf(stderr, "Error: could not read %s\n", path);</w:t>
       </w:r>
     </w:p>
     <w:p>
@@ -1925,7 +2055,7 @@
         <w:pStyle w:val="SourceCode"/>
       </w:pPr>
       <w:r>
-        <w:t xml:space="preserve">    file = fopen("inventory.txt", "wb");</w:t>
+        <w:t xml:space="preserve">    file = fopen(path, "wb");</w:t>
       </w:r>
     </w:p>
     <w:p>
@@ -1941,7 +2071,7 @@
         <w:pStyle w:val="SourceCode"/>
       </w:pPr>
       <w:r>
-        <w:t xml:space="preserve">        fprintf(stderr, "Error: could not write inventory.txt\n");</w:t>
+        <w:t xml:space="preserve">        fprintf(stderr, "Error: could not write %s\n", path);</w:t>
       </w:r>
     </w:p>
     <w:p>
@@ -2031,7 +2161,7 @@
         <w:pStyle w:val="SourceCode"/>
       </w:pPr>
       <w:r>
-        <w:t xml:space="preserve">    file = fopen("inventory.txt", "r");</w:t>
+        <w:t xml:space="preserve">    file = fopen(path, "r");</w:t>
       </w:r>
     </w:p>
     <w:p>
@@ -2047,7 +2177,7 @@
         <w:pStyle w:val="SourceCode"/>
       </w:pPr>
       <w:r>
-        <w:t xml:space="preserve">        fprintf(stderr, "Error: could not read inventory.txt\n");</w:t>
+        <w:t xml:space="preserve">        fprintf(stderr, "Error: could not read %s\n", path);</w:t>
       </w:r>
     </w:p>
     <w:p>
@@ -2124,7 +2254,7 @@
         <w:pStyle w:val="SourceCode"/>
       </w:pPr>
       <w:r>
-        <w:t xml:space="preserve">    printf("Old contents of inventory.txt:\n");</w:t>
+        <w:t xml:space="preserve">    printf("Old contents of %s:\n", path);</w:t>
       </w:r>
     </w:p>
     <w:p>
@@ -2140,7 +2270,7 @@
         <w:pStyle w:val="SourceCode"/>
       </w:pPr>
       <w:r>
-        <w:t xml:space="preserve">    printf("New contents of inventory.txt:\n");</w:t>
+        <w:t xml:space="preserve">    printf("New contents of %s:\n", path);</w:t>
       </w:r>
     </w:p>
     <w:p>
@@ -2219,7 +2349,7 @@
         <w:keepNext/>
       </w:pPr>
       <w:r>
-        <w:t>Copy-Item outdated-inventory.txt inventory.txt</w:t>
+        <w:t>Copy-Item outdated-inventory.txt .\c\inventory.txt</w:t>
       </w:r>
     </w:p>
     <w:p>
@@ -2267,7 +2397,7 @@
         <w:keepNext/>
       </w:pPr>
       <w:r>
-        <w:t>cp outdated-inventory.txt inventory.txt</w:t>
+        <w:t>cp outdated-inventory.txt ./c/inventory.txt</w:t>
       </w:r>
     </w:p>
     <w:p>
@@ -2310,7 +2440,7 @@
         <w:keepNext/>
       </w:pPr>
       <w:r>
-        <w:t>Old contents of inventory.txt:</w:t>
+        <w:t>Old contents of c\inventory.txt:</w:t>
       </w:r>
     </w:p>
     <w:p>
@@ -2355,7 +2485,7 @@
         <w:keepNext/>
       </w:pPr>
       <w:r>
-        <w:t>New contents of inventory.txt:</w:t>
+        <w:t>New contents of c\inventory.txt:</w:t>
       </w:r>
     </w:p>
     <w:p>
@@ -2394,7 +2524,7 @@
         <w:pStyle w:val="ListBullet"/>
       </w:pPr>
       <w:r>
-        <w:t>The four lines after Old contents of inventory.txt: are what the file held before the overwrite: the outdated inventory that Copy-Item put back, ending in ftp-01.</w:t>
+        <w:t>The Old contents and New contents lines name the file the program works on, .\c\inventory.txt, printed without the .\ at the start.</w:t>
       </w:r>
     </w:p>
     <w:p>
@@ -2402,7 +2532,7 @@
         <w:pStyle w:val="ListBullet"/>
       </w:pPr>
       <w:r>
-        <w:t>The three lines after New contents of inventory.txt: are what the file holds now, read back from the file itself. ftp-01 is gone: nothing of the old contents is left, not even a line at the end, which proves the overwrite replaced all of them.</w:t>
+        <w:t>The four lines after the Old contents line are what the file held before the overwrite: the outdated inventory that Copy-Item put back, ending in ftp-01.</w:t>
       </w:r>
     </w:p>
     <w:p>
@@ -2410,7 +2540,7 @@
         <w:pStyle w:val="ListBullet"/>
       </w:pPr>
       <w:r>
-        <w:t>Run Get-Content inventory.txt (cat on Linux or macOS): it shows the same three new lines. Get-Content outdated-inventory.txt still shows four: your kept copy is the only way back to the old contents.</w:t>
+        <w:t>The three lines after the New contents line are what the file holds now, read back from the file itself. ftp-01 is gone: nothing of the old contents is left, not even a line at the end, which proves the overwrite replaced all of them.</w:t>
       </w:r>
     </w:p>
     <w:p>
@@ -2418,6 +2548,14 @@
         <w:pStyle w:val="ListBullet"/>
       </w:pPr>
       <w:r>
+        <w:t>Run Get-Content .\c\inventory.txt (cat ./c/inventory.txt on Linux or macOS): it shows the same three new lines. Get-Content outdated-inventory.txt still shows four: your kept copy is the only way back to the old contents.</w:t>
+      </w:r>
+    </w:p>
+    <w:p>
+      <w:pPr>
+        <w:pStyle w:val="ListBullet"/>
+      </w:pPr>
+      <w:r>
         <w:t>If New contents shows the four old lines and then the three new ones, the program appended (Lesson 3.4) instead of overwriting: fopen must use "wb", not "ab".</w:t>
       </w:r>
     </w:p>
@@ -2426,7 +2564,7 @@
         <w:pStyle w:val="ListBullet"/>
       </w:pPr>
       <w:r>
-        <w:t>If the program cannot find inventory.txt, check that you ran the Copy-Item line and the program from the lesson-3.5 folder. If Old contents shows the three new lines instead of four, the Copy-Item line was skipped: the file still held the last run's result.</w:t>
+        <w:t>If the program cannot find its inventory.txt, check that you ran the Copy-Item line and the program from the lesson-3.5 folder. If Old contents shows the three new lines instead of four, the Copy-Item line was skipped: the file still held the last run's result.</w:t>
       </w:r>
     </w:p>
     <w:p>
@@ -2491,7 +2629,7 @@
         <w:keepNext/>
       </w:pPr>
       <w:r>
-        <w:t>// fopen, fread, ferror, fgetc, fprintf, and fclose.</w:t>
+        <w:t>// fopen, fread, ferror, fgetc, fprintf, snprintf, and fclose.</w:t>
       </w:r>
     </w:p>
     <w:p>
@@ -2512,6 +2650,67 @@
         <w:pStyle w:val="SourceCode"/>
       </w:pPr>
       <w:r>
+        <w:t>// Remember, #ifdef/#define choose code per system before compiling: \ on</w:t>
+      </w:r>
+    </w:p>
+    <w:p>
+      <w:pPr>
+        <w:pStyle w:val="SourceCode"/>
+      </w:pPr>
+      <w:r>
+        <w:t>// Windows, / on Linux and macOS.</w:t>
+      </w:r>
+    </w:p>
+    <w:p>
+      <w:pPr>
+        <w:pStyle w:val="SourceCode"/>
+      </w:pPr>
+      <w:r>
+        <w:t>#ifdef _WIN32</w:t>
+      </w:r>
+    </w:p>
+    <w:p>
+      <w:pPr>
+        <w:pStyle w:val="SourceCode"/>
+      </w:pPr>
+      <w:r>
+        <w:t>#define SEPARATOR "\\"</w:t>
+      </w:r>
+    </w:p>
+    <w:p>
+      <w:pPr>
+        <w:pStyle w:val="SourceCode"/>
+      </w:pPr>
+      <w:r>
+        <w:t>#else</w:t>
+      </w:r>
+    </w:p>
+    <w:p>
+      <w:pPr>
+        <w:pStyle w:val="SourceCode"/>
+      </w:pPr>
+      <w:r>
+        <w:t>#define SEPARATOR "/"</w:t>
+      </w:r>
+    </w:p>
+    <w:p>
+      <w:pPr>
+        <w:pStyle w:val="SourceCode"/>
+      </w:pPr>
+      <w:r>
+        <w:t>#endif</w:t>
+      </w:r>
+    </w:p>
+    <w:p>
+      <w:pPr>
+        <w:pStyle w:val="SourceCode"/>
+      </w:pPr>
+    </w:p>
+    <w:p>
+      <w:pPr>
+        <w:pStyle w:val="SourceCode"/>
+      </w:pPr>
+      <w:r>
         <w:t>// Reads the whole text file at path into contents, which has room for</w:t>
       </w:r>
     </w:p>
@@ -2953,15 +3152,39 @@
         <w:pStyle w:val="SourceCode"/>
       </w:pPr>
       <w:r>
-        <w:t xml:space="preserve">    // Remember, a relative path starts from the working directory.</w:t>
-      </w:r>
-    </w:p>
-    <w:p>
-      <w:pPr>
-        <w:pStyle w:val="SourceCode"/>
-      </w:pPr>
-      <w:r>
-        <w:t xml:space="preserve">    const char *path = "inventory.txt";</w:t>
+        <w:t xml:space="preserve">    // The file is inventory.txt in the c folder, so the C programs write</w:t>
+      </w:r>
+    </w:p>
+    <w:p>
+      <w:pPr>
+        <w:pStyle w:val="SourceCode"/>
+      </w:pPr>
+      <w:r>
+        <w:t xml:space="preserve">    // only inside their own folder. Remember, a relative path starts from</w:t>
+      </w:r>
+    </w:p>
+    <w:p>
+      <w:pPr>
+        <w:pStyle w:val="SourceCode"/>
+      </w:pPr>
+      <w:r>
+        <w:t xml:space="preserve">    // the working directory, and C joins with snprintf and SEPARATOR.</w:t>
+      </w:r>
+    </w:p>
+    <w:p>
+      <w:pPr>
+        <w:pStyle w:val="SourceCode"/>
+      </w:pPr>
+      <w:r>
+        <w:t xml:space="preserve">    char path[256] = "";</w:t>
+      </w:r>
+    </w:p>
+    <w:p>
+      <w:pPr>
+        <w:pStyle w:val="SourceCode"/>
+      </w:pPr>
+      <w:r>
+        <w:t xml:space="preserve">    snprintf(path, sizeof path, "%s%s%s", "c", SEPARATOR, "inventory.txt");</w:t>
       </w:r>
     </w:p>
     <w:p>
@@ -3027,31 +3250,31 @@
         <w:pStyle w:val="SourceCode"/>
       </w:pPr>
       <w:r>
-        <w:t xml:space="preserve">    // Step 1: read the old contents first. When inventory.txt is missing,</w:t>
-      </w:r>
-    </w:p>
-    <w:p>
-      <w:pPr>
-        <w:pStyle w:val="SourceCode"/>
-      </w:pPr>
-      <w:r>
-        <w:t xml:space="preserve">    // the program stops here, before anything is written, so it never</w:t>
-      </w:r>
-    </w:p>
-    <w:p>
-      <w:pPr>
-        <w:pStyle w:val="SourceCode"/>
-      </w:pPr>
-      <w:r>
-        <w:t xml:space="preserve">    // creates a new inventory.txt in the wrong folder. Remember, stderr is</w:t>
-      </w:r>
-    </w:p>
-    <w:p>
-      <w:pPr>
-        <w:pStyle w:val="SourceCode"/>
-      </w:pPr>
-      <w:r>
-        <w:t xml:space="preserve">    // for errors only.</w:t>
+        <w:t xml:space="preserve">    // Step 1: read the old contents first. When the file is missing, the</w:t>
+      </w:r>
+    </w:p>
+    <w:p>
+      <w:pPr>
+        <w:pStyle w:val="SourceCode"/>
+      </w:pPr>
+      <w:r>
+        <w:t xml:space="preserve">    // program stops here, before anything is written, so it never creates</w:t>
+      </w:r>
+    </w:p>
+    <w:p>
+      <w:pPr>
+        <w:pStyle w:val="SourceCode"/>
+      </w:pPr>
+      <w:r>
+        <w:t xml:space="preserve">    // a new inventory.txt in the wrong folder. Remember, stderr is for</w:t>
+      </w:r>
+    </w:p>
+    <w:p>
+      <w:pPr>
+        <w:pStyle w:val="SourceCode"/>
+      </w:pPr>
+      <w:r>
+        <w:t xml:space="preserve">    // errors only.</w:t>
       </w:r>
     </w:p>
     <w:p>
@@ -3289,7 +3512,7 @@
         <w:keepNext/>
       </w:pPr>
       <w:r>
-        <w:t>Copy-Item outdated-inventory.txt inventory.txt</w:t>
+        <w:t>Copy-Item outdated-inventory.txt .\c\inventory.txt</w:t>
       </w:r>
     </w:p>
     <w:p>
@@ -3346,7 +3569,7 @@
         <w:keepNext/>
       </w:pPr>
       <w:r>
-        <w:t>cp outdated-inventory.txt inventory.txt</w:t>
+        <w:t>cp outdated-inventory.txt ./c/inventory.txt</w:t>
       </w:r>
     </w:p>
     <w:p>
@@ -3398,7 +3621,7 @@
         <w:keepNext/>
       </w:pPr>
       <w:r>
-        <w:t>Old contents of inventory.txt:</w:t>
+        <w:t>Old contents of c\inventory.txt:</w:t>
       </w:r>
     </w:p>
     <w:p>
@@ -3443,7 +3666,7 @@
         <w:keepNext/>
       </w:pPr>
       <w:r>
-        <w:t>New contents of inventory.txt:</w:t>
+        <w:t>New contents of c\inventory.txt:</w:t>
       </w:r>
     </w:p>
     <w:p>
@@ -3498,7 +3721,7 @@
         <w:pStyle w:val="ListBullet"/>
       </w:pPr>
       <w:r>
-        <w:t>If the program cannot find inventory.txt, check that you ran the Copy-Item line and the program from the lesson-3.5 folder. If Old contents shows the three new lines instead of four, the Copy-Item line was skipped: the file still held the last run's result.</w:t>
+        <w:t>If the program cannot find its inventory.txt, check that you ran the Copy-Item line and the program from the lesson-3.5 folder. If Old contents shows the three new lines instead of four, the Copy-Item line was skipped: the file still held the last run's result.</w:t>
       </w:r>
     </w:p>
     <w:p>
@@ -3527,7 +3750,7 @@
         <w:keepNext/>
       </w:pPr>
       <w:r>
-        <w:t>Now see why the program reads first. Set-Location .. moves the terminal up one folder, into the folder that holds lesson-3.5, where there is no inventory.txt. The program runs from there, $LASTEXITCODE shows its exit code, Test-Path shows whether an inventory.txt now exists in that folder, and Set-Location "$HOME\spa\lesson-3.5" moves back.</w:t>
+        <w:t>Now see why the program reads first. Set-Location .. moves the terminal up one folder, into the folder that holds lesson-3.5, where there is no c folder and no inventory.txt. The program runs from there, $LASTEXITCODE shows its exit code, Test-Path shows whether .\c\inventory.txt now exists there, and Set-Location "$HOME\spa\lesson-3.5" moves back.</w:t>
       </w:r>
     </w:p>
     <w:p>
@@ -3568,7 +3791,7 @@
         <w:keepNext/>
       </w:pPr>
       <w:r>
-        <w:t>Test-Path inventory.txt</w:t>
+        <w:t>Test-Path .\c\inventory.txt</w:t>
       </w:r>
     </w:p>
     <w:p>
@@ -3638,7 +3861,7 @@
         <w:keepNext/>
       </w:pPr>
       <w:r>
-        <w:t>ls inventory.txt</w:t>
+        <w:t>ls ./c/inventory.txt</w:t>
       </w:r>
     </w:p>
     <w:p>
@@ -3672,17 +3895,20 @@
         <w:pStyle w:val="RequiredOutput"/>
       </w:pPr>
       <w:r>
-        <w:t>Error: could not read inventory.txt</w:t>
-      </w:r>
-    </w:p>
-    <w:p>
-      <w:pPr>
-        <w:keepNext/>
-      </w:pPr>
-    </w:p>
-    <w:p>
-      <w:r>
-        <w:t>C has no error object, so the program writes this message itself. Then $LASTEXITCODE prints 1 and Test-Path prints False (on Linux or macOS, echo $? prints 1 and ls reports that inventory.txt does not exist). The read in step 1 failed, so the program stopped before step 2: it wrote nothing and created no inventory.txt in the wrong folder. Without that first read, the write would have created a new inventory.txt there and reported success, and the real inventory in lesson-3.5 would still be outdated.</w:t>
+        <w:t>Error: could not read c\inventory.txt</w:t>
+      </w:r>
+    </w:p>
+    <w:p>
+      <w:pPr>
+        <w:keepNext/>
+      </w:pPr>
+    </w:p>
+    <w:p>
+      <w:r>
+        <w:t>C has no error object, so the program writes this message itself, with the path it tried. Then $LASTEXITCODE prints 1 and Test-Path prints False (on Linux or macOS, echo $? prints 1 and ls reports that the file does not exist). The read in step 1 failed, so the program stopped before step 2: it wrote nothing and created no inventory.txt in the wrong folder. Without that first read, a run from the wrong folder could still write: from another lesson's folder, such as lesson-3.4, which has its own c folder, th</w:t>
+      </w:r>
+      <w:r>
+        <w:t>e write would create a new inventory.txt there and report success, and the real inventory in lesson-3.5 would still be outdated.</w:t>
       </w:r>
     </w:p>
     <w:p>
@@ -3804,7 +4030,7 @@
     </w:p>
     <w:p>
       <w:r>
-        <w:t>Start with the most direct version: main reads the old contents of inventory.txt through one std::ifstream, overwrites the file through a std::ofstream, reads the new contents through a second std::ifstream, and prints both. This Basic version trusts every step; the Production-Minded version checks them. Every step is commented, so read the comments as you type it.</w:t>
+        <w:t>Start with the most direct version: main joins cpp and inventory.txt into the path with std::filesystem::path and /, reads the old contents of the file through one std::ifstream, overwrites the file through a std::ofstream, reads the new contents through a second std::ifstream, and prints both. This Basic version trusts every step; the Production-Minded version checks them. Every step is commented, so read the comments as you type it.</w:t>
       </w:r>
     </w:p>
     <w:p>
@@ -3826,16 +4052,32 @@
         <w:keepNext/>
       </w:pPr>
       <w:r>
-        <w:t>// Remember, #include adds the declarations we need: fstream for</w:t>
-      </w:r>
-    </w:p>
-    <w:p>
-      <w:pPr>
-        <w:pStyle w:val="SourceCode"/>
-        <w:keepNext/>
-      </w:pPr>
-      <w:r>
-        <w:t>// std::ifstream and std::ofstream, and sstream for std::ostringstream.</w:t>
+        <w:t>// Remember, #include adds the declarations we need: filesystem for</w:t>
+      </w:r>
+    </w:p>
+    <w:p>
+      <w:pPr>
+        <w:pStyle w:val="SourceCode"/>
+        <w:keepNext/>
+      </w:pPr>
+      <w:r>
+        <w:t>// std::filesystem::path, fstream for std::ifstream and std::ofstream,</w:t>
+      </w:r>
+    </w:p>
+    <w:p>
+      <w:pPr>
+        <w:pStyle w:val="SourceCode"/>
+      </w:pPr>
+      <w:r>
+        <w:t>// sstream for std::ostringstream, and string for std::string.</w:t>
+      </w:r>
+    </w:p>
+    <w:p>
+      <w:pPr>
+        <w:pStyle w:val="SourceCode"/>
+      </w:pPr>
+      <w:r>
+        <w:t>#include &lt;filesystem&gt;</w:t>
       </w:r>
     </w:p>
     <w:p>
@@ -3866,6 +4108,14 @@
       <w:pPr>
         <w:pStyle w:val="SourceCode"/>
       </w:pPr>
+      <w:r>
+        <w:t>#include &lt;string&gt;</w:t>
+      </w:r>
+    </w:p>
+    <w:p>
+      <w:pPr>
+        <w:pStyle w:val="SourceCode"/>
+      </w:pPr>
     </w:p>
     <w:p>
       <w:pPr>
@@ -3888,6 +4138,59 @@
         <w:pStyle w:val="SourceCode"/>
       </w:pPr>
       <w:r>
+        <w:t xml:space="preserve">    // The file is inventory.txt in the cpp folder, so the C++ programs</w:t>
+      </w:r>
+    </w:p>
+    <w:p>
+      <w:pPr>
+        <w:pStyle w:val="SourceCode"/>
+      </w:pPr>
+      <w:r>
+        <w:t xml:space="preserve">    // write only inside their own folder. Remember, join builds the path</w:t>
+      </w:r>
+    </w:p>
+    <w:p>
+      <w:pPr>
+        <w:pStyle w:val="SourceCode"/>
+      </w:pPr>
+      <w:r>
+        <w:t xml:space="preserve">    // with the right separator; in C++, / joins two parts of a</w:t>
+      </w:r>
+    </w:p>
+    <w:p>
+      <w:pPr>
+        <w:pStyle w:val="SourceCode"/>
+      </w:pPr>
+      <w:r>
+        <w:t xml:space="preserve">    // std::filesystem::path, and string() turns the path into text.</w:t>
+      </w:r>
+    </w:p>
+    <w:p>
+      <w:pPr>
+        <w:pStyle w:val="SourceCode"/>
+      </w:pPr>
+      <w:r>
+        <w:t xml:space="preserve">    const std::string path =</w:t>
+      </w:r>
+    </w:p>
+    <w:p>
+      <w:pPr>
+        <w:pStyle w:val="SourceCode"/>
+      </w:pPr>
+      <w:r>
+        <w:t xml:space="preserve">        (std::filesystem::path("cpp") / "inventory.txt").string();</w:t>
+      </w:r>
+    </w:p>
+    <w:p>
+      <w:pPr>
+        <w:pStyle w:val="SourceCode"/>
+      </w:pPr>
+    </w:p>
+    <w:p>
+      <w:pPr>
+        <w:pStyle w:val="SourceCode"/>
+      </w:pPr>
+      <w:r>
         <w:t xml:space="preserve">    // Step 1: read the old contents first, to see what the overwrite will</w:t>
       </w:r>
     </w:p>
@@ -3920,7 +4223,7 @@
         <w:pStyle w:val="SourceCode"/>
       </w:pPr>
       <w:r>
-        <w:t xml:space="preserve">    std::ifstream oldFile("inventory.txt");</w:t>
+        <w:t xml:space="preserve">    std::ifstream oldFile(path);</w:t>
       </w:r>
     </w:p>
     <w:p>
@@ -4029,7 +4332,7 @@
         <w:pStyle w:val="SourceCode"/>
       </w:pPr>
       <w:r>
-        <w:t xml:space="preserve">    std::ofstream file("inventory.txt", std::ios::binary);</w:t>
+        <w:t xml:space="preserve">    std::ofstream file(path, std::ios::binary);</w:t>
       </w:r>
     </w:p>
     <w:p>
@@ -4095,7 +4398,7 @@
         <w:pStyle w:val="SourceCode"/>
       </w:pPr>
       <w:r>
-        <w:t xml:space="preserve">    std::ifstream newFile("inventory.txt");</w:t>
+        <w:t xml:space="preserve">    std::ifstream newFile(path);</w:t>
       </w:r>
     </w:p>
     <w:p>
@@ -4148,7 +4451,7 @@
         <w:pStyle w:val="SourceCode"/>
       </w:pPr>
       <w:r>
-        <w:t xml:space="preserve">    std::cout &lt;&lt; "Old contents of inventory.txt:\n";</w:t>
+        <w:t xml:space="preserve">    std::cout &lt;&lt; "Old contents of " &lt;&lt; path &lt;&lt; ":\n";</w:t>
       </w:r>
     </w:p>
     <w:p>
@@ -4164,7 +4467,7 @@
         <w:pStyle w:val="SourceCode"/>
       </w:pPr>
       <w:r>
-        <w:t xml:space="preserve">    std::cout &lt;&lt; "New contents of inventory.txt:\n";</w:t>
+        <w:t xml:space="preserve">    std::cout &lt;&lt; "New contents of " &lt;&lt; path &lt;&lt; ":\n";</w:t>
       </w:r>
     </w:p>
     <w:p>
@@ -4243,7 +4546,7 @@
         <w:keepNext/>
       </w:pPr>
       <w:r>
-        <w:t>Copy-Item outdated-inventory.txt inventory.txt</w:t>
+        <w:t>Copy-Item outdated-inventory.txt .\cpp\inventory.txt</w:t>
       </w:r>
     </w:p>
     <w:p>
@@ -4291,7 +4594,7 @@
         <w:keepNext/>
       </w:pPr>
       <w:r>
-        <w:t>cp outdated-inventory.txt inventory.txt</w:t>
+        <w:t>cp outdated-inventory.txt ./cpp/inventory.txt</w:t>
       </w:r>
     </w:p>
     <w:p>
@@ -4334,7 +4637,7 @@
         <w:keepNext/>
       </w:pPr>
       <w:r>
-        <w:t>Old contents of inventory.txt:</w:t>
+        <w:t>Old contents of cpp\inventory.txt:</w:t>
       </w:r>
     </w:p>
     <w:p>
@@ -4379,7 +4682,7 @@
         <w:keepNext/>
       </w:pPr>
       <w:r>
-        <w:t>New contents of inventory.txt:</w:t>
+        <w:t>New contents of cpp\inventory.txt:</w:t>
       </w:r>
     </w:p>
     <w:p>
@@ -4418,7 +4721,7 @@
         <w:pStyle w:val="ListBullet"/>
       </w:pPr>
       <w:r>
-        <w:t>The four lines after Old contents of inventory.txt: are what the file held before the overwrite: the outdated inventory that Copy-Item put back, ending in ftp-01.</w:t>
+        <w:t>The Old contents and New contents lines name the file the program works on, .\cpp\inventory.txt, printed without the .\ at the start.</w:t>
       </w:r>
     </w:p>
     <w:p>
@@ -4426,7 +4729,7 @@
         <w:pStyle w:val="ListBullet"/>
       </w:pPr>
       <w:r>
-        <w:t>The three lines after New contents of inventory.txt: are what the file holds now, read back from the file itself. ftp-01 is gone: nothing of the old contents is left, not even a line at the end, which proves the overwrite replaced all of them.</w:t>
+        <w:t>The four lines after the Old contents line are what the file held before the overwrite: the outdated inventory that Copy-Item put back, ending in ftp-01.</w:t>
       </w:r>
     </w:p>
     <w:p>
@@ -4434,7 +4737,7 @@
         <w:pStyle w:val="ListBullet"/>
       </w:pPr>
       <w:r>
-        <w:t>Run Get-Content inventory.txt (cat on Linux or macOS): it shows the same three new lines. Get-Content outdated-inventory.txt still shows four: your kept copy is the only way back to the old contents.</w:t>
+        <w:t>The three lines after the New contents line are what the file holds now, read back from the file itself. ftp-01 is gone: nothing of the old contents is left, not even a line at the end, which proves the overwrite replaced all of them.</w:t>
       </w:r>
     </w:p>
     <w:p>
@@ -4442,7 +4745,7 @@
         <w:pStyle w:val="ListBullet"/>
       </w:pPr>
       <w:r>
-        <w:t>If Old contents of inventory.txt: is followed by no lines, the file did not open for reading, and this Basic version does not check: a std::ofstream then creates a new inventory.txt in the folder you ran it from. Run it from the lesson-3.5 folder. If New contents shows the four old lines and then the three new ones, the program appended (Lesson 3.4) instead of overwriting: the std::ofstream must be opened with std::ios::binary only, not std::ios::app.</w:t>
+        <w:t>Run Get-Content .\cpp\inventory.txt (cat ./cpp/inventory.txt on Linux or macOS): it shows the same three new lines. Get-Content outdated-inventory.txt still shows four: your kept copy is the only way back to the old contents.</w:t>
       </w:r>
     </w:p>
     <w:p>
@@ -4450,7 +4753,7 @@
         <w:pStyle w:val="ListBullet"/>
       </w:pPr>
       <w:r>
-        <w:t>If the program cannot find inventory.txt, check that you ran the Copy-Item line and the program from the lesson-3.5 folder. If Old contents shows the three new lines instead of four, the Copy-Item line was skipped: the file still held the last run's result.</w:t>
+        <w:t>If the Old contents line is followed by no lines, the file did not open for reading, and this Basic version does not check: a std::ofstream then creates a new inventory.txt in the cpp folder of the folder you ran it from, if it has one. Run it from the lesson-3.5 folder. If New contents shows the four old lines and then the three new ones, the program appended (Lesson 3.4) instead of overwriting: the std::ofstream must be opened with std::ios::binary only, not std::ios::app.</w:t>
       </w:r>
     </w:p>
     <w:p>
@@ -4458,6 +4761,14 @@
         <w:pStyle w:val="ListBullet"/>
       </w:pPr>
       <w:r>
+        <w:t>If the program cannot find its inventory.txt, check that you ran the Copy-Item line and the program from the lesson-3.5 folder. If Old contents shows the three new lines instead of four, the Copy-Item line was skipped: the file still held the last run's result.</w:t>
+      </w:r>
+    </w:p>
+    <w:p>
+      <w:pPr>
+        <w:pStyle w:val="ListBullet"/>
+      </w:pPr>
+      <w:r>
         <w:t>If the build fails with another message, read the first error: it names the file and line to fix.</w:t>
       </w:r>
     </w:p>
@@ -4506,24 +4817,40 @@
         <w:keepNext/>
       </w:pPr>
       <w:r>
-        <w:t>// Remember, #include adds the declarations we need: fstream for the file</w:t>
-      </w:r>
-    </w:p>
-    <w:p>
-      <w:pPr>
-        <w:pStyle w:val="SourceCode"/>
-        <w:keepNext/>
-      </w:pPr>
-      <w:r>
-        <w:t>// streams, sstream for std::ostringstream, stdexcept for</w:t>
-      </w:r>
-    </w:p>
-    <w:p>
-      <w:pPr>
-        <w:pStyle w:val="SourceCode"/>
-      </w:pPr>
-      <w:r>
-        <w:t>// std::runtime_error, and string for std::string.</w:t>
+        <w:t>// Remember, #include adds the declarations we need: filesystem for</w:t>
+      </w:r>
+    </w:p>
+    <w:p>
+      <w:pPr>
+        <w:pStyle w:val="SourceCode"/>
+        <w:keepNext/>
+      </w:pPr>
+      <w:r>
+        <w:t>// std::filesystem::path, fstream for the file streams, sstream for</w:t>
+      </w:r>
+    </w:p>
+    <w:p>
+      <w:pPr>
+        <w:pStyle w:val="SourceCode"/>
+      </w:pPr>
+      <w:r>
+        <w:t>// std::ostringstream, stdexcept for std::runtime_error, and string for</w:t>
+      </w:r>
+    </w:p>
+    <w:p>
+      <w:pPr>
+        <w:pStyle w:val="SourceCode"/>
+      </w:pPr>
+      <w:r>
+        <w:t>// std::string.</w:t>
+      </w:r>
+    </w:p>
+    <w:p>
+      <w:pPr>
+        <w:pStyle w:val="SourceCode"/>
+      </w:pPr>
+      <w:r>
+        <w:t>#include &lt;filesystem&gt;</w:t>
       </w:r>
     </w:p>
     <w:p>
@@ -4916,15 +5243,47 @@
         <w:pStyle w:val="SourceCode"/>
       </w:pPr>
       <w:r>
-        <w:t xml:space="preserve">    // Remember, a relative path starts from the working directory.</w:t>
-      </w:r>
-    </w:p>
-    <w:p>
-      <w:pPr>
-        <w:pStyle w:val="SourceCode"/>
-      </w:pPr>
-      <w:r>
-        <w:t xml:space="preserve">    const std::string path = "inventory.txt";</w:t>
+        <w:t xml:space="preserve">    // The file is inventory.txt in the cpp folder, so the C++ programs</w:t>
+      </w:r>
+    </w:p>
+    <w:p>
+      <w:pPr>
+        <w:pStyle w:val="SourceCode"/>
+      </w:pPr>
+      <w:r>
+        <w:t xml:space="preserve">    // write only inside their own folder. Remember, a relative path starts</w:t>
+      </w:r>
+    </w:p>
+    <w:p>
+      <w:pPr>
+        <w:pStyle w:val="SourceCode"/>
+      </w:pPr>
+      <w:r>
+        <w:t xml:space="preserve">    // from the working directory, / joins the parts of a</w:t>
+      </w:r>
+    </w:p>
+    <w:p>
+      <w:pPr>
+        <w:pStyle w:val="SourceCode"/>
+      </w:pPr>
+      <w:r>
+        <w:t xml:space="preserve">    // std::filesystem::path, and string() turns it into text.</w:t>
+      </w:r>
+    </w:p>
+    <w:p>
+      <w:pPr>
+        <w:pStyle w:val="SourceCode"/>
+      </w:pPr>
+      <w:r>
+        <w:t xml:space="preserve">    const std::string path =</w:t>
+      </w:r>
+    </w:p>
+    <w:p>
+      <w:pPr>
+        <w:pStyle w:val="SourceCode"/>
+      </w:pPr>
+      <w:r>
+        <w:t xml:space="preserve">        (std::filesystem::path("cpp") / "inventory.txt").string();</w:t>
       </w:r>
     </w:p>
     <w:p>
@@ -4974,7 +5333,7 @@
         <w:pStyle w:val="SourceCode"/>
       </w:pPr>
       <w:r>
-        <w:t xml:space="preserve">    // Step 1 reads the old contents first. When inventory.txt is missing,</w:t>
+        <w:t xml:space="preserve">    // Step 1 reads the old contents first. When the file is missing,</w:t>
       </w:r>
     </w:p>
     <w:p>
@@ -5173,7 +5532,7 @@
         <w:keepNext/>
       </w:pPr>
       <w:r>
-        <w:t>Copy-Item outdated-inventory.txt inventory.txt</w:t>
+        <w:t>Copy-Item outdated-inventory.txt .\cpp\inventory.txt</w:t>
       </w:r>
     </w:p>
     <w:p>
@@ -5230,7 +5589,7 @@
         <w:keepNext/>
       </w:pPr>
       <w:r>
-        <w:t>cp outdated-inventory.txt inventory.txt</w:t>
+        <w:t>cp outdated-inventory.txt ./cpp/inventory.txt</w:t>
       </w:r>
     </w:p>
     <w:p>
@@ -5282,7 +5641,7 @@
         <w:keepNext/>
       </w:pPr>
       <w:r>
-        <w:t>Old contents of inventory.txt:</w:t>
+        <w:t>Old contents of cpp\inventory.txt:</w:t>
       </w:r>
     </w:p>
     <w:p>
@@ -5327,7 +5686,7 @@
         <w:keepNext/>
       </w:pPr>
       <w:r>
-        <w:t>New contents of inventory.txt:</w:t>
+        <w:t>New contents of cpp\inventory.txt:</w:t>
       </w:r>
     </w:p>
     <w:p>
@@ -5382,7 +5741,7 @@
         <w:pStyle w:val="ListBullet"/>
       </w:pPr>
       <w:r>
-        <w:t>If the program cannot find inventory.txt, check that you ran the Copy-Item line and the program from the lesson-3.5 folder. If Old contents shows the three new lines instead of four, the Copy-Item line was skipped: the file still held the last run's result.</w:t>
+        <w:t>If the program cannot find its inventory.txt, check that you ran the Copy-Item line and the program from the lesson-3.5 folder. If Old contents shows the three new lines instead of four, the Copy-Item line was skipped: the file still held the last run's result.</w:t>
       </w:r>
     </w:p>
     <w:p>
@@ -5411,7 +5770,7 @@
         <w:keepNext/>
       </w:pPr>
       <w:r>
-        <w:t>Now see why the program reads first. Set-Location .. moves the terminal up one folder, into the folder that holds lesson-3.5, where there is no inventory.txt. The program runs from there, $LASTEXITCODE shows its exit code, Test-Path shows whether an inventory.txt now exists in that folder, and Set-Location "$HOME\spa\lesson-3.5" moves back.</w:t>
+        <w:t>Now see why the program reads first. Set-Location .. moves the terminal up one folder, into the folder that holds lesson-3.5, where there is no cpp folder and no inventory.txt. The program runs from there, $LASTEXITCODE shows its exit code, Test-Path shows whether .\cpp\inventory.txt now exists there, and Set-Location "$HOME\spa\lesson-3.5" moves back.</w:t>
       </w:r>
     </w:p>
     <w:p>
@@ -5452,7 +5811,7 @@
         <w:keepNext/>
       </w:pPr>
       <w:r>
-        <w:t>Test-Path inventory.txt</w:t>
+        <w:t>Test-Path .\cpp\inventory.txt</w:t>
       </w:r>
     </w:p>
     <w:p>
@@ -5522,7 +5881,7 @@
         <w:keepNext/>
       </w:pPr>
       <w:r>
-        <w:t>ls inventory.txt</w:t>
+        <w:t>ls ./cpp/inventory.txt</w:t>
       </w:r>
     </w:p>
     <w:p>
@@ -5556,20 +5915,20 @@
         <w:pStyle w:val="RequiredOutput"/>
       </w:pPr>
       <w:r>
-        <w:t>Error: could not read inventory.txt</w:t>
-      </w:r>
-    </w:p>
-    <w:p>
-      <w:pPr>
-        <w:keepNext/>
-      </w:pPr>
-    </w:p>
-    <w:p>
-      <w:r>
-        <w:t>A std::ifstream gives no reason for a failure, so readTextFile writes this message itself. Then $LASTEXITCODE prints 1 and Test-Path prints False (on Linux or macOS, echo $? prints 1 and ls reports that inventory.txt does not exist). The read in step 1 failed, so the program stopped before step 2: it wrote nothing and created no inventory.txt in the wrong folder. Without that first read, the write would have created a new inventory.txt there and reported success, and the real inventory in lesson-3.5 would s</w:t>
-      </w:r>
-      <w:r>
-        <w:t>till be outdated.</w:t>
+        <w:t>Error: could not read cpp\inventory.txt</w:t>
+      </w:r>
+    </w:p>
+    <w:p>
+      <w:pPr>
+        <w:keepNext/>
+      </w:pPr>
+    </w:p>
+    <w:p>
+      <w:r>
+        <w:t>A std::ifstream gives no reason for a failure, so readTextFile writes this message itself, with the path it tried. Then $LASTEXITCODE prints 1 and Test-Path prints False (on Linux or macOS, echo $? prints 1 and ls reports that the file does not exist). The read in step 1 failed, so the program stopped before step 2: it wrote nothing and created no inventory.txt in the wrong folder. Without that first read, a run from the wrong folder could still write: from another lesson's folder, such as lesson-3.4, which</w:t>
+      </w:r>
+      <w:r>
+        <w:t xml:space="preserve"> has its own cpp folder, the write would create a new inventory.txt there and report success, and the real inventory in lesson-3.5 would still be outdated.</w:t>
       </w:r>
     </w:p>
     <w:p>
@@ -5603,7 +5962,7 @@
         <w:pStyle w:val="ListBullet"/>
       </w:pPr>
       <w:r>
-        <w:t>The Basic version trusts every step. From the wrong folder, its std::ifstream quietly reads nothing and its std::ofstream creates a new inventory.txt there. The Production-Minded version reads first and stops.</w:t>
+        <w:t>The Basic version trusts every step. From the wrong folder, its std::ifstream quietly reads nothing, and its std::ofstream creates a new inventory.txt in that folder's cpp folder, if there is one, or quietly fails. The Production-Minded version reads first and stops.</w:t>
       </w:r>
     </w:p>
     <w:p>
@@ -5691,7 +6050,7 @@
     </w:p>
     <w:p>
       <w:r>
-        <w:t>Start with the most direct version: Main reads the old contents with File.ReadAllText, overwrites inventory.txt with File.WriteAllText, reads the new contents, and prints both with Console.Write. This Basic version trusts every step; the Production-Minded version checks them. Every step is commented, so read the comments as you type it.</w:t>
+        <w:t>Start with the most direct version: Main joins csharp and inventory.txt into the path with Path.Combine, reads the old contents with File.ReadAllText, overwrites the file with File.WriteAllText, reads the new contents, and prints both with Console.Write. This Basic version trusts every step; the Production-Minded version checks them. Every step is commented, so read the comments as you type it.</w:t>
       </w:r>
     </w:p>
     <w:p>
@@ -5722,7 +6081,7 @@
         <w:keepNext/>
       </w:pPr>
       <w:r>
-        <w:t>// System.IO; adds File.</w:t>
+        <w:t>// System.IO; adds File and Path.</w:t>
       </w:r>
     </w:p>
     <w:p>
@@ -5791,6 +6150,51 @@
         <w:pStyle w:val="SourceCode"/>
       </w:pPr>
       <w:r>
+        <w:t xml:space="preserve">        // The file is inventory.txt in the csharp folder, so the C#</w:t>
+      </w:r>
+    </w:p>
+    <w:p>
+      <w:pPr>
+        <w:pStyle w:val="SourceCode"/>
+      </w:pPr>
+      <w:r>
+        <w:t xml:space="preserve">        // programs write only inside their own folder. Remember, join</w:t>
+      </w:r>
+    </w:p>
+    <w:p>
+      <w:pPr>
+        <w:pStyle w:val="SourceCode"/>
+      </w:pPr>
+      <w:r>
+        <w:t xml:space="preserve">        // builds the path with the right separator; C# joins with</w:t>
+      </w:r>
+    </w:p>
+    <w:p>
+      <w:pPr>
+        <w:pStyle w:val="SourceCode"/>
+      </w:pPr>
+      <w:r>
+        <w:t xml:space="preserve">        // Path.Combine, which takes any number of parts.</w:t>
+      </w:r>
+    </w:p>
+    <w:p>
+      <w:pPr>
+        <w:pStyle w:val="SourceCode"/>
+      </w:pPr>
+      <w:r>
+        <w:t xml:space="preserve">        string path = Path.Combine("csharp", "inventory.txt");</w:t>
+      </w:r>
+    </w:p>
+    <w:p>
+      <w:pPr>
+        <w:pStyle w:val="SourceCode"/>
+      </w:pPr>
+    </w:p>
+    <w:p>
+      <w:pPr>
+        <w:pStyle w:val="SourceCode"/>
+      </w:pPr>
+      <w:r>
         <w:t xml:space="preserve">        // Step 1: read the old contents first, to see what the overwrite</w:t>
       </w:r>
     </w:p>
@@ -5815,7 +6219,7 @@
         <w:pStyle w:val="SourceCode"/>
       </w:pPr>
       <w:r>
-        <w:t xml:space="preserve">        string oldContents = File.ReadAllText("inventory.txt");</w:t>
+        <w:t xml:space="preserve">        string oldContents = File.ReadAllText(path);</w:t>
       </w:r>
     </w:p>
     <w:p>
@@ -5892,7 +6296,7 @@
         <w:pStyle w:val="SourceCode"/>
       </w:pPr>
       <w:r>
-        <w:t xml:space="preserve">        File.WriteAllText("inventory.txt", "web-01\ndb-01\nbackup-01\n");</w:t>
+        <w:t xml:space="preserve">        File.WriteAllText(path, "web-01\ndb-01\nbackup-01\n");</w:t>
       </w:r>
     </w:p>
     <w:p>
@@ -5913,7 +6317,7 @@
         <w:pStyle w:val="SourceCode"/>
       </w:pPr>
       <w:r>
-        <w:t xml:space="preserve">        string newContents = File.ReadAllText("inventory.txt");</w:t>
+        <w:t xml:space="preserve">        string newContents = File.ReadAllText(path);</w:t>
       </w:r>
     </w:p>
     <w:p>
@@ -5942,7 +6346,7 @@
         <w:pStyle w:val="SourceCode"/>
       </w:pPr>
       <w:r>
-        <w:t xml:space="preserve">        Console.WriteLine("Old contents of inventory.txt:");</w:t>
+        <w:t xml:space="preserve">        Console.WriteLine("Old contents of " + path + ":");</w:t>
       </w:r>
     </w:p>
     <w:p>
@@ -5958,7 +6362,7 @@
         <w:pStyle w:val="SourceCode"/>
       </w:pPr>
       <w:r>
-        <w:t xml:space="preserve">        Console.WriteLine("New contents of inventory.txt:");</w:t>
+        <w:t xml:space="preserve">        Console.WriteLine("New contents of " + path + ":");</w:t>
       </w:r>
     </w:p>
     <w:p>
@@ -6036,7 +6440,7 @@
         <w:keepNext/>
       </w:pPr>
       <w:r>
-        <w:t>Copy-Item outdated-inventory.txt inventory.txt</w:t>
+        <w:t>Copy-Item outdated-inventory.txt .\csharp\inventory.txt</w:t>
       </w:r>
     </w:p>
     <w:p>
@@ -6075,7 +6479,7 @@
         <w:keepNext/>
       </w:pPr>
       <w:r>
-        <w:t>cp outdated-inventory.txt inventory.txt</w:t>
+        <w:t>cp outdated-inventory.txt ./csharp/inventory.txt</w:t>
       </w:r>
     </w:p>
     <w:p>
@@ -6118,7 +6522,7 @@
         <w:keepNext/>
       </w:pPr>
       <w:r>
-        <w:t>Old contents of inventory.txt:</w:t>
+        <w:t>Old contents of csharp\inventory.txt:</w:t>
       </w:r>
     </w:p>
     <w:p>
@@ -6163,7 +6567,7 @@
         <w:keepNext/>
       </w:pPr>
       <w:r>
-        <w:t>New contents of inventory.txt:</w:t>
+        <w:t>New contents of csharp\inventory.txt:</w:t>
       </w:r>
     </w:p>
     <w:p>
@@ -6202,7 +6606,7 @@
         <w:pStyle w:val="ListBullet"/>
       </w:pPr>
       <w:r>
-        <w:t>The four lines after Old contents of inventory.txt: are what the file held before the overwrite: the outdated inventory that Copy-Item put back, ending in ftp-01.</w:t>
+        <w:t>The Old contents and New contents lines name the file the program works on, .\csharp\inventory.txt, printed without the .\ at the start.</w:t>
       </w:r>
     </w:p>
     <w:p>
@@ -6210,7 +6614,7 @@
         <w:pStyle w:val="ListBullet"/>
       </w:pPr>
       <w:r>
-        <w:t>The three lines after New contents of inventory.txt: are what the file holds now, read back from the file itself. ftp-01 is gone: nothing of the old contents is left, not even a line at the end, which proves the overwrite replaced all of them.</w:t>
+        <w:t>The four lines after the Old contents line are what the file held before the overwrite: the outdated inventory that Copy-Item put back, ending in ftp-01.</w:t>
       </w:r>
     </w:p>
     <w:p>
@@ -6218,7 +6622,7 @@
         <w:pStyle w:val="ListBullet"/>
       </w:pPr>
       <w:r>
-        <w:t>Run Get-Content inventory.txt (cat on Linux or macOS): it shows the same three new lines. Get-Content outdated-inventory.txt still shows four: your kept copy is the only way back to the old contents.</w:t>
+        <w:t>The three lines after the New contents line are what the file holds now, read back from the file itself. ftp-01 is gone: nothing of the old contents is left, not even a line at the end, which proves the overwrite replaced all of them.</w:t>
       </w:r>
     </w:p>
     <w:p>
@@ -6226,6 +6630,14 @@
         <w:pStyle w:val="ListBullet"/>
       </w:pPr>
       <w:r>
+        <w:t>Run Get-Content .\csharp\inventory.txt (cat ./csharp/inventory.txt on Linux or macOS): it shows the same three new lines. Get-Content outdated-inventory.txt still shows four: your kept copy is the only way back to the old contents.</w:t>
+      </w:r>
+    </w:p>
+    <w:p>
+      <w:pPr>
+        <w:pStyle w:val="ListBullet"/>
+      </w:pPr>
+      <w:r>
         <w:t>If the program ends with Unhandled exception. System.IO.FileNotFoundException: Could not find file, the file is not in the working directory; the exception came from step 1, so nothing was written. If New contents shows the four old lines and then the three new ones, the program appended (Lesson 3.4) instead of overwriting: step 2 must call File.WriteAllText.</w:t>
       </w:r>
     </w:p>
@@ -6234,7 +6646,7 @@
         <w:pStyle w:val="ListBullet"/>
       </w:pPr>
       <w:r>
-        <w:t>If the program cannot find inventory.txt, check that you ran the Copy-Item line and the program from the lesson-3.5 folder. If Old contents shows the three new lines instead of four, the Copy-Item line was skipped: the file still held the last run's result.</w:t>
+        <w:t>If the program cannot find its inventory.txt, check that you ran the Copy-Item line and the program from the lesson-3.5 folder. If Old contents shows the three new lines instead of four, the Copy-Item line was skipped: the file still held the last run's result.</w:t>
       </w:r>
     </w:p>
     <w:p>
@@ -6296,7 +6708,7 @@
         <w:keepNext/>
       </w:pPr>
       <w:r>
-        <w:t>// System.IO; adds File.</w:t>
+        <w:t>// System.IO; adds File and Path.</w:t>
       </w:r>
     </w:p>
     <w:p>
@@ -6357,7 +6769,15 @@
         <w:pStyle w:val="SourceCode"/>
       </w:pPr>
       <w:r>
-        <w:t xml:space="preserve">    // exception, such as FileNotFoundException, when it cannot read.</w:t>
+        <w:t xml:space="preserve">    // exception, such as FileNotFoundException or</w:t>
+      </w:r>
+    </w:p>
+    <w:p>
+      <w:pPr>
+        <w:pStyle w:val="SourceCode"/>
+      </w:pPr>
+      <w:r>
+        <w:t xml:space="preserve">    // DirectoryNotFoundException, when it cannot read.</w:t>
       </w:r>
     </w:p>
     <w:p>
@@ -6527,15 +6947,39 @@
         <w:pStyle w:val="SourceCode"/>
       </w:pPr>
       <w:r>
-        <w:t xml:space="preserve">        // Remember, a relative path starts from the working directory.</w:t>
-      </w:r>
-    </w:p>
-    <w:p>
-      <w:pPr>
-        <w:pStyle w:val="SourceCode"/>
-      </w:pPr>
-      <w:r>
-        <w:t xml:space="preserve">        string path = "inventory.txt";</w:t>
+        <w:t xml:space="preserve">        // The file is inventory.txt in the csharp folder, so the C#</w:t>
+      </w:r>
+    </w:p>
+    <w:p>
+      <w:pPr>
+        <w:pStyle w:val="SourceCode"/>
+      </w:pPr>
+      <w:r>
+        <w:t xml:space="preserve">        // programs write only inside their own folder. Remember, a</w:t>
+      </w:r>
+    </w:p>
+    <w:p>
+      <w:pPr>
+        <w:pStyle w:val="SourceCode"/>
+      </w:pPr>
+      <w:r>
+        <w:t xml:space="preserve">        // relative path starts from the working directory, and</w:t>
+      </w:r>
+    </w:p>
+    <w:p>
+      <w:pPr>
+        <w:pStyle w:val="SourceCode"/>
+      </w:pPr>
+      <w:r>
+        <w:t xml:space="preserve">        // Path.Combine joins with the right separator.</w:t>
+      </w:r>
+    </w:p>
+    <w:p>
+      <w:pPr>
+        <w:pStyle w:val="SourceCode"/>
+      </w:pPr>
+      <w:r>
+        <w:t xml:space="preserve">        string path = Path.Combine("csharp", "inventory.txt");</w:t>
       </w:r>
     </w:p>
     <w:p>
@@ -6569,15 +7013,15 @@
         <w:pStyle w:val="SourceCode"/>
       </w:pPr>
       <w:r>
-        <w:t xml:space="preserve">        // Step 1 reads the old contents first. When inventory.txt is</w:t>
-      </w:r>
-    </w:p>
-    <w:p>
-      <w:pPr>
-        <w:pStyle w:val="SourceCode"/>
-      </w:pPr>
-      <w:r>
-        <w:t xml:space="preserve">        // missing, ReadTextFile throws there, before anything is written,</w:t>
+        <w:t xml:space="preserve">        // Step 1 reads the old contents first. When the file is missing,</w:t>
+      </w:r>
+    </w:p>
+    <w:p>
+      <w:pPr>
+        <w:pStyle w:val="SourceCode"/>
+      </w:pPr>
+      <w:r>
+        <w:t xml:space="preserve">        // ReadTextFile throws there, before anything is written,</w:t>
       </w:r>
     </w:p>
     <w:p>
@@ -6799,7 +7243,7 @@
         <w:keepNext/>
       </w:pPr>
       <w:r>
-        <w:t>Copy-Item outdated-inventory.txt inventory.txt</w:t>
+        <w:t>Copy-Item outdated-inventory.txt .\csharp\inventory.txt</w:t>
       </w:r>
     </w:p>
     <w:p>
@@ -6847,7 +7291,7 @@
         <w:keepNext/>
       </w:pPr>
       <w:r>
-        <w:t>cp outdated-inventory.txt inventory.txt</w:t>
+        <w:t>cp outdated-inventory.txt ./csharp/inventory.txt</w:t>
       </w:r>
     </w:p>
     <w:p>
@@ -6899,7 +7343,7 @@
         <w:keepNext/>
       </w:pPr>
       <w:r>
-        <w:t>Old contents of inventory.txt:</w:t>
+        <w:t>Old contents of csharp\inventory.txt:</w:t>
       </w:r>
     </w:p>
     <w:p>
@@ -6944,7 +7388,7 @@
         <w:keepNext/>
       </w:pPr>
       <w:r>
-        <w:t>New contents of inventory.txt:</w:t>
+        <w:t>New contents of csharp\inventory.txt:</w:t>
       </w:r>
     </w:p>
     <w:p>
@@ -6999,7 +7443,7 @@
         <w:pStyle w:val="ListBullet"/>
       </w:pPr>
       <w:r>
-        <w:t>If the program cannot find inventory.txt, check that you ran the Copy-Item line and the program from the lesson-3.5 folder. If Old contents shows the three new lines instead of four, the Copy-Item line was skipped: the file still held the last run's result.</w:t>
+        <w:t>If the program cannot find its inventory.txt, check that you ran the Copy-Item line and the program from the lesson-3.5 folder. If Old contents shows the three new lines instead of four, the Copy-Item line was skipped: the file still held the last run's result.</w:t>
       </w:r>
     </w:p>
     <w:p>
@@ -7028,7 +7472,7 @@
         <w:keepNext/>
       </w:pPr>
       <w:r>
-        <w:t>Now see why the program reads first. Set-Location .. moves the terminal up one folder, into the folder that holds lesson-3.5, where there is no inventory.txt. The program runs from there, $LASTEXITCODE shows its exit code, Test-Path shows whether an inventory.txt now exists in that folder, and Set-Location "$HOME\spa\lesson-3.5" moves back.</w:t>
+        <w:t>Now see why the program reads first. Set-Location .. moves the terminal up one folder, into the folder that holds lesson-3.5, where there is no csharp folder and no inventory.txt. The program runs from there, $LASTEXITCODE shows its exit code, Test-Path shows whether .\csharp\inventory.txt now exists there, and Set-Location "$HOME\spa\lesson-3.5" moves back.</w:t>
       </w:r>
     </w:p>
     <w:p>
@@ -7069,7 +7513,7 @@
         <w:keepNext/>
       </w:pPr>
       <w:r>
-        <w:t>Test-Path inventory.txt</w:t>
+        <w:t>Test-Path .\csharp\inventory.txt</w:t>
       </w:r>
     </w:p>
     <w:p>
@@ -7139,7 +7583,7 @@
         <w:keepNext/>
       </w:pPr>
       <w:r>
-        <w:t>ls inventory.txt</w:t>
+        <w:t>ls ./csharp/inventory.txt</w:t>
       </w:r>
     </w:p>
     <w:p>
@@ -7160,7 +7604,7 @@
         <w:keepNext/>
       </w:pPr>
       <w:r>
-        <w:t>The program must print only this line, on the error stream:</w:t>
+        <w:t>The program must print only one line, on the error stream. It starts like this:</w:t>
       </w:r>
     </w:p>
     <w:p>
@@ -7173,7 +7617,17 @@
         <w:pStyle w:val="RequiredOutput"/>
       </w:pPr>
       <w:r>
-        <w:t>Error: Could not find file 'C:\Users\</w:t>
+        <w:t>Error: Could not find a part of the path</w:t>
+      </w:r>
+    </w:p>
+    <w:p>
+      <w:pPr>
+        <w:keepNext/>
+      </w:pPr>
+    </w:p>
+    <w:p>
+      <w:r>
+        <w:t>The line goes on with the full path that was searched, in quotes, and a period: 'C:\Users\</w:t>
       </w:r>
       <w:r>
         <w:rPr>
@@ -7182,20 +7636,10 @@
         <w:t>&lt;&lt;&lt;your $env:USERNAME&gt;&gt;&gt;</w:t>
       </w:r>
       <w:r>
-        <w:t>\spa\inventory.txt'.</w:t>
-      </w:r>
-    </w:p>
-    <w:p>
-      <w:pPr>
-        <w:keepNext/>
-      </w:pPr>
-    </w:p>
-    <w:p>
-      <w:r>
-        <w:t>The message shows the full path that was searched: the folder above lesson-3.5, with your user name, which $env:USERNAME prints, in place of the placeholder. On Linux and macOS it uses / between the parts. Then $LASTEXITCODE prints 1 and Test-Path prints False (on Linux or macOS, echo $? prints 1 and ls reports that inventory.txt does not exist). The read in step 1 failed, so the program stopped before step 2: it wrote nothing and created no inventory.txt in the wrong folder. Without that first read, the wr</w:t>
-      </w:r>
-      <w:r>
-        <w:t>ite would have created a new inventory.txt there and reported success, and the real inventory in lesson-3.5 would still be outdated.</w:t>
+        <w:t>\spa\csharp\inventory.txt', the csharp folder inside the folder above lesson-3.5, with your user name, which $env:USERNAME prints, in place of the placeholder. It says a part of the path, not the file, because that folder has no csharp folder at all. On Linux and macOS it uses / between the parts. Then $LASTEXITCODE prints 1 and Test-Path prints False (on Linux or macOS, echo $? prints 1 and ls reports that the file does not exist). The read in step 1 failed, so the program stopped before step 2: it wrote n</w:t>
+      </w:r>
+      <w:r>
+        <w:t>othing and created no inventory.txt in the wrong folder. Without that first read, a run from the wrong folder could still write: from another lesson's folder, such as lesson-3.4, which has its own csharp folder, the write would create a new inventory.txt there and report success, and the real inventory in lesson-3.5 would still be outdated.</w:t>
       </w:r>
     </w:p>
     <w:p>
@@ -7309,7 +7753,7 @@
     </w:p>
     <w:p>
       <w:r>
-        <w:t>Start with the most direct version: main reads the old contents with os.ReadFile, overwrites inventory.txt with os.WriteFile, reads the new contents, and prints both with fmt.Print. It throws every error value away. This Basic version trusts every step; the Production-Minded version checks them. Every step is commented, so read the comments as you type it.</w:t>
+        <w:t>Start with the most direct version: main joins go and inventory.txt into the path with filepath.Join, reads the old contents with os.ReadFile, overwrites the file with os.WriteFile, reads the new contents, and prints both with fmt.Print. It throws every error value away. This Basic version trusts every step; the Production-Minded version checks them. Every step is commented, so read the comments as you type it.</w:t>
       </w:r>
     </w:p>
     <w:p>
@@ -7354,15 +7798,15 @@
         <w:pStyle w:val="SourceCode"/>
       </w:pPr>
       <w:r>
-        <w:t>// Remember, import brings in ready-made packages: fmt prints, and os holds</w:t>
-      </w:r>
-    </w:p>
-    <w:p>
-      <w:pPr>
-        <w:pStyle w:val="SourceCode"/>
-      </w:pPr>
-      <w:r>
-        <w:t>// Go's tools for files.</w:t>
+        <w:t>// Remember, import brings in ready-made packages: fmt prints, os holds</w:t>
+      </w:r>
+    </w:p>
+    <w:p>
+      <w:pPr>
+        <w:pStyle w:val="SourceCode"/>
+      </w:pPr>
+      <w:r>
+        <w:t>// Go's tools for files, and path/filepath joins paths.</w:t>
       </w:r>
     </w:p>
     <w:p>
@@ -7394,6 +7838,14 @@
         <w:pStyle w:val="SourceCode"/>
       </w:pPr>
       <w:r>
+        <w:t xml:space="preserve">    "path/filepath"</w:t>
+      </w:r>
+    </w:p>
+    <w:p>
+      <w:pPr>
+        <w:pStyle w:val="SourceCode"/>
+      </w:pPr>
+      <w:r>
         <w:t>)</w:t>
       </w:r>
     </w:p>
@@ -7423,6 +7875,43 @@
         <w:pStyle w:val="SourceCode"/>
       </w:pPr>
       <w:r>
+        <w:t xml:space="preserve">    // The file is inventory.txt in the go folder, so the Go programs write</w:t>
+      </w:r>
+    </w:p>
+    <w:p>
+      <w:pPr>
+        <w:pStyle w:val="SourceCode"/>
+      </w:pPr>
+      <w:r>
+        <w:t xml:space="preserve">    // only inside their own folder. Remember, join builds the path with the</w:t>
+      </w:r>
+    </w:p>
+    <w:p>
+      <w:pPr>
+        <w:pStyle w:val="SourceCode"/>
+      </w:pPr>
+      <w:r>
+        <w:t xml:space="preserve">    // right separator; filepath.Join takes any number of parts.</w:t>
+      </w:r>
+    </w:p>
+    <w:p>
+      <w:pPr>
+        <w:pStyle w:val="SourceCode"/>
+      </w:pPr>
+      <w:r>
+        <w:t xml:space="preserve">    var path string = filepath.Join("go", "inventory.txt")</w:t>
+      </w:r>
+    </w:p>
+    <w:p>
+      <w:pPr>
+        <w:pStyle w:val="SourceCode"/>
+      </w:pPr>
+    </w:p>
+    <w:p>
+      <w:pPr>
+        <w:pStyle w:val="SourceCode"/>
+      </w:pPr>
+      <w:r>
         <w:t xml:space="preserve">    // Step 1: read the old contents first, to see what the overwrite will</w:t>
       </w:r>
     </w:p>
@@ -7455,7 +7944,7 @@
         <w:pStyle w:val="SourceCode"/>
       </w:pPr>
       <w:r>
-        <w:t xml:space="preserve">    oldContents, _ := os.ReadFile("inventory.txt")</w:t>
+        <w:t xml:space="preserve">    oldContents, _ := os.ReadFile(path)</w:t>
       </w:r>
     </w:p>
     <w:p>
@@ -7556,7 +8045,7 @@
         <w:pStyle w:val="SourceCode"/>
       </w:pPr>
       <w:r>
-        <w:t xml:space="preserve">    os.WriteFile("inventory.txt", []byte("web-01\ndb-01\nbackup-01\n"), 0644)</w:t>
+        <w:t xml:space="preserve">    os.WriteFile(path, []byte("web-01\ndb-01\nbackup-01\n"), 0644)</w:t>
       </w:r>
     </w:p>
     <w:p>
@@ -7577,7 +8066,7 @@
         <w:pStyle w:val="SourceCode"/>
       </w:pPr>
       <w:r>
-        <w:t xml:space="preserve">    newContents, _ := os.ReadFile("inventory.txt")</w:t>
+        <w:t xml:space="preserve">    newContents, _ := os.ReadFile(path)</w:t>
       </w:r>
     </w:p>
     <w:p>
@@ -7606,7 +8095,7 @@
         <w:pStyle w:val="SourceCode"/>
       </w:pPr>
       <w:r>
-        <w:t xml:space="preserve">    fmt.Println("Old contents of inventory.txt:")</w:t>
+        <w:t xml:space="preserve">    fmt.Println("Old contents of " + path + ":")</w:t>
       </w:r>
     </w:p>
     <w:p>
@@ -7623,7 +8112,7 @@
         <w:keepNext/>
       </w:pPr>
       <w:r>
-        <w:t xml:space="preserve">    fmt.Println("New contents of inventory.txt:")</w:t>
+        <w:t xml:space="preserve">    fmt.Println("New contents of " + path + ":")</w:t>
       </w:r>
     </w:p>
     <w:p>
@@ -7684,7 +8173,7 @@
         <w:keepNext/>
       </w:pPr>
       <w:r>
-        <w:t>Copy-Item outdated-inventory.txt inventory.txt</w:t>
+        <w:t>Copy-Item outdated-inventory.txt .\go\inventory.txt</w:t>
       </w:r>
     </w:p>
     <w:p>
@@ -7723,7 +8212,7 @@
         <w:keepNext/>
       </w:pPr>
       <w:r>
-        <w:t>cp outdated-inventory.txt inventory.txt</w:t>
+        <w:t>cp outdated-inventory.txt ./go/inventory.txt</w:t>
       </w:r>
     </w:p>
     <w:p>
@@ -7766,7 +8255,7 @@
         <w:keepNext/>
       </w:pPr>
       <w:r>
-        <w:t>Old contents of inventory.txt:</w:t>
+        <w:t>Old contents of go\inventory.txt:</w:t>
       </w:r>
     </w:p>
     <w:p>
@@ -7811,7 +8300,7 @@
         <w:keepNext/>
       </w:pPr>
       <w:r>
-        <w:t>New contents of inventory.txt:</w:t>
+        <w:t>New contents of go\inventory.txt:</w:t>
       </w:r>
     </w:p>
     <w:p>
@@ -7850,7 +8339,7 @@
         <w:pStyle w:val="ListBullet"/>
       </w:pPr>
       <w:r>
-        <w:t>The four lines after Old contents of inventory.txt: are what the file held before the overwrite: the outdated inventory that Copy-Item put back, ending in ftp-01.</w:t>
+        <w:t>The Old contents and New contents lines name the file the program works on, .\go\inventory.txt, printed without the .\ at the start.</w:t>
       </w:r>
     </w:p>
     <w:p>
@@ -7858,7 +8347,7 @@
         <w:pStyle w:val="ListBullet"/>
       </w:pPr>
       <w:r>
-        <w:t>The three lines after New contents of inventory.txt: are what the file holds now, read back from the file itself. ftp-01 is gone: nothing of the old contents is left, not even a line at the end, which proves the overwrite replaced all of them.</w:t>
+        <w:t>The four lines after the Old contents line are what the file held before the overwrite: the outdated inventory that Copy-Item put back, ending in ftp-01.</w:t>
       </w:r>
     </w:p>
     <w:p>
@@ -7866,7 +8355,7 @@
         <w:pStyle w:val="ListBullet"/>
       </w:pPr>
       <w:r>
-        <w:t>Run Get-Content inventory.txt (cat on Linux or macOS): it shows the same three new lines. Get-Content outdated-inventory.txt still shows four: your kept copy is the only way back to the old contents.</w:t>
+        <w:t>The three lines after the New contents line are what the file holds now, read back from the file itself. ftp-01 is gone: nothing of the old contents is left, not even a line at the end, which proves the overwrite replaced all of them.</w:t>
       </w:r>
     </w:p>
     <w:p>
@@ -7874,7 +8363,7 @@
         <w:pStyle w:val="ListBullet"/>
       </w:pPr>
       <w:r>
-        <w:t>If Old contents of inventory.txt: is followed by no lines, the read failed, and this Basic version threw the error value away: os.WriteFile then created a new inventory.txt in the folder you ran it from. Run it from the lesson-3.5 folder. If New contents shows the four old lines and then the three new ones, the program appended (Lesson 3.4) instead of overwriting: step 2 must call os.WriteFile.</w:t>
+        <w:t>Run Get-Content .\go\inventory.txt (cat ./go/inventory.txt on Linux or macOS): it shows the same three new lines. Get-Content outdated-inventory.txt still shows four: your kept copy is the only way back to the old contents.</w:t>
       </w:r>
     </w:p>
     <w:p>
@@ -7882,7 +8371,7 @@
         <w:pStyle w:val="ListBullet"/>
       </w:pPr>
       <w:r>
-        <w:t>If the program cannot find inventory.txt, check that you ran the Copy-Item line and the program from the lesson-3.5 folder. If Old contents shows the three new lines instead of four, the Copy-Item line was skipped: the file still held the last run's result.</w:t>
+        <w:t>If the Old contents line is followed by no lines, the read failed, and this Basic version threw the error value away: os.WriteFile then created a new inventory.txt in the go folder of the folder you ran it from, if it has one. Run it from the lesson-3.5 folder. If New contents shows the four old lines and then the three new ones, the program appended (Lesson 3.4) instead of overwriting: step 2 must call os.WriteFile.</w:t>
       </w:r>
     </w:p>
     <w:p>
@@ -7890,6 +8379,14 @@
         <w:pStyle w:val="ListBullet"/>
       </w:pPr>
       <w:r>
+        <w:t>If the program cannot find its inventory.txt, check that you ran the Copy-Item line and the program from the lesson-3.5 folder. If Old contents shows the three new lines instead of four, the Copy-Item line was skipped: the file still held the last run's result.</w:t>
+      </w:r>
+    </w:p>
+    <w:p>
+      <w:pPr>
+        <w:pStyle w:val="ListBullet"/>
+      </w:pPr>
+      <w:r>
         <w:t>If the build fails with another message, read the first error: it names the file and line to fix.</w:t>
       </w:r>
     </w:p>
@@ -7950,15 +8447,15 @@
         <w:keepNext/>
       </w:pPr>
       <w:r>
-        <w:t>// Remember, import brings in ready-made packages: fmt prints, and os holds</w:t>
-      </w:r>
-    </w:p>
-    <w:p>
-      <w:pPr>
-        <w:pStyle w:val="SourceCode"/>
-      </w:pPr>
-      <w:r>
-        <w:t>// Go's tools for files.</w:t>
+        <w:t>// Remember, import brings in ready-made packages: fmt prints, os holds</w:t>
+      </w:r>
+    </w:p>
+    <w:p>
+      <w:pPr>
+        <w:pStyle w:val="SourceCode"/>
+      </w:pPr>
+      <w:r>
+        <w:t>// Go's tools for files, and path/filepath joins paths.</w:t>
       </w:r>
     </w:p>
     <w:p>
@@ -7990,6 +8487,14 @@
         <w:pStyle w:val="SourceCode"/>
       </w:pPr>
       <w:r>
+        <w:t xml:space="preserve">    "path/filepath"</w:t>
+      </w:r>
+    </w:p>
+    <w:p>
+      <w:pPr>
+        <w:pStyle w:val="SourceCode"/>
+      </w:pPr>
+      <w:r>
         <w:t>)</w:t>
       </w:r>
     </w:p>
@@ -8197,15 +8702,39 @@
         <w:pStyle w:val="SourceCode"/>
       </w:pPr>
       <w:r>
-        <w:t xml:space="preserve">    // Remember, a relative path starts from the working directory.</w:t>
-      </w:r>
-    </w:p>
-    <w:p>
-      <w:pPr>
-        <w:pStyle w:val="SourceCode"/>
-      </w:pPr>
-      <w:r>
-        <w:t xml:space="preserve">    var path string = "inventory.txt"</w:t>
+        <w:t xml:space="preserve">    // The file is inventory.txt in the go folder, so the Go programs write</w:t>
+      </w:r>
+    </w:p>
+    <w:p>
+      <w:pPr>
+        <w:pStyle w:val="SourceCode"/>
+      </w:pPr>
+      <w:r>
+        <w:t xml:space="preserve">    // only inside their own folder. Remember, a relative path starts from</w:t>
+      </w:r>
+    </w:p>
+    <w:p>
+      <w:pPr>
+        <w:pStyle w:val="SourceCode"/>
+      </w:pPr>
+      <w:r>
+        <w:t xml:space="preserve">    // the working directory, and filepath.Join joins with the right</w:t>
+      </w:r>
+    </w:p>
+    <w:p>
+      <w:pPr>
+        <w:pStyle w:val="SourceCode"/>
+      </w:pPr>
+      <w:r>
+        <w:t xml:space="preserve">    // separator.</w:t>
+      </w:r>
+    </w:p>
+    <w:p>
+      <w:pPr>
+        <w:pStyle w:val="SourceCode"/>
+      </w:pPr>
+      <w:r>
+        <w:t xml:space="preserve">    var path string = filepath.Join("go", "inventory.txt")</w:t>
       </w:r>
     </w:p>
     <w:p>
@@ -8239,23 +8768,23 @@
         <w:pStyle w:val="SourceCode"/>
       </w:pPr>
       <w:r>
-        <w:t xml:space="preserve">    // Step 1: read the old contents first. When inventory.txt is missing,</w:t>
-      </w:r>
-    </w:p>
-    <w:p>
-      <w:pPr>
-        <w:pStyle w:val="SourceCode"/>
-      </w:pPr>
-      <w:r>
-        <w:t xml:space="preserve">    // the program stops here, before anything is written, so it never</w:t>
-      </w:r>
-    </w:p>
-    <w:p>
-      <w:pPr>
-        <w:pStyle w:val="SourceCode"/>
-      </w:pPr>
-      <w:r>
-        <w:t xml:space="preserve">    // creates a new inventory.txt in the wrong folder. Remember,</w:t>
+        <w:t xml:space="preserve">    // Step 1: read the old contents first. When the file is missing, the</w:t>
+      </w:r>
+    </w:p>
+    <w:p>
+      <w:pPr>
+        <w:pStyle w:val="SourceCode"/>
+      </w:pPr>
+      <w:r>
+        <w:t xml:space="preserve">    // program stops here, before anything is written, so it never creates</w:t>
+      </w:r>
+    </w:p>
+    <w:p>
+      <w:pPr>
+        <w:pStyle w:val="SourceCode"/>
+      </w:pPr>
+      <w:r>
+        <w:t xml:space="preserve">    // a new inventory.txt in the wrong folder. Remember,</w:t>
       </w:r>
     </w:p>
     <w:p>
@@ -8524,7 +9053,7 @@
         <w:keepNext/>
       </w:pPr>
       <w:r>
-        <w:t>Copy-Item outdated-inventory.txt inventory.txt</w:t>
+        <w:t>Copy-Item outdated-inventory.txt .\go\inventory.txt</w:t>
       </w:r>
     </w:p>
     <w:p>
@@ -8572,7 +9101,7 @@
         <w:keepNext/>
       </w:pPr>
       <w:r>
-        <w:t>cp outdated-inventory.txt inventory.txt</w:t>
+        <w:t>cp outdated-inventory.txt ./go/inventory.txt</w:t>
       </w:r>
     </w:p>
     <w:p>
@@ -8624,7 +9153,7 @@
         <w:keepNext/>
       </w:pPr>
       <w:r>
-        <w:t>Old contents of inventory.txt:</w:t>
+        <w:t>Old contents of go\inventory.txt:</w:t>
       </w:r>
     </w:p>
     <w:p>
@@ -8669,7 +9198,7 @@
         <w:keepNext/>
       </w:pPr>
       <w:r>
-        <w:t>New contents of inventory.txt:</w:t>
+        <w:t>New contents of go\inventory.txt:</w:t>
       </w:r>
     </w:p>
     <w:p>
@@ -8724,7 +9253,7 @@
         <w:pStyle w:val="ListBullet"/>
       </w:pPr>
       <w:r>
-        <w:t>If the program cannot find inventory.txt, check that you ran the Copy-Item line and the program from the lesson-3.5 folder. If Old contents shows the three new lines instead of four, the Copy-Item line was skipped: the file still held the last run's result.</w:t>
+        <w:t>If the program cannot find its inventory.txt, check that you ran the Copy-Item line and the program from the lesson-3.5 folder. If Old contents shows the three new lines instead of four, the Copy-Item line was skipped: the file still held the last run's result.</w:t>
       </w:r>
     </w:p>
     <w:p>
@@ -8753,7 +9282,7 @@
         <w:keepNext/>
       </w:pPr>
       <w:r>
-        <w:t>Now see why the program reads first. Set-Location .. moves the terminal up one folder, into the folder that holds lesson-3.5, where there is no inventory.txt. The program runs from there, $LASTEXITCODE shows its exit code, Test-Path shows whether an inventory.txt now exists in that folder, and Set-Location "$HOME\spa\lesson-3.5" moves back.</w:t>
+        <w:t>Now see why the program reads first. Set-Location .. moves the terminal up one folder, into the folder that holds lesson-3.5, where there is no go folder and no inventory.txt. The program runs from there, $LASTEXITCODE shows its exit code, Test-Path shows whether .\go\inventory.txt now exists there, and Set-Location "$HOME\spa\lesson-3.5" moves back.</w:t>
       </w:r>
     </w:p>
     <w:p>
@@ -8794,7 +9323,7 @@
         <w:keepNext/>
       </w:pPr>
       <w:r>
-        <w:t>Test-Path inventory.txt</w:t>
+        <w:t>Test-Path .\go\inventory.txt</w:t>
       </w:r>
     </w:p>
     <w:p>
@@ -8864,7 +9393,7 @@
         <w:keepNext/>
       </w:pPr>
       <w:r>
-        <w:t>ls inventory.txt</w:t>
+        <w:t>ls ./go/inventory.txt</w:t>
       </w:r>
     </w:p>
     <w:p>
@@ -8898,20 +9427,20 @@
         <w:pStyle w:val="RequiredOutput"/>
       </w:pPr>
       <w:r>
-        <w:t>Error: open inventory.txt: The system cannot find the file specified.</w:t>
-      </w:r>
-    </w:p>
-    <w:p>
-      <w:pPr>
-        <w:keepNext/>
-      </w:pPr>
-    </w:p>
-    <w:p>
-      <w:r>
-        <w:t>The error value's message names the operation, the file, and the reason. On Linux and macOS the reason reads no such file or directory. Then $LASTEXITCODE prints 1 and Test-Path prints False (on Linux or macOS, echo $? prints 1 and ls reports that inventory.txt does not exist). The read in step 1 failed, so the program stopped before step 2: it wrote nothing and created no inventory.txt in the wrong folder. Without that first read, the write would have created a new inventory.txt there and reported success,</w:t>
-      </w:r>
-      <w:r>
-        <w:t xml:space="preserve"> and the real inventory in lesson-3.5 would still be outdated.</w:t>
+        <w:t>Error: open go\inventory.txt: The system cannot find the path specified.</w:t>
+      </w:r>
+    </w:p>
+    <w:p>
+      <w:pPr>
+        <w:keepNext/>
+      </w:pPr>
+    </w:p>
+    <w:p>
+      <w:r>
+        <w:t>The error value's message names the operation, the path, and the reason. It says the path, not the file, because that folder has no go folder at all. On Linux and macOS the reason reads no such file or directory. Then $LASTEXITCODE prints 1 and Test-Path prints False (on Linux or macOS, echo $? prints 1 and ls reports that the file does not exist). The read in step 1 failed, so the program stopped before step 2: it wrote nothing and created no inventory.txt in the wrong folder. Without that first read, a ru</w:t>
+      </w:r>
+      <w:r>
+        <w:t>n from the wrong folder could still write: from another lesson's folder, such as lesson-3.4, which has its own go folder, the write would create a new inventory.txt there and report success, and the real inventory in lesson-3.5 would still be outdated.</w:t>
       </w:r>
     </w:p>
     <w:p>
@@ -8945,7 +9474,7 @@
         <w:pStyle w:val="ListBullet"/>
       </w:pPr>
       <w:r>
-        <w:t>The Basic version ignores every error value, and Go builds it. From the wrong folder, os.ReadFile fails silently and os.WriteFile creates a new inventory.txt there. The Production-Minded version checks each one and stops first.</w:t>
+        <w:t>The Basic version ignores every error value, and Go builds it. From the wrong folder, os.ReadFile fails silently, and os.WriteFile creates a new inventory.txt in that folder's go folder, if there is one, or fails silently too. The Production-Minded version checks each one and stops first.</w:t>
       </w:r>
     </w:p>
     <w:p>
@@ -9025,7 +9554,7 @@
     </w:p>
     <w:p>
       <w:r>
-        <w:t>Start with the most direct version: main reads the old contents with read_text, overwrites inventory.txt with write_text, reads the new contents, and prints both with print(..., end=""). This Basic version trusts every step; the Production-Minded version checks them. Every step is commented, so read the comments as you type it.</w:t>
+        <w:t>Start with the most direct version: main joins python and inventory.txt into the path with os.path.join, reads the old contents with read_text, overwrites the file with write_text, reads the new contents, and prints both with print(..., end=""). This Basic version trusts every step; the Production-Minded version checks them. Every step is commented, so read the comments as you type it.</w:t>
       </w:r>
     </w:p>
     <w:p>
@@ -9047,13 +9576,645 @@
         <w:keepNext/>
       </w:pPr>
       <w:r>
-        <w:t># Remember, Path holds a file's path and offers the file tools as its</w:t>
-      </w:r>
-    </w:p>
-    <w:p>
-      <w:pPr>
-        <w:pStyle w:val="SourceCode"/>
-        <w:keepNext/>
+        <w:t># Remember, import os makes the module usable under its name, and Path</w:t>
+      </w:r>
+    </w:p>
+    <w:p>
+      <w:pPr>
+        <w:pStyle w:val="SourceCode"/>
+        <w:keepNext/>
+      </w:pPr>
+      <w:r>
+        <w:t># holds a file's path and offers the file tools as its methods.</w:t>
+      </w:r>
+    </w:p>
+    <w:p>
+      <w:pPr>
+        <w:pStyle w:val="SourceCode"/>
+      </w:pPr>
+      <w:r>
+        <w:t>import os</w:t>
+      </w:r>
+    </w:p>
+    <w:p>
+      <w:pPr>
+        <w:pStyle w:val="SourceCode"/>
+      </w:pPr>
+      <w:r>
+        <w:t>from pathlib import Path</w:t>
+      </w:r>
+    </w:p>
+    <w:p>
+      <w:pPr>
+        <w:pStyle w:val="SourceCode"/>
+      </w:pPr>
+    </w:p>
+    <w:p>
+      <w:pPr>
+        <w:pStyle w:val="SourceCode"/>
+      </w:pPr>
+    </w:p>
+    <w:p>
+      <w:pPr>
+        <w:pStyle w:val="SourceCode"/>
+      </w:pPr>
+      <w:r>
+        <w:t># Remember, main() runs the program when the file is started directly.</w:t>
+      </w:r>
+    </w:p>
+    <w:p>
+      <w:pPr>
+        <w:pStyle w:val="SourceCode"/>
+      </w:pPr>
+      <w:r>
+        <w:t>def main() -&gt; None:</w:t>
+      </w:r>
+    </w:p>
+    <w:p>
+      <w:pPr>
+        <w:pStyle w:val="SourceCode"/>
+      </w:pPr>
+      <w:r>
+        <w:t xml:space="preserve">    # The file is inventory.txt in the python folder, so the Python</w:t>
+      </w:r>
+    </w:p>
+    <w:p>
+      <w:pPr>
+        <w:pStyle w:val="SourceCode"/>
+      </w:pPr>
+      <w:r>
+        <w:t xml:space="preserve">    # programs write only inside their own folder. Remember, a relative</w:t>
+      </w:r>
+    </w:p>
+    <w:p>
+      <w:pPr>
+        <w:pStyle w:val="SourceCode"/>
+      </w:pPr>
+      <w:r>
+        <w:t xml:space="preserve">    # path starts from the working directory, and join builds the path with</w:t>
+      </w:r>
+    </w:p>
+    <w:p>
+      <w:pPr>
+        <w:pStyle w:val="SourceCode"/>
+      </w:pPr>
+      <w:r>
+        <w:t xml:space="preserve">    # the right separator; os.path.join takes any number of parts.</w:t>
+      </w:r>
+    </w:p>
+    <w:p>
+      <w:pPr>
+        <w:pStyle w:val="SourceCode"/>
+      </w:pPr>
+      <w:r>
+        <w:t xml:space="preserve">    path = os.path.join("python", "inventory.txt")</w:t>
+      </w:r>
+    </w:p>
+    <w:p>
+      <w:pPr>
+        <w:pStyle w:val="SourceCode"/>
+      </w:pPr>
+      <w:r>
+        <w:t xml:space="preserve">    inventory = Path(path)</w:t>
+      </w:r>
+    </w:p>
+    <w:p>
+      <w:pPr>
+        <w:pStyle w:val="SourceCode"/>
+      </w:pPr>
+    </w:p>
+    <w:p>
+      <w:pPr>
+        <w:pStyle w:val="SourceCode"/>
+      </w:pPr>
+      <w:r>
+        <w:t xml:space="preserve">    # Step 1: read the old contents first, to see what the overwrite will</w:t>
+      </w:r>
+    </w:p>
+    <w:p>
+      <w:pPr>
+        <w:pStyle w:val="SourceCode"/>
+      </w:pPr>
+      <w:r>
+        <w:t xml:space="preserve">    # throw away. Remember, read_text opens, reads, and closes in one call,</w:t>
+      </w:r>
+    </w:p>
+    <w:p>
+      <w:pPr>
+        <w:pStyle w:val="SourceCode"/>
+      </w:pPr>
+      <w:r>
+        <w:t xml:space="preserve">    # and "utf-8" says how the file's bytes become characters.</w:t>
+      </w:r>
+    </w:p>
+    <w:p>
+      <w:pPr>
+        <w:pStyle w:val="SourceCode"/>
+      </w:pPr>
+      <w:r>
+        <w:t xml:space="preserve">    old_contents = inventory.read_text(encoding="utf-8")</w:t>
+      </w:r>
+    </w:p>
+    <w:p>
+      <w:pPr>
+        <w:pStyle w:val="SourceCode"/>
+      </w:pPr>
+    </w:p>
+    <w:p>
+      <w:pPr>
+        <w:pStyle w:val="SourceCode"/>
+      </w:pPr>
+      <w:r>
+        <w:t xml:space="preserve">    # Step 2: overwrite. An overwrite is the same whole-file write as in</w:t>
+      </w:r>
+    </w:p>
+    <w:p>
+      <w:pPr>
+        <w:pStyle w:val="SourceCode"/>
+      </w:pPr>
+      <w:r>
+        <w:t xml:space="preserve">    # Lesson 3.3, done on purpose to a file that already holds data.</w:t>
+      </w:r>
+    </w:p>
+    <w:p>
+      <w:pPr>
+        <w:pStyle w:val="SourceCode"/>
+      </w:pPr>
+      <w:r>
+        <w:t xml:space="preserve">    # Remember, writing creates a missing file or empties an existing one,</w:t>
+      </w:r>
+    </w:p>
+    <w:p>
+      <w:pPr>
+        <w:pStyle w:val="SourceCode"/>
+      </w:pPr>
+      <w:r>
+        <w:t xml:space="preserve">    # then puts in the complete new text; nothing of the old text stays.</w:t>
+      </w:r>
+    </w:p>
+    <w:p>
+      <w:pPr>
+        <w:pStyle w:val="SourceCode"/>
+      </w:pPr>
+      <w:r>
+        <w:t xml:space="preserve">    # Here the file exists, so write_text empties it and writes the new</w:t>
+      </w:r>
+    </w:p>
+    <w:p>
+      <w:pPr>
+        <w:pStyle w:val="SourceCode"/>
+      </w:pPr>
+      <w:r>
+        <w:t xml:space="preserve">    # text, in one call: the old contents are gone for good. The corrected</w:t>
+      </w:r>
+    </w:p>
+    <w:p>
+      <w:pPr>
+        <w:pStyle w:val="SourceCode"/>
+      </w:pPr>
+      <w:r>
+        <w:t xml:space="preserve">    # inventory leaves out ftp-01, which was retired. Remember,</w:t>
+      </w:r>
+    </w:p>
+    <w:p>
+      <w:pPr>
+        <w:pStyle w:val="SourceCode"/>
+      </w:pPr>
+      <w:r>
+        <w:t xml:space="preserve">    # newline="\n" keeps "\n" as one byte on Windows. This Basic version</w:t>
+      </w:r>
+    </w:p>
+    <w:p>
+      <w:pPr>
+        <w:pStyle w:val="SourceCode"/>
+      </w:pPr>
+      <w:r>
+        <w:t xml:space="preserve">    # trusts every step.</w:t>
+      </w:r>
+    </w:p>
+    <w:p>
+      <w:pPr>
+        <w:pStyle w:val="SourceCode"/>
+      </w:pPr>
+      <w:r>
+        <w:t xml:space="preserve">    inventory.write_text("web-01\ndb-01\nbackup-01\n", encoding="utf-8",</w:t>
+      </w:r>
+    </w:p>
+    <w:p>
+      <w:pPr>
+        <w:pStyle w:val="SourceCode"/>
+      </w:pPr>
+      <w:r>
+        <w:t xml:space="preserve">                         newline="\n")</w:t>
+      </w:r>
+    </w:p>
+    <w:p>
+      <w:pPr>
+        <w:pStyle w:val="SourceCode"/>
+      </w:pPr>
+    </w:p>
+    <w:p>
+      <w:pPr>
+        <w:pStyle w:val="SourceCode"/>
+      </w:pPr>
+      <w:r>
+        <w:t xml:space="preserve">    # Step 3: read the file again, to see what it holds now.</w:t>
+      </w:r>
+    </w:p>
+    <w:p>
+      <w:pPr>
+        <w:pStyle w:val="SourceCode"/>
+      </w:pPr>
+      <w:r>
+        <w:t xml:space="preserve">    new_contents = inventory.read_text(encoding="utf-8")</w:t>
+      </w:r>
+    </w:p>
+    <w:p>
+      <w:pPr>
+        <w:pStyle w:val="SourceCode"/>
+      </w:pPr>
+    </w:p>
+    <w:p>
+      <w:pPr>
+        <w:pStyle w:val="SourceCode"/>
+      </w:pPr>
+      <w:r>
+        <w:t xml:space="preserve">    # Remember, the text already ends in a line ending, so end="" prints it</w:t>
+      </w:r>
+    </w:p>
+    <w:p>
+      <w:pPr>
+        <w:pStyle w:val="SourceCode"/>
+      </w:pPr>
+      <w:r>
+        <w:t xml:space="preserve">    # with nothing added.</w:t>
+      </w:r>
+    </w:p>
+    <w:p>
+      <w:pPr>
+        <w:pStyle w:val="SourceCode"/>
+      </w:pPr>
+      <w:r>
+        <w:t xml:space="preserve">    print(f"Old contents of {path}:")</w:t>
+      </w:r>
+    </w:p>
+    <w:p>
+      <w:pPr>
+        <w:pStyle w:val="SourceCode"/>
+      </w:pPr>
+      <w:r>
+        <w:t xml:space="preserve">    print(old_contents, end="")</w:t>
+      </w:r>
+    </w:p>
+    <w:p>
+      <w:pPr>
+        <w:pStyle w:val="SourceCode"/>
+      </w:pPr>
+      <w:r>
+        <w:t xml:space="preserve">    print(f"New contents of {path}:")</w:t>
+      </w:r>
+    </w:p>
+    <w:p>
+      <w:pPr>
+        <w:pStyle w:val="SourceCode"/>
+      </w:pPr>
+      <w:r>
+        <w:t xml:space="preserve">    print(new_contents, end="")</w:t>
+      </w:r>
+    </w:p>
+    <w:p>
+      <w:pPr>
+        <w:pStyle w:val="SourceCode"/>
+      </w:pPr>
+    </w:p>
+    <w:p>
+      <w:pPr>
+        <w:pStyle w:val="SourceCode"/>
+      </w:pPr>
+    </w:p>
+    <w:p>
+      <w:pPr>
+        <w:pStyle w:val="SourceCode"/>
+        <w:keepNext/>
+      </w:pPr>
+      <w:r>
+        <w:t># Remember, this runs only when the file is started directly.</w:t>
+      </w:r>
+    </w:p>
+    <w:p>
+      <w:pPr>
+        <w:pStyle w:val="SourceCode"/>
+        <w:keepNext/>
+      </w:pPr>
+      <w:r>
+        <w:t>if __name__ == "__main__":</w:t>
+      </w:r>
+    </w:p>
+    <w:p>
+      <w:pPr>
+        <w:pStyle w:val="SourceCode"/>
+      </w:pPr>
+      <w:r>
+        <w:t xml:space="preserve">    main()</w:t>
+      </w:r>
+    </w:p>
+    <w:p>
+      <w:pPr>
+        <w:keepNext/>
+      </w:pPr>
+    </w:p>
+    <w:p>
+      <w:pPr>
+        <w:pStyle w:val="Heading3"/>
+      </w:pPr>
+      <w:r>
+        <w:t>Windows PowerShell Basic Build and Run</w:t>
+      </w:r>
+    </w:p>
+    <w:p>
+      <w:pPr>
+        <w:keepNext/>
+      </w:pPr>
+      <w:r>
+        <w:t>Build the program, put the outdated inventory back, and run the program once from the lesson-3.5 folder. Python has no build step.</w:t>
+      </w:r>
+    </w:p>
+    <w:p>
+      <w:pPr>
+        <w:keepNext/>
+      </w:pPr>
+    </w:p>
+    <w:p>
+      <w:pPr>
+        <w:pStyle w:val="CommandBlock"/>
+        <w:keepNext/>
+      </w:pPr>
+      <w:r>
+        <w:t>Copy-Item outdated-inventory.txt .\python\inventory.txt</w:t>
+      </w:r>
+    </w:p>
+    <w:p>
+      <w:pPr>
+        <w:pStyle w:val="CommandBlock"/>
+      </w:pPr>
+      <w:r>
+        <w:t>py .\python\basic_overwrite_file.py</w:t>
+      </w:r>
+    </w:p>
+    <w:p>
+      <w:pPr>
+        <w:keepNext/>
+      </w:pPr>
+    </w:p>
+    <w:p>
+      <w:pPr>
+        <w:pStyle w:val="Heading3"/>
+      </w:pPr>
+      <w:r>
+        <w:t>Linux or macOS Basic Build and Run</w:t>
+      </w:r>
+    </w:p>
+    <w:p>
+      <w:pPr>
+        <w:pStyle w:val="CommandBlock"/>
+        <w:keepNext/>
+      </w:pPr>
+      <w:r>
+        <w:t>cp outdated-inventory.txt ./python/inventory.txt</w:t>
+      </w:r>
+    </w:p>
+    <w:p>
+      <w:pPr>
+        <w:pStyle w:val="CommandBlock"/>
+      </w:pPr>
+      <w:r>
+        <w:t>python3 ./python/basic_overwrite_file.py</w:t>
+      </w:r>
+    </w:p>
+    <w:p>
+      <w:pPr>
+        <w:keepNext/>
+      </w:pPr>
+    </w:p>
+    <w:p>
+      <w:pPr>
+        <w:pStyle w:val="Heading3"/>
+      </w:pPr>
+      <w:r>
+        <w:t>Check Your Results</w:t>
+      </w:r>
+    </w:p>
+    <w:p>
+      <w:pPr>
+        <w:keepNext/>
+      </w:pPr>
+      <w:r>
+        <w:t>Your screen must show these lines, with the same spelling, spacing, and capitalization:</w:t>
+      </w:r>
+    </w:p>
+    <w:p>
+      <w:pPr>
+        <w:keepNext/>
+      </w:pPr>
+    </w:p>
+    <w:p>
+      <w:pPr>
+        <w:pStyle w:val="RequiredOutput"/>
+        <w:keepNext/>
+      </w:pPr>
+      <w:r>
+        <w:t>Old contents of python\inventory.txt:</w:t>
+      </w:r>
+    </w:p>
+    <w:p>
+      <w:pPr>
+        <w:pStyle w:val="RequiredOutput"/>
+        <w:keepNext/>
+      </w:pPr>
+      <w:r>
+        <w:t>web-01</w:t>
+      </w:r>
+    </w:p>
+    <w:p>
+      <w:pPr>
+        <w:pStyle w:val="RequiredOutput"/>
+        <w:keepNext/>
+      </w:pPr>
+      <w:r>
+        <w:t>db-01</w:t>
+      </w:r>
+    </w:p>
+    <w:p>
+      <w:pPr>
+        <w:pStyle w:val="RequiredOutput"/>
+        <w:keepNext/>
+      </w:pPr>
+      <w:r>
+        <w:t>backup-01</w:t>
+      </w:r>
+    </w:p>
+    <w:p>
+      <w:pPr>
+        <w:pStyle w:val="RequiredOutput"/>
+        <w:keepNext/>
+      </w:pPr>
+      <w:r>
+        <w:t>ftp-01</w:t>
+      </w:r>
+    </w:p>
+    <w:p>
+      <w:pPr>
+        <w:pStyle w:val="RequiredOutput"/>
+        <w:keepNext/>
+      </w:pPr>
+      <w:r>
+        <w:t>New contents of python\inventory.txt:</w:t>
+      </w:r>
+    </w:p>
+    <w:p>
+      <w:pPr>
+        <w:pStyle w:val="RequiredOutput"/>
+        <w:keepNext/>
+      </w:pPr>
+      <w:r>
+        <w:t>web-01</w:t>
+      </w:r>
+    </w:p>
+    <w:p>
+      <w:pPr>
+        <w:pStyle w:val="RequiredOutput"/>
+        <w:keepNext/>
+      </w:pPr>
+      <w:r>
+        <w:t>db-01</w:t>
+      </w:r>
+    </w:p>
+    <w:p>
+      <w:pPr>
+        <w:pStyle w:val="RequiredOutput"/>
+      </w:pPr>
+      <w:r>
+        <w:t>backup-01</w:t>
+      </w:r>
+    </w:p>
+    <w:p>
+      <w:pPr>
+        <w:keepNext/>
+      </w:pPr>
+    </w:p>
+    <w:p>
+      <w:pPr>
+        <w:pStyle w:val="ListBullet"/>
+      </w:pPr>
+      <w:r>
+        <w:t>The Old contents and New contents lines name the file the program works on, .\python\inventory.txt, printed without the .\ at the start.</w:t>
+      </w:r>
+    </w:p>
+    <w:p>
+      <w:pPr>
+        <w:pStyle w:val="ListBullet"/>
+      </w:pPr>
+      <w:r>
+        <w:t>The four lines after the Old contents line are what the file held before the overwrite: the outdated inventory that Copy-Item put back, ending in ftp-01.</w:t>
+      </w:r>
+    </w:p>
+    <w:p>
+      <w:pPr>
+        <w:pStyle w:val="ListBullet"/>
+      </w:pPr>
+      <w:r>
+        <w:t>The three lines after the New contents line are what the file holds now, read back from the file itself. ftp-01 is gone: nothing of the old contents is left, not even a line at the end, which proves the overwrite replaced all of them.</w:t>
+      </w:r>
+    </w:p>
+    <w:p>
+      <w:pPr>
+        <w:pStyle w:val="ListBullet"/>
+      </w:pPr>
+      <w:r>
+        <w:t>Run Get-Content .\python\inventory.txt (cat ./python/inventory.txt on Linux or macOS): it shows the same three new lines. Get-Content outdated-inventory.txt still shows four: your kept copy is the only way back to the old contents.</w:t>
+      </w:r>
+    </w:p>
+    <w:p>
+      <w:pPr>
+        <w:pStyle w:val="ListBullet"/>
+      </w:pPr>
+      <w:r>
+        <w:t>If the program stops with FileNotFoundError: [Errno 2] No such file or directory, followed by the path, the file is not in the working directory; the error came from step 1, so nothing was written. If New contents shows the four old lines and then the three new ones, the program appended (Lesson 3.4) instead of overwriting: step 2 must call write_text.</w:t>
+      </w:r>
+    </w:p>
+    <w:p>
+      <w:pPr>
+        <w:pStyle w:val="ListBullet"/>
+      </w:pPr>
+      <w:r>
+        <w:t>If the program cannot find its inventory.txt, check that you ran the Copy-Item line and the program from the lesson-3.5 folder. If Old contents shows the three new lines instead of four, the Copy-Item line was skipped: the file still held the last run's result.</w:t>
+      </w:r>
+    </w:p>
+    <w:p>
+      <w:pPr>
+        <w:pStyle w:val="ListBullet"/>
+      </w:pPr>
+      <w:r>
+        <w:t>If Python stops with another error, read the last line of the message: it names the problem, and the line above it names the file and line.</w:t>
+      </w:r>
+    </w:p>
+    <w:p>
+      <w:pPr>
+        <w:keepNext/>
+      </w:pPr>
+    </w:p>
+    <w:p>
+      <w:pPr>
+        <w:keepNext/>
+      </w:pPr>
+    </w:p>
+    <w:p>
+      <w:pPr>
+        <w:pStyle w:val="Heading2"/>
+      </w:pPr>
+      <w:r>
+        <w:t>Production-Minded Implementation</w:t>
+      </w:r>
+    </w:p>
+    <w:p>
+      <w:r>
+        <w:t>The production-minded version prints the same lines. main makes the same three steps through two functions, both unchanged: read_text_file, Lesson 3.2's, and write_text_file, Lesson 3.3's, which writes the complete new text. No new function is needed: an overwrite is Lesson 3.3's whole-file write, used on purpose on a file that already holds data. main calls both inside a try block, so a failure skips the printing and the except prints one Error line and returns 1, as in Lesson 2.11.</w:t>
+      </w:r>
+    </w:p>
+    <w:p>
+      <w:pPr>
+        <w:keepNext/>
+      </w:pPr>
+    </w:p>
+    <w:p>
+      <w:pPr>
+        <w:pStyle w:val="Heading3"/>
+      </w:pPr>
+      <w:r>
+        <w:t>python/overwrite_file.py</w:t>
+      </w:r>
+    </w:p>
+    <w:p>
+      <w:pPr>
+        <w:pStyle w:val="SourceCode"/>
+        <w:keepNext/>
+      </w:pPr>
+      <w:r>
+        <w:t># Remember, import os and import sys make the modules usable under their</w:t>
+      </w:r>
+    </w:p>
+    <w:p>
+      <w:pPr>
+        <w:pStyle w:val="SourceCode"/>
+        <w:keepNext/>
+      </w:pPr>
+      <w:r>
+        <w:t># names, and Path holds a file's path and offers the file tools as its</w:t>
+      </w:r>
+    </w:p>
+    <w:p>
+      <w:pPr>
+        <w:pStyle w:val="SourceCode"/>
       </w:pPr>
       <w:r>
         <w:t># methods.</w:t>
@@ -9064,6 +10225,22 @@
         <w:pStyle w:val="SourceCode"/>
       </w:pPr>
       <w:r>
+        <w:t>import os</w:t>
+      </w:r>
+    </w:p>
+    <w:p>
+      <w:pPr>
+        <w:pStyle w:val="SourceCode"/>
+      </w:pPr>
+      <w:r>
+        <w:t>import sys</w:t>
+      </w:r>
+    </w:p>
+    <w:p>
+      <w:pPr>
+        <w:pStyle w:val="SourceCode"/>
+      </w:pPr>
+      <w:r>
         <w:t>from pathlib import Path</w:t>
       </w:r>
     </w:p>
@@ -9082,254 +10259,376 @@
         <w:pStyle w:val="SourceCode"/>
       </w:pPr>
       <w:r>
-        <w:t># Remember, main() runs the program when the file is started directly.</w:t>
-      </w:r>
-    </w:p>
-    <w:p>
-      <w:pPr>
-        <w:pStyle w:val="SourceCode"/>
-      </w:pPr>
-      <w:r>
-        <w:t>def main() -&gt; None:</w:t>
-      </w:r>
-    </w:p>
-    <w:p>
-      <w:pPr>
-        <w:pStyle w:val="SourceCode"/>
-      </w:pPr>
-      <w:r>
-        <w:t xml:space="preserve">    # Remember, a relative path starts from the working directory.</w:t>
-      </w:r>
-    </w:p>
-    <w:p>
-      <w:pPr>
-        <w:pStyle w:val="SourceCode"/>
-      </w:pPr>
-      <w:r>
-        <w:t xml:space="preserve">    inventory = Path("inventory.txt")</w:t>
-      </w:r>
-    </w:p>
-    <w:p>
-      <w:pPr>
-        <w:pStyle w:val="SourceCode"/>
-      </w:pPr>
-    </w:p>
-    <w:p>
-      <w:pPr>
-        <w:pStyle w:val="SourceCode"/>
-      </w:pPr>
-      <w:r>
-        <w:t xml:space="preserve">    # Step 1: read the old contents first, to see what the overwrite will</w:t>
-      </w:r>
-    </w:p>
-    <w:p>
-      <w:pPr>
-        <w:pStyle w:val="SourceCode"/>
-      </w:pPr>
-      <w:r>
-        <w:t xml:space="preserve">    # throw away. Remember, read_text opens, reads, and closes in one call,</w:t>
-      </w:r>
-    </w:p>
-    <w:p>
-      <w:pPr>
-        <w:pStyle w:val="SourceCode"/>
-      </w:pPr>
-      <w:r>
-        <w:t xml:space="preserve">    # and "utf-8" says how the file's bytes become characters.</w:t>
-      </w:r>
-    </w:p>
-    <w:p>
-      <w:pPr>
-        <w:pStyle w:val="SourceCode"/>
-      </w:pPr>
-      <w:r>
-        <w:t xml:space="preserve">    old_contents = inventory.read_text(encoding="utf-8")</w:t>
-      </w:r>
-    </w:p>
-    <w:p>
-      <w:pPr>
-        <w:pStyle w:val="SourceCode"/>
-      </w:pPr>
-    </w:p>
-    <w:p>
-      <w:pPr>
-        <w:pStyle w:val="SourceCode"/>
-      </w:pPr>
-      <w:r>
-        <w:t xml:space="preserve">    # Step 2: overwrite. An overwrite is the same whole-file write as in</w:t>
-      </w:r>
-    </w:p>
-    <w:p>
-      <w:pPr>
-        <w:pStyle w:val="SourceCode"/>
-      </w:pPr>
-      <w:r>
-        <w:t xml:space="preserve">    # Lesson 3.3, done on purpose to a file that already holds data.</w:t>
-      </w:r>
-    </w:p>
-    <w:p>
-      <w:pPr>
-        <w:pStyle w:val="SourceCode"/>
-      </w:pPr>
-      <w:r>
-        <w:t xml:space="preserve">    # Remember, writing creates a missing file or empties an existing one,</w:t>
-      </w:r>
-    </w:p>
-    <w:p>
-      <w:pPr>
-        <w:pStyle w:val="SourceCode"/>
-      </w:pPr>
-      <w:r>
-        <w:t xml:space="preserve">    # then puts in the complete new text; nothing of the old text stays.</w:t>
-      </w:r>
-    </w:p>
-    <w:p>
-      <w:pPr>
-        <w:pStyle w:val="SourceCode"/>
-      </w:pPr>
-      <w:r>
-        <w:t xml:space="preserve">    # Here the file exists, so write_text empties it and writes the new</w:t>
-      </w:r>
-    </w:p>
-    <w:p>
-      <w:pPr>
-        <w:pStyle w:val="SourceCode"/>
-      </w:pPr>
-      <w:r>
-        <w:t xml:space="preserve">    # text, in one call: the old contents are gone for good. The corrected</w:t>
-      </w:r>
-    </w:p>
-    <w:p>
-      <w:pPr>
-        <w:pStyle w:val="SourceCode"/>
-      </w:pPr>
-      <w:r>
-        <w:t xml:space="preserve">    # inventory leaves out ftp-01, which was retired. Remember,</w:t>
-      </w:r>
-    </w:p>
-    <w:p>
-      <w:pPr>
-        <w:pStyle w:val="SourceCode"/>
-      </w:pPr>
-      <w:r>
-        <w:t xml:space="preserve">    # newline="\n" keeps "\n" as one byte on Windows. This Basic version</w:t>
-      </w:r>
-    </w:p>
-    <w:p>
-      <w:pPr>
-        <w:pStyle w:val="SourceCode"/>
-      </w:pPr>
-      <w:r>
-        <w:t xml:space="preserve">    # trusts every step.</w:t>
-      </w:r>
-    </w:p>
-    <w:p>
-      <w:pPr>
-        <w:pStyle w:val="SourceCode"/>
-      </w:pPr>
-      <w:r>
-        <w:t xml:space="preserve">    inventory.write_text("web-01\ndb-01\nbackup-01\n", encoding="utf-8",</w:t>
-      </w:r>
-    </w:p>
-    <w:p>
-      <w:pPr>
-        <w:pStyle w:val="SourceCode"/>
-      </w:pPr>
-      <w:r>
-        <w:t xml:space="preserve">                         newline="\n")</w:t>
-      </w:r>
-    </w:p>
-    <w:p>
-      <w:pPr>
-        <w:pStyle w:val="SourceCode"/>
-      </w:pPr>
-    </w:p>
-    <w:p>
-      <w:pPr>
-        <w:pStyle w:val="SourceCode"/>
-      </w:pPr>
-      <w:r>
-        <w:t xml:space="preserve">    # Step 3: read the file again, to see what it holds now.</w:t>
-      </w:r>
-    </w:p>
-    <w:p>
-      <w:pPr>
-        <w:pStyle w:val="SourceCode"/>
-      </w:pPr>
-      <w:r>
-        <w:t xml:space="preserve">    new_contents = inventory.read_text(encoding="utf-8")</w:t>
-      </w:r>
-    </w:p>
-    <w:p>
-      <w:pPr>
-        <w:pStyle w:val="SourceCode"/>
-      </w:pPr>
-    </w:p>
-    <w:p>
-      <w:pPr>
-        <w:pStyle w:val="SourceCode"/>
-      </w:pPr>
-      <w:r>
-        <w:t xml:space="preserve">    # Remember, the text already ends in a line ending, so end="" prints it</w:t>
-      </w:r>
-    </w:p>
-    <w:p>
-      <w:pPr>
-        <w:pStyle w:val="SourceCode"/>
-      </w:pPr>
-      <w:r>
-        <w:t xml:space="preserve">    # with nothing added.</w:t>
-      </w:r>
-    </w:p>
-    <w:p>
-      <w:pPr>
-        <w:pStyle w:val="SourceCode"/>
-      </w:pPr>
-      <w:r>
-        <w:t xml:space="preserve">    print("Old contents of inventory.txt:")</w:t>
-      </w:r>
-    </w:p>
-    <w:p>
-      <w:pPr>
-        <w:pStyle w:val="SourceCode"/>
-      </w:pPr>
-      <w:r>
-        <w:t xml:space="preserve">    print(old_contents, end="")</w:t>
-      </w:r>
-    </w:p>
-    <w:p>
-      <w:pPr>
-        <w:pStyle w:val="SourceCode"/>
-      </w:pPr>
-      <w:r>
-        <w:t xml:space="preserve">    print("New contents of inventory.txt:")</w:t>
-      </w:r>
-    </w:p>
-    <w:p>
-      <w:pPr>
-        <w:pStyle w:val="SourceCode"/>
-      </w:pPr>
-      <w:r>
-        <w:t xml:space="preserve">    print(new_contents, end="")</w:t>
-      </w:r>
-    </w:p>
-    <w:p>
-      <w:pPr>
-        <w:pStyle w:val="SourceCode"/>
-      </w:pPr>
-    </w:p>
-    <w:p>
-      <w:pPr>
-        <w:pStyle w:val="SourceCode"/>
-      </w:pPr>
-    </w:p>
-    <w:p>
-      <w:pPr>
-        <w:pStyle w:val="SourceCode"/>
-        <w:keepNext/>
-      </w:pPr>
-      <w:r>
-        <w:t># Remember, this runs only when the file is started directly.</w:t>
+        <w:t># Reads the whole text file at path and returns it. This is Lesson 3.2's</w:t>
+      </w:r>
+    </w:p>
+    <w:p>
+      <w:pPr>
+        <w:pStyle w:val="SourceCode"/>
+      </w:pPr>
+      <w:r>
+        <w:t># read_text_file, unchanged. Remember, read_text raises an OSError, such</w:t>
+      </w:r>
+    </w:p>
+    <w:p>
+      <w:pPr>
+        <w:pStyle w:val="SourceCode"/>
+      </w:pPr>
+      <w:r>
+        <w:t># as FileNotFoundError, when it cannot read the file.</w:t>
+      </w:r>
+    </w:p>
+    <w:p>
+      <w:pPr>
+        <w:pStyle w:val="SourceCode"/>
+      </w:pPr>
+      <w:r>
+        <w:t>def read_text_file(path: str) -&gt; str:</w:t>
+      </w:r>
+    </w:p>
+    <w:p>
+      <w:pPr>
+        <w:pStyle w:val="SourceCode"/>
+      </w:pPr>
+      <w:r>
+        <w:t xml:space="preserve">    return Path(path).read_text(encoding="utf-8")</w:t>
+      </w:r>
+    </w:p>
+    <w:p>
+      <w:pPr>
+        <w:pStyle w:val="SourceCode"/>
+      </w:pPr>
+    </w:p>
+    <w:p>
+      <w:pPr>
+        <w:pStyle w:val="SourceCode"/>
+      </w:pPr>
+    </w:p>
+    <w:p>
+      <w:pPr>
+        <w:pStyle w:val="SourceCode"/>
+      </w:pPr>
+      <w:r>
+        <w:t># Writes contents into the file at path, replacing whatever the file held.</w:t>
+      </w:r>
+    </w:p>
+    <w:p>
+      <w:pPr>
+        <w:pStyle w:val="SourceCode"/>
+      </w:pPr>
+      <w:r>
+        <w:t># This is Lesson 3.3's write_text_file, unchanged: an overwrite is this</w:t>
+      </w:r>
+    </w:p>
+    <w:p>
+      <w:pPr>
+        <w:pStyle w:val="SourceCode"/>
+      </w:pPr>
+      <w:r>
+        <w:t># same whole-file write, done on purpose to a file that already holds</w:t>
+      </w:r>
+    </w:p>
+    <w:p>
+      <w:pPr>
+        <w:pStyle w:val="SourceCode"/>
+      </w:pPr>
+      <w:r>
+        <w:t># data. Remember, writing creates a missing file or empties an existing</w:t>
+      </w:r>
+    </w:p>
+    <w:p>
+      <w:pPr>
+        <w:pStyle w:val="SourceCode"/>
+      </w:pPr>
+      <w:r>
+        <w:t># one, then puts in the complete new text; nothing of the old text stays.</w:t>
+      </w:r>
+    </w:p>
+    <w:p>
+      <w:pPr>
+        <w:pStyle w:val="SourceCode"/>
+      </w:pPr>
+      <w:r>
+        <w:t># newline="\n" keeps "\n" as one byte on Windows, and write_text raises</w:t>
+      </w:r>
+    </w:p>
+    <w:p>
+      <w:pPr>
+        <w:pStyle w:val="SourceCode"/>
+      </w:pPr>
+      <w:r>
+        <w:t># an OSError when it cannot write. Nothing can bring the old contents</w:t>
+      </w:r>
+    </w:p>
+    <w:p>
+      <w:pPr>
+        <w:pStyle w:val="SourceCode"/>
+      </w:pPr>
+      <w:r>
+        <w:t># back, so main reads them first.</w:t>
+      </w:r>
+    </w:p>
+    <w:p>
+      <w:pPr>
+        <w:pStyle w:val="SourceCode"/>
+      </w:pPr>
+      <w:r>
+        <w:t>def write_text_file(path: str, contents: str) -&gt; None:</w:t>
+      </w:r>
+    </w:p>
+    <w:p>
+      <w:pPr>
+        <w:pStyle w:val="SourceCode"/>
+      </w:pPr>
+      <w:r>
+        <w:t xml:space="preserve">    Path(path).write_text(contents, encoding="utf-8", newline="\n")</w:t>
+      </w:r>
+    </w:p>
+    <w:p>
+      <w:pPr>
+        <w:pStyle w:val="SourceCode"/>
+      </w:pPr>
+    </w:p>
+    <w:p>
+      <w:pPr>
+        <w:pStyle w:val="SourceCode"/>
+      </w:pPr>
+    </w:p>
+    <w:p>
+      <w:pPr>
+        <w:pStyle w:val="SourceCode"/>
+      </w:pPr>
+      <w:r>
+        <w:t># Remember, main returns the exit code: 0 for success, 1 for failure.</w:t>
+      </w:r>
+    </w:p>
+    <w:p>
+      <w:pPr>
+        <w:pStyle w:val="SourceCode"/>
+      </w:pPr>
+      <w:r>
+        <w:t>def main() -&gt; int:</w:t>
+      </w:r>
+    </w:p>
+    <w:p>
+      <w:pPr>
+        <w:pStyle w:val="SourceCode"/>
+      </w:pPr>
+      <w:r>
+        <w:t xml:space="preserve">    # The file is inventory.txt in the python folder, so the Python</w:t>
+      </w:r>
+    </w:p>
+    <w:p>
+      <w:pPr>
+        <w:pStyle w:val="SourceCode"/>
+      </w:pPr>
+      <w:r>
+        <w:t xml:space="preserve">    # programs write only inside their own folder. Remember, a relative</w:t>
+      </w:r>
+    </w:p>
+    <w:p>
+      <w:pPr>
+        <w:pStyle w:val="SourceCode"/>
+      </w:pPr>
+      <w:r>
+        <w:t xml:space="preserve">    # path starts from the working directory, and os.path.join joins with</w:t>
+      </w:r>
+    </w:p>
+    <w:p>
+      <w:pPr>
+        <w:pStyle w:val="SourceCode"/>
+      </w:pPr>
+      <w:r>
+        <w:t xml:space="preserve">    # the right separator.</w:t>
+      </w:r>
+    </w:p>
+    <w:p>
+      <w:pPr>
+        <w:pStyle w:val="SourceCode"/>
+      </w:pPr>
+      <w:r>
+        <w:t xml:space="preserve">    path = os.path.join("python", "inventory.txt")</w:t>
+      </w:r>
+    </w:p>
+    <w:p>
+      <w:pPr>
+        <w:pStyle w:val="SourceCode"/>
+      </w:pPr>
+    </w:p>
+    <w:p>
+      <w:pPr>
+        <w:pStyle w:val="SourceCode"/>
+      </w:pPr>
+      <w:r>
+        <w:t xml:space="preserve">    # The corrected inventory: ftp-01 was retired, so it is left out.</w:t>
+      </w:r>
+    </w:p>
+    <w:p>
+      <w:pPr>
+        <w:pStyle w:val="SourceCode"/>
+      </w:pPr>
+      <w:r>
+        <w:t xml:space="preserve">    corrected = "web-01\ndb-01\nbackup-01\n"</w:t>
+      </w:r>
+    </w:p>
+    <w:p>
+      <w:pPr>
+        <w:pStyle w:val="SourceCode"/>
+      </w:pPr>
+    </w:p>
+    <w:p>
+      <w:pPr>
+        <w:pStyle w:val="SourceCode"/>
+      </w:pPr>
+      <w:r>
+        <w:t xml:space="preserve">    # Step 1 reads the old contents first. When the file is missing,</w:t>
+      </w:r>
+    </w:p>
+    <w:p>
+      <w:pPr>
+        <w:pStyle w:val="SourceCode"/>
+      </w:pPr>
+      <w:r>
+        <w:t xml:space="preserve">    # read_text_file raises there, before anything is written, so the</w:t>
+      </w:r>
+    </w:p>
+    <w:p>
+      <w:pPr>
+        <w:pStyle w:val="SourceCode"/>
+      </w:pPr>
+      <w:r>
+        <w:t xml:space="preserve">    # program never creates a new inventory.txt in the wrong folder.</w:t>
+      </w:r>
+    </w:p>
+    <w:p>
+      <w:pPr>
+        <w:pStyle w:val="SourceCode"/>
+      </w:pPr>
+      <w:r>
+        <w:t xml:space="preserve">    # Step 2 replaces everything in the file, and step 3 reads it back.</w:t>
+      </w:r>
+    </w:p>
+    <w:p>
+      <w:pPr>
+        <w:pStyle w:val="SourceCode"/>
+      </w:pPr>
+      <w:r>
+        <w:t xml:space="preserve">    # Remember, check first, then print, and stderr is for errors only.</w:t>
+      </w:r>
+    </w:p>
+    <w:p>
+      <w:pPr>
+        <w:pStyle w:val="SourceCode"/>
+      </w:pPr>
+      <w:r>
+        <w:t xml:space="preserve">    try:</w:t>
+      </w:r>
+    </w:p>
+    <w:p>
+      <w:pPr>
+        <w:pStyle w:val="SourceCode"/>
+      </w:pPr>
+      <w:r>
+        <w:t xml:space="preserve">        old_contents = read_text_file(path)</w:t>
+      </w:r>
+    </w:p>
+    <w:p>
+      <w:pPr>
+        <w:pStyle w:val="SourceCode"/>
+      </w:pPr>
+      <w:r>
+        <w:t xml:space="preserve">        write_text_file(path, corrected)</w:t>
+      </w:r>
+    </w:p>
+    <w:p>
+      <w:pPr>
+        <w:pStyle w:val="SourceCode"/>
+      </w:pPr>
+      <w:r>
+        <w:t xml:space="preserve">        new_contents = read_text_file(path)</w:t>
+      </w:r>
+    </w:p>
+    <w:p>
+      <w:pPr>
+        <w:pStyle w:val="SourceCode"/>
+      </w:pPr>
+      <w:r>
+        <w:t xml:space="preserve">        print(f"Old contents of {path}:")</w:t>
+      </w:r>
+    </w:p>
+    <w:p>
+      <w:pPr>
+        <w:pStyle w:val="SourceCode"/>
+      </w:pPr>
+      <w:r>
+        <w:t xml:space="preserve">        print(old_contents, end="")</w:t>
+      </w:r>
+    </w:p>
+    <w:p>
+      <w:pPr>
+        <w:pStyle w:val="SourceCode"/>
+      </w:pPr>
+      <w:r>
+        <w:t xml:space="preserve">        print(f"New contents of {path}:")</w:t>
+      </w:r>
+    </w:p>
+    <w:p>
+      <w:pPr>
+        <w:pStyle w:val="SourceCode"/>
+      </w:pPr>
+      <w:r>
+        <w:t xml:space="preserve">        print(new_contents, end="")</w:t>
+      </w:r>
+    </w:p>
+    <w:p>
+      <w:pPr>
+        <w:pStyle w:val="SourceCode"/>
+      </w:pPr>
+      <w:r>
+        <w:t xml:space="preserve">    except OSError as error:</w:t>
+      </w:r>
+    </w:p>
+    <w:p>
+      <w:pPr>
+        <w:pStyle w:val="SourceCode"/>
+      </w:pPr>
+      <w:r>
+        <w:t xml:space="preserve">        print(f"Error: {error}", file=sys.stderr)</w:t>
+      </w:r>
+    </w:p>
+    <w:p>
+      <w:pPr>
+        <w:pStyle w:val="SourceCode"/>
+      </w:pPr>
+      <w:r>
+        <w:t xml:space="preserve">        return 1</w:t>
+      </w:r>
+    </w:p>
+    <w:p>
+      <w:pPr>
+        <w:pStyle w:val="SourceCode"/>
+      </w:pPr>
+      <w:r>
+        <w:t xml:space="preserve">    return 0</w:t>
+      </w:r>
+    </w:p>
+    <w:p>
+      <w:pPr>
+        <w:pStyle w:val="SourceCode"/>
+      </w:pPr>
+    </w:p>
+    <w:p>
+      <w:pPr>
+        <w:pStyle w:val="SourceCode"/>
+      </w:pPr>
+    </w:p>
+    <w:p>
+      <w:pPr>
+        <w:pStyle w:val="SourceCode"/>
+        <w:keepNext/>
+      </w:pPr>
+      <w:r>
+        <w:t># Remember, sys.exit turns main's return value into the exit code.</w:t>
       </w:r>
     </w:p>
     <w:p>
@@ -9346,7 +10645,7 @@
         <w:pStyle w:val="SourceCode"/>
       </w:pPr>
       <w:r>
-        <w:t xml:space="preserve">    main()</w:t>
+        <w:t xml:space="preserve">    sys.exit(main())</w:t>
       </w:r>
     </w:p>
     <w:p>
@@ -9359,6 +10658,861 @@
         <w:pStyle w:val="Heading3"/>
       </w:pPr>
       <w:r>
+        <w:t>Windows PowerShell Build and Run</w:t>
+      </w:r>
+    </w:p>
+    <w:p>
+      <w:pPr>
+        <w:keepNext/>
+      </w:pPr>
+      <w:r>
+        <w:t>Build the program, put the outdated inventory back, run the program once, and show its exit code.</w:t>
+      </w:r>
+    </w:p>
+    <w:p>
+      <w:pPr>
+        <w:keepNext/>
+      </w:pPr>
+    </w:p>
+    <w:p>
+      <w:pPr>
+        <w:pStyle w:val="CommandBlock"/>
+        <w:keepNext/>
+      </w:pPr>
+      <w:r>
+        <w:t>Copy-Item outdated-inventory.txt .\python\inventory.txt</w:t>
+      </w:r>
+    </w:p>
+    <w:p>
+      <w:pPr>
+        <w:pStyle w:val="CommandBlock"/>
+        <w:keepNext/>
+      </w:pPr>
+      <w:r>
+        <w:t>py .\python\overwrite_file.py</w:t>
+      </w:r>
+    </w:p>
+    <w:p>
+      <w:pPr>
+        <w:pStyle w:val="CommandBlock"/>
+      </w:pPr>
+      <w:r>
+        <w:t>$LASTEXITCODE</w:t>
+      </w:r>
+    </w:p>
+    <w:p>
+      <w:pPr>
+        <w:keepNext/>
+      </w:pPr>
+    </w:p>
+    <w:p>
+      <w:pPr>
+        <w:pStyle w:val="Heading3"/>
+      </w:pPr>
+      <w:r>
+        <w:t>Linux or macOS Build and Run</w:t>
+      </w:r>
+    </w:p>
+    <w:p>
+      <w:pPr>
+        <w:pStyle w:val="CommandBlock"/>
+        <w:keepNext/>
+      </w:pPr>
+      <w:r>
+        <w:t>cp outdated-inventory.txt ./python/inventory.txt</w:t>
+      </w:r>
+    </w:p>
+    <w:p>
+      <w:pPr>
+        <w:pStyle w:val="CommandBlock"/>
+        <w:keepNext/>
+      </w:pPr>
+      <w:r>
+        <w:t>python3 ./python/overwrite_file.py</w:t>
+      </w:r>
+    </w:p>
+    <w:p>
+      <w:pPr>
+        <w:pStyle w:val="CommandBlock"/>
+      </w:pPr>
+      <w:r>
+        <w:t>echo $?</w:t>
+      </w:r>
+    </w:p>
+    <w:p>
+      <w:pPr>
+        <w:keepNext/>
+      </w:pPr>
+    </w:p>
+    <w:p>
+      <w:pPr>
+        <w:pStyle w:val="Heading3"/>
+      </w:pPr>
+      <w:r>
+        <w:t>Check Your Results</w:t>
+      </w:r>
+    </w:p>
+    <w:p>
+      <w:pPr>
+        <w:keepNext/>
+      </w:pPr>
+      <w:r>
+        <w:t>Run the program once. After it, $LASTEXITCODE (echo $? on Linux or macOS) prints the exit code it ended with: 0. Your screen must show the same lines as the Basic version:</w:t>
+      </w:r>
+    </w:p>
+    <w:p>
+      <w:pPr>
+        <w:keepNext/>
+      </w:pPr>
+    </w:p>
+    <w:p>
+      <w:pPr>
+        <w:pStyle w:val="RequiredOutput"/>
+        <w:keepNext/>
+      </w:pPr>
+      <w:r>
+        <w:t>Old contents of python\inventory.txt:</w:t>
+      </w:r>
+    </w:p>
+    <w:p>
+      <w:pPr>
+        <w:pStyle w:val="RequiredOutput"/>
+        <w:keepNext/>
+      </w:pPr>
+      <w:r>
+        <w:t>web-01</w:t>
+      </w:r>
+    </w:p>
+    <w:p>
+      <w:pPr>
+        <w:pStyle w:val="RequiredOutput"/>
+        <w:keepNext/>
+      </w:pPr>
+      <w:r>
+        <w:t>db-01</w:t>
+      </w:r>
+    </w:p>
+    <w:p>
+      <w:pPr>
+        <w:pStyle w:val="RequiredOutput"/>
+        <w:keepNext/>
+      </w:pPr>
+      <w:r>
+        <w:t>backup-01</w:t>
+      </w:r>
+    </w:p>
+    <w:p>
+      <w:pPr>
+        <w:pStyle w:val="RequiredOutput"/>
+        <w:keepNext/>
+      </w:pPr>
+      <w:r>
+        <w:t>ftp-01</w:t>
+      </w:r>
+    </w:p>
+    <w:p>
+      <w:pPr>
+        <w:pStyle w:val="RequiredOutput"/>
+        <w:keepNext/>
+      </w:pPr>
+      <w:r>
+        <w:t>New contents of python\inventory.txt:</w:t>
+      </w:r>
+    </w:p>
+    <w:p>
+      <w:pPr>
+        <w:pStyle w:val="RequiredOutput"/>
+        <w:keepNext/>
+      </w:pPr>
+      <w:r>
+        <w:t>web-01</w:t>
+      </w:r>
+    </w:p>
+    <w:p>
+      <w:pPr>
+        <w:pStyle w:val="RequiredOutput"/>
+        <w:keepNext/>
+      </w:pPr>
+      <w:r>
+        <w:t>db-01</w:t>
+      </w:r>
+    </w:p>
+    <w:p>
+      <w:pPr>
+        <w:pStyle w:val="RequiredOutput"/>
+      </w:pPr>
+      <w:r>
+        <w:t>backup-01</w:t>
+      </w:r>
+    </w:p>
+    <w:p>
+      <w:pPr>
+        <w:keepNext/>
+      </w:pPr>
+    </w:p>
+    <w:p>
+      <w:pPr>
+        <w:pStyle w:val="ListBullet"/>
+      </w:pPr>
+      <w:r>
+        <w:t>The lines match the Basic version's because the Production-Minded program does the same three steps, through read_text_file and write_text_file.</w:t>
+      </w:r>
+    </w:p>
+    <w:p>
+      <w:pPr>
+        <w:pStyle w:val="ListBullet"/>
+      </w:pPr>
+      <w:r>
+        <w:t>Exit code 0 proves that all three steps succeeded. A failure prints one Error line on the error stream and nothing else, and exit code 1; the Wrong Folder Check below shows it.</w:t>
+      </w:r>
+    </w:p>
+    <w:p>
+      <w:pPr>
+        <w:pStyle w:val="ListBullet"/>
+      </w:pPr>
+      <w:r>
+        <w:t>If the program cannot find its inventory.txt, check that you ran the Copy-Item line and the program from the lesson-3.5 folder. If Old contents shows the three new lines instead of four, the Copy-Item line was skipped: the file still held the last run's result.</w:t>
+      </w:r>
+    </w:p>
+    <w:p>
+      <w:pPr>
+        <w:pStyle w:val="ListBullet"/>
+      </w:pPr>
+      <w:r>
+        <w:t>If Python stops with another error, read the last line of the message: it names the problem, and the line above it names the file and line.</w:t>
+      </w:r>
+    </w:p>
+    <w:p>
+      <w:pPr>
+        <w:keepNext/>
+      </w:pPr>
+    </w:p>
+    <w:p>
+      <w:pPr>
+        <w:pStyle w:val="Heading3"/>
+      </w:pPr>
+      <w:r>
+        <w:t>Windows PowerShell Wrong Folder Check</w:t>
+      </w:r>
+    </w:p>
+    <w:p>
+      <w:pPr>
+        <w:keepNext/>
+      </w:pPr>
+      <w:r>
+        <w:t>Now see why the program reads first. Set-Location .. moves the terminal up one folder, into the folder that holds lesson-3.5, where there is no python folder and no inventory.txt. The program runs from there, $LASTEXITCODE shows its exit code, Test-Path shows whether .\python\inventory.txt now exists there, and Set-Location "$HOME\spa\lesson-3.5" moves back.</w:t>
+      </w:r>
+    </w:p>
+    <w:p>
+      <w:pPr>
+        <w:keepNext/>
+      </w:pPr>
+    </w:p>
+    <w:p>
+      <w:pPr>
+        <w:pStyle w:val="CommandBlock"/>
+        <w:keepNext/>
+      </w:pPr>
+      <w:r>
+        <w:t>Set-Location ..</w:t>
+      </w:r>
+    </w:p>
+    <w:p>
+      <w:pPr>
+        <w:pStyle w:val="CommandBlock"/>
+        <w:keepNext/>
+      </w:pPr>
+      <w:r>
+        <w:t>py .\lesson-3.5\python\overwrite_file.py</w:t>
+      </w:r>
+    </w:p>
+    <w:p>
+      <w:pPr>
+        <w:pStyle w:val="CommandBlock"/>
+        <w:keepNext/>
+      </w:pPr>
+      <w:r>
+        <w:t>$LASTEXITCODE</w:t>
+      </w:r>
+    </w:p>
+    <w:p>
+      <w:pPr>
+        <w:pStyle w:val="CommandBlock"/>
+        <w:keepNext/>
+      </w:pPr>
+      <w:r>
+        <w:t>Test-Path .\python\inventory.txt</w:t>
+      </w:r>
+    </w:p>
+    <w:p>
+      <w:pPr>
+        <w:pStyle w:val="CommandBlock"/>
+      </w:pPr>
+      <w:r>
+        <w:t>Set-Location "$HOME\spa\lesson-3.5"</w:t>
+      </w:r>
+    </w:p>
+    <w:p>
+      <w:pPr>
+        <w:keepNext/>
+      </w:pPr>
+    </w:p>
+    <w:p>
+      <w:pPr>
+        <w:pStyle w:val="Heading3"/>
+      </w:pPr>
+      <w:r>
+        <w:t>Linux or macOS Wrong Folder Check</w:t>
+      </w:r>
+    </w:p>
+    <w:p>
+      <w:pPr>
+        <w:keepNext/>
+      </w:pPr>
+      <w:r>
+        <w:t>cd .. moves up one folder, echo $? shows the exit code, ls shows whether the file exists there, and cd "$HOME/spa/lesson-3.5" moves back.</w:t>
+      </w:r>
+    </w:p>
+    <w:p>
+      <w:pPr>
+        <w:keepNext/>
+      </w:pPr>
+    </w:p>
+    <w:p>
+      <w:pPr>
+        <w:pStyle w:val="CommandBlock"/>
+        <w:keepNext/>
+      </w:pPr>
+      <w:r>
+        <w:t>cd ..</w:t>
+      </w:r>
+    </w:p>
+    <w:p>
+      <w:pPr>
+        <w:pStyle w:val="CommandBlock"/>
+        <w:keepNext/>
+      </w:pPr>
+      <w:r>
+        <w:t>python3 ./lesson-3.5/python/overwrite_file.py</w:t>
+      </w:r>
+    </w:p>
+    <w:p>
+      <w:pPr>
+        <w:pStyle w:val="CommandBlock"/>
+        <w:keepNext/>
+      </w:pPr>
+      <w:r>
+        <w:t>echo $?</w:t>
+      </w:r>
+    </w:p>
+    <w:p>
+      <w:pPr>
+        <w:pStyle w:val="CommandBlock"/>
+        <w:keepNext/>
+      </w:pPr>
+      <w:r>
+        <w:t>ls ./python/inventory.txt</w:t>
+      </w:r>
+    </w:p>
+    <w:p>
+      <w:pPr>
+        <w:pStyle w:val="CommandBlock"/>
+      </w:pPr>
+      <w:r>
+        <w:t>cd "$HOME/spa/lesson-3.5"</w:t>
+      </w:r>
+    </w:p>
+    <w:p>
+      <w:pPr>
+        <w:keepNext/>
+      </w:pPr>
+    </w:p>
+    <w:p>
+      <w:pPr>
+        <w:keepNext/>
+      </w:pPr>
+      <w:r>
+        <w:t>The program must print only this line, on the error stream:</w:t>
+      </w:r>
+    </w:p>
+    <w:p>
+      <w:pPr>
+        <w:keepNext/>
+      </w:pPr>
+    </w:p>
+    <w:p>
+      <w:pPr>
+        <w:pStyle w:val="RequiredOutput"/>
+      </w:pPr>
+      <w:r>
+        <w:t>Error: [Errno 2] No such file or directory: 'python\\inventory.txt'</w:t>
+      </w:r>
+    </w:p>
+    <w:p>
+      <w:pPr>
+        <w:keepNext/>
+      </w:pPr>
+    </w:p>
+    <w:p>
+      <w:r>
+        <w:t>The error's message names the reason and the path. Python shows the path the way it would be typed in Python code, where \\ stands for one \, so the separator appears twice. Then $LASTEXITCODE prints 1 and Test-Path prints False (on Linux or macOS, echo $? prints 1 and ls reports that the file does not exist). The read in step 1 failed, so the program stopped before step 2: it wrote nothing and created no inventory.txt in the wrong folder. Without that first read, a run from the wrong folder could still wri</w:t>
+      </w:r>
+      <w:r>
+        <w:t>te: from another lesson's folder, such as lesson-3.4, which has its own python folder, the write would create a new inventory.txt there and report success, and the real inventory in lesson-3.5 would still be outdated.</w:t>
+      </w:r>
+    </w:p>
+    <w:p>
+      <w:pPr>
+        <w:keepNext/>
+      </w:pPr>
+    </w:p>
+    <w:p>
+      <w:pPr>
+        <w:keepNext/>
+      </w:pPr>
+    </w:p>
+    <w:p>
+      <w:pPr>
+        <w:pStyle w:val="Heading2"/>
+      </w:pPr>
+      <w:r>
+        <w:t>What to Notice</w:t>
+      </w:r>
+    </w:p>
+    <w:p>
+      <w:pPr>
+        <w:pStyle w:val="ListBullet"/>
+      </w:pPr>
+      <w:r>
+        <w:t>write_text empties the file and writes the new text in one call, so the file is empty only for the moment inside that call.</w:t>
+      </w:r>
+    </w:p>
+    <w:p>
+      <w:pPr>
+        <w:pStyle w:val="ListBullet"/>
+      </w:pPr>
+      <w:r>
+        <w:t>The call in the Basic version is split over two lines: Python keeps reading until the closing parenthesis, so the two lines are one call.</w:t>
+      </w:r>
+    </w:p>
+    <w:p>
+      <w:pPr>
+        <w:pStyle w:val="ListBullet"/>
+      </w:pPr>
+      <w:r>
+        <w:t>Even the Basic version writes nothing from the wrong folder: read_text raises in step 1, before step 2 runs, but the program stops with a long message instead of one Error line.</w:t>
+      </w:r>
+    </w:p>
+    <w:p>
+      <w:pPr>
+        <w:keepNext/>
+      </w:pPr>
+    </w:p>
+    <w:p>
+      <w:pPr>
+        <w:pStyle w:val="Heading3"/>
+      </w:pPr>
+      <w:r>
+        <w:t>Basic and Production-Minded Comparison</w:t>
+      </w:r>
+    </w:p>
+    <w:p>
+      <w:r>
+        <w:t>Both versions read the old contents of inventory.txt, overwrite the file with the complete corrected inventory, read the new contents back, and print both. The Basic version does it all in main, with no checks beyond the ones the language cannot do without. The Production-Minded version overwrites through Lesson 3.3's write_text_file, which the Challenge reuses for contacts.txt, checks every step the way Lesson 2.11 taught, and prints nothing until all three have succeeded, so a failure shows one Error line</w:t>
+      </w:r>
+      <w:r>
+        <w:t xml:space="preserve"> and exit code 1.</w:t>
+      </w:r>
+    </w:p>
+    <w:p>
+      <w:pPr>
+        <w:keepNext/>
+      </w:pPr>
+    </w:p>
+    <w:p>
+      <w:pPr>
+        <w:keepNext/>
+      </w:pPr>
+    </w:p>
+    <w:p>
+      <w:pPr>
+        <w:keepNext/>
+      </w:pPr>
+    </w:p>
+    <w:p>
+      <w:pPr>
+        <w:pStyle w:val="Heading1"/>
+      </w:pPr>
+      <w:r>
+        <w:t>TypeScript Implementation</w:t>
+      </w:r>
+    </w:p>
+    <w:p>
+      <w:r>
+        <w:t>TypeScript overwrites a whole file with one call, writeFileSync from node:fs: it opens the file for writing, which empties it, writes the complete new text, and closes the file. When it cannot, it throws an Error. Reading uses Lesson 3.2's readFileSync.</w:t>
+      </w:r>
+    </w:p>
+    <w:p>
+      <w:pPr>
+        <w:keepNext/>
+      </w:pPr>
+    </w:p>
+    <w:p>
+      <w:pPr>
+        <w:keepNext/>
+      </w:pPr>
+    </w:p>
+    <w:p>
+      <w:pPr>
+        <w:pStyle w:val="Heading2"/>
+      </w:pPr>
+      <w:r>
+        <w:t>Basic Implementation</w:t>
+      </w:r>
+    </w:p>
+    <w:p>
+      <w:r>
+        <w:t>Start with the most direct version: main joins typescript and inventory.txt into the path with join, reads the old contents with readFileSync, overwrites the file with writeFileSync, reads the new contents, and prints both with process.stdout.write. This Basic version trusts every step; the Production-Minded version checks them. Every step is commented, so read the comments as you type it.</w:t>
+      </w:r>
+    </w:p>
+    <w:p>
+      <w:pPr>
+        <w:keepNext/>
+      </w:pPr>
+    </w:p>
+    <w:p>
+      <w:pPr>
+        <w:pStyle w:val="Heading3"/>
+      </w:pPr>
+      <w:r>
+        <w:t>typescript/src/basic.ts</w:t>
+      </w:r>
+    </w:p>
+    <w:p>
+      <w:pPr>
+        <w:pStyle w:val="SourceCode"/>
+        <w:keepNext/>
+      </w:pPr>
+      <w:r>
+        <w:t>// Remember, import { ... } from names what this file uses: node:fs holds</w:t>
+      </w:r>
+    </w:p>
+    <w:p>
+      <w:pPr>
+        <w:pStyle w:val="SourceCode"/>
+        <w:keepNext/>
+      </w:pPr>
+      <w:r>
+        <w:t>// Node's tools for files, and node:path's join joins paths.</w:t>
+      </w:r>
+    </w:p>
+    <w:p>
+      <w:pPr>
+        <w:pStyle w:val="SourceCode"/>
+      </w:pPr>
+      <w:r>
+        <w:t>import { readFileSync, writeFileSync } from "node:fs";</w:t>
+      </w:r>
+    </w:p>
+    <w:p>
+      <w:pPr>
+        <w:pStyle w:val="SourceCode"/>
+      </w:pPr>
+      <w:r>
+        <w:t>import { join } from "node:path";</w:t>
+      </w:r>
+    </w:p>
+    <w:p>
+      <w:pPr>
+        <w:pStyle w:val="SourceCode"/>
+      </w:pPr>
+    </w:p>
+    <w:p>
+      <w:pPr>
+        <w:pStyle w:val="SourceCode"/>
+      </w:pPr>
+      <w:r>
+        <w:t>// Remember, main() on the last line runs the program.</w:t>
+      </w:r>
+    </w:p>
+    <w:p>
+      <w:pPr>
+        <w:pStyle w:val="SourceCode"/>
+      </w:pPr>
+      <w:r>
+        <w:t>function main(): void {</w:t>
+      </w:r>
+    </w:p>
+    <w:p>
+      <w:pPr>
+        <w:pStyle w:val="SourceCode"/>
+      </w:pPr>
+      <w:r>
+        <w:t xml:space="preserve">    // The file is inventory.txt in the typescript folder, so the</w:t>
+      </w:r>
+    </w:p>
+    <w:p>
+      <w:pPr>
+        <w:pStyle w:val="SourceCode"/>
+      </w:pPr>
+      <w:r>
+        <w:t xml:space="preserve">    // TypeScript programs write only inside their own folder. Remember,</w:t>
+      </w:r>
+    </w:p>
+    <w:p>
+      <w:pPr>
+        <w:pStyle w:val="SourceCode"/>
+      </w:pPr>
+      <w:r>
+        <w:t xml:space="preserve">    // join builds the path with the right separator, and it takes any</w:t>
+      </w:r>
+    </w:p>
+    <w:p>
+      <w:pPr>
+        <w:pStyle w:val="SourceCode"/>
+      </w:pPr>
+      <w:r>
+        <w:t xml:space="preserve">    // number of parts.</w:t>
+      </w:r>
+    </w:p>
+    <w:p>
+      <w:pPr>
+        <w:pStyle w:val="SourceCode"/>
+      </w:pPr>
+      <w:r>
+        <w:t xml:space="preserve">    const path: string = join("typescript", "inventory.txt");</w:t>
+      </w:r>
+    </w:p>
+    <w:p>
+      <w:pPr>
+        <w:pStyle w:val="SourceCode"/>
+      </w:pPr>
+    </w:p>
+    <w:p>
+      <w:pPr>
+        <w:pStyle w:val="SourceCode"/>
+      </w:pPr>
+      <w:r>
+        <w:t xml:space="preserve">    // Step 1: read the old contents first, to see what the overwrite will</w:t>
+      </w:r>
+    </w:p>
+    <w:p>
+      <w:pPr>
+        <w:pStyle w:val="SourceCode"/>
+      </w:pPr>
+      <w:r>
+        <w:t xml:space="preserve">    // throw away. Remember, readFileSync opens, reads, and closes in one</w:t>
+      </w:r>
+    </w:p>
+    <w:p>
+      <w:pPr>
+        <w:pStyle w:val="SourceCode"/>
+      </w:pPr>
+      <w:r>
+        <w:t xml:space="preserve">    // call, and "utf-8" makes it return the text as a string.</w:t>
+      </w:r>
+    </w:p>
+    <w:p>
+      <w:pPr>
+        <w:pStyle w:val="SourceCode"/>
+      </w:pPr>
+      <w:r>
+        <w:t xml:space="preserve">    const oldContents: string = readFileSync(path, "utf-8");</w:t>
+      </w:r>
+    </w:p>
+    <w:p>
+      <w:pPr>
+        <w:pStyle w:val="SourceCode"/>
+      </w:pPr>
+    </w:p>
+    <w:p>
+      <w:pPr>
+        <w:pStyle w:val="SourceCode"/>
+      </w:pPr>
+      <w:r>
+        <w:t xml:space="preserve">    // Step 2: overwrite. An overwrite is the same whole-file write as in</w:t>
+      </w:r>
+    </w:p>
+    <w:p>
+      <w:pPr>
+        <w:pStyle w:val="SourceCode"/>
+      </w:pPr>
+      <w:r>
+        <w:t xml:space="preserve">    // Lesson 3.3, done on purpose to a file that already holds data.</w:t>
+      </w:r>
+    </w:p>
+    <w:p>
+      <w:pPr>
+        <w:pStyle w:val="SourceCode"/>
+      </w:pPr>
+      <w:r>
+        <w:t xml:space="preserve">    // Remember, writing creates a missing file or empties an existing one,</w:t>
+      </w:r>
+    </w:p>
+    <w:p>
+      <w:pPr>
+        <w:pStyle w:val="SourceCode"/>
+      </w:pPr>
+      <w:r>
+        <w:t xml:space="preserve">    // then puts in the complete new text; nothing of the old text stays.</w:t>
+      </w:r>
+    </w:p>
+    <w:p>
+      <w:pPr>
+        <w:pStyle w:val="SourceCode"/>
+      </w:pPr>
+      <w:r>
+        <w:t xml:space="preserve">    // Here the file exists, so writeFileSync empties it and writes the new</w:t>
+      </w:r>
+    </w:p>
+    <w:p>
+      <w:pPr>
+        <w:pStyle w:val="SourceCode"/>
+      </w:pPr>
+      <w:r>
+        <w:t xml:space="preserve">    // text, in one call: the old contents are gone for good. The corrected</w:t>
+      </w:r>
+    </w:p>
+    <w:p>
+      <w:pPr>
+        <w:pStyle w:val="SourceCode"/>
+      </w:pPr>
+      <w:r>
+        <w:t xml:space="preserve">    // inventory leaves out ftp-01, which was retired. This Basic version</w:t>
+      </w:r>
+    </w:p>
+    <w:p>
+      <w:pPr>
+        <w:pStyle w:val="SourceCode"/>
+      </w:pPr>
+      <w:r>
+        <w:t xml:space="preserve">    // trusts every step.</w:t>
+      </w:r>
+    </w:p>
+    <w:p>
+      <w:pPr>
+        <w:pStyle w:val="SourceCode"/>
+      </w:pPr>
+      <w:r>
+        <w:t xml:space="preserve">    writeFileSync(path, "web-01\ndb-01\nbackup-01\n", "utf-8");</w:t>
+      </w:r>
+    </w:p>
+    <w:p>
+      <w:pPr>
+        <w:pStyle w:val="SourceCode"/>
+      </w:pPr>
+    </w:p>
+    <w:p>
+      <w:pPr>
+        <w:pStyle w:val="SourceCode"/>
+      </w:pPr>
+      <w:r>
+        <w:t xml:space="preserve">    // Step 3: read the file again, to see what it holds now.</w:t>
+      </w:r>
+    </w:p>
+    <w:p>
+      <w:pPr>
+        <w:pStyle w:val="SourceCode"/>
+      </w:pPr>
+      <w:r>
+        <w:t xml:space="preserve">    const newContents: string = readFileSync(path, "utf-8");</w:t>
+      </w:r>
+    </w:p>
+    <w:p>
+      <w:pPr>
+        <w:pStyle w:val="SourceCode"/>
+      </w:pPr>
+    </w:p>
+    <w:p>
+      <w:pPr>
+        <w:pStyle w:val="SourceCode"/>
+      </w:pPr>
+      <w:r>
+        <w:t xml:space="preserve">    // Remember, the text already ends in a line ending, so</w:t>
+      </w:r>
+    </w:p>
+    <w:p>
+      <w:pPr>
+        <w:pStyle w:val="SourceCode"/>
+      </w:pPr>
+      <w:r>
+        <w:t xml:space="preserve">    // process.stdout.write prints it with nothing added.</w:t>
+      </w:r>
+    </w:p>
+    <w:p>
+      <w:pPr>
+        <w:pStyle w:val="SourceCode"/>
+      </w:pPr>
+      <w:r>
+        <w:t xml:space="preserve">    console.log(`Old contents of ${path}:`);</w:t>
+      </w:r>
+    </w:p>
+    <w:p>
+      <w:pPr>
+        <w:pStyle w:val="SourceCode"/>
+      </w:pPr>
+      <w:r>
+        <w:t xml:space="preserve">    process.stdout.write(oldContents);</w:t>
+      </w:r>
+    </w:p>
+    <w:p>
+      <w:pPr>
+        <w:pStyle w:val="SourceCode"/>
+      </w:pPr>
+      <w:r>
+        <w:t xml:space="preserve">    console.log(`New contents of ${path}:`);</w:t>
+      </w:r>
+    </w:p>
+    <w:p>
+      <w:pPr>
+        <w:pStyle w:val="SourceCode"/>
+      </w:pPr>
+      <w:r>
+        <w:t xml:space="preserve">    process.stdout.write(newContents);</w:t>
+      </w:r>
+    </w:p>
+    <w:p>
+      <w:pPr>
+        <w:pStyle w:val="SourceCode"/>
+        <w:keepNext/>
+      </w:pPr>
+      <w:r>
+        <w:t>}</w:t>
+      </w:r>
+    </w:p>
+    <w:p>
+      <w:pPr>
+        <w:pStyle w:val="SourceCode"/>
+        <w:keepNext/>
+      </w:pPr>
+    </w:p>
+    <w:p>
+      <w:pPr>
+        <w:pStyle w:val="SourceCode"/>
+        <w:keepNext/>
+      </w:pPr>
+      <w:r>
+        <w:t>// Remember, calling main() here runs the program.</w:t>
+      </w:r>
+    </w:p>
+    <w:p>
+      <w:pPr>
+        <w:pStyle w:val="SourceCode"/>
+      </w:pPr>
+      <w:r>
+        <w:t>main();</w:t>
+      </w:r>
+    </w:p>
+    <w:p>
+      <w:pPr>
+        <w:keepNext/>
+      </w:pPr>
+    </w:p>
+    <w:p>
+      <w:pPr>
+        <w:pStyle w:val="Heading3"/>
+      </w:pPr>
+      <w:r>
         <w:t>Windows PowerShell Basic Build and Run</w:t>
       </w:r>
     </w:p>
@@ -9367,7 +11521,7 @@
         <w:keepNext/>
       </w:pPr>
       <w:r>
-        <w:t>Build the program, put the outdated inventory back, and run the program once from the lesson-3.5 folder. Python has no build step.</w:t>
+        <w:t>Build the program, put the outdated inventory back, and run the program once from the lesson-3.5 folder.</w:t>
       </w:r>
     </w:p>
     <w:p>
@@ -9381,15 +11535,33 @@
         <w:keepNext/>
       </w:pPr>
       <w:r>
-        <w:t>Copy-Item outdated-inventory.txt inventory.txt</w:t>
+        <w:t>npm --prefix .\typescript run check</w:t>
       </w:r>
     </w:p>
     <w:p>
       <w:pPr>
         <w:pStyle w:val="CommandBlock"/>
-      </w:pPr>
-      <w:r>
-        <w:t>py .\python\basic_overwrite_file.py</w:t>
+        <w:keepNext/>
+      </w:pPr>
+      <w:r>
+        <w:t>npm --prefix .\typescript run build</w:t>
+      </w:r>
+    </w:p>
+    <w:p>
+      <w:pPr>
+        <w:pStyle w:val="CommandBlock"/>
+        <w:keepNext/>
+      </w:pPr>
+      <w:r>
+        <w:t>Copy-Item outdated-inventory.txt .\typescript\inventory.txt</w:t>
+      </w:r>
+    </w:p>
+    <w:p>
+      <w:pPr>
+        <w:pStyle w:val="CommandBlock"/>
+      </w:pPr>
+      <w:r>
+        <w:t>node .\typescript\dist\basic.js</w:t>
       </w:r>
     </w:p>
     <w:p>
@@ -9411,15 +11583,33 @@
         <w:keepNext/>
       </w:pPr>
       <w:r>
-        <w:t>cp outdated-inventory.txt inventory.txt</w:t>
+        <w:t>npm --prefix ./typescript run check</w:t>
       </w:r>
     </w:p>
     <w:p>
       <w:pPr>
         <w:pStyle w:val="CommandBlock"/>
-      </w:pPr>
-      <w:r>
-        <w:t>python3 ./python/basic_overwrite_file.py</w:t>
+        <w:keepNext/>
+      </w:pPr>
+      <w:r>
+        <w:t>npm --prefix ./typescript run build</w:t>
+      </w:r>
+    </w:p>
+    <w:p>
+      <w:pPr>
+        <w:pStyle w:val="CommandBlock"/>
+        <w:keepNext/>
+      </w:pPr>
+      <w:r>
+        <w:t>cp outdated-inventory.txt ./typescript/inventory.txt</w:t>
+      </w:r>
+    </w:p>
+    <w:p>
+      <w:pPr>
+        <w:pStyle w:val="CommandBlock"/>
+      </w:pPr>
+      <w:r>
+        <w:t>node ./typescript/dist/basic.js</w:t>
       </w:r>
     </w:p>
     <w:p>
@@ -9440,7 +11630,7 @@
         <w:keepNext/>
       </w:pPr>
       <w:r>
-        <w:t>Your screen must show these lines, with the same spelling, spacing, and capitalization:</w:t>
+        <w:t>The npm check and build steps print their own lines first; those are not part of the program's output. Your screen must show these lines, with the same spelling, spacing, and capitalization:</w:t>
       </w:r>
     </w:p>
     <w:p>
@@ -9454,7 +11644,7 @@
         <w:keepNext/>
       </w:pPr>
       <w:r>
-        <w:t>Old contents of inventory.txt:</w:t>
+        <w:t>Old contents of typescript\inventory.txt:</w:t>
       </w:r>
     </w:p>
     <w:p>
@@ -9499,7 +11689,7 @@
         <w:keepNext/>
       </w:pPr>
       <w:r>
-        <w:t>New contents of inventory.txt:</w:t>
+        <w:t>New contents of typescript\inventory.txt:</w:t>
       </w:r>
     </w:p>
     <w:p>
@@ -9538,7 +11728,7 @@
         <w:pStyle w:val="ListBullet"/>
       </w:pPr>
       <w:r>
-        <w:t>The four lines after Old contents of inventory.txt: are what the file held before the overwrite: the outdated inventory that Copy-Item put back, ending in ftp-01.</w:t>
+        <w:t>The Old contents and New contents lines name the file the program works on, .\typescript\inventory.txt, printed without the .\ at the start.</w:t>
       </w:r>
     </w:p>
     <w:p>
@@ -9546,7 +11736,7 @@
         <w:pStyle w:val="ListBullet"/>
       </w:pPr>
       <w:r>
-        <w:t>The three lines after New contents of inventory.txt: are what the file holds now, read back from the file itself. ftp-01 is gone: nothing of the old contents is left, not even a line at the end, which proves the overwrite replaced all of them.</w:t>
+        <w:t>The four lines after the Old contents line are what the file held before the overwrite: the outdated inventory that Copy-Item put back, ending in ftp-01.</w:t>
       </w:r>
     </w:p>
     <w:p>
@@ -9554,7 +11744,7 @@
         <w:pStyle w:val="ListBullet"/>
       </w:pPr>
       <w:r>
-        <w:t>Run Get-Content inventory.txt (cat on Linux or macOS): it shows the same three new lines. Get-Content outdated-inventory.txt still shows four: your kept copy is the only way back to the old contents.</w:t>
+        <w:t>The three lines after the New contents line are what the file holds now, read back from the file itself. ftp-01 is gone: nothing of the old contents is left, not even a line at the end, which proves the overwrite replaced all of them.</w:t>
       </w:r>
     </w:p>
     <w:p>
@@ -9562,7 +11752,7 @@
         <w:pStyle w:val="ListBullet"/>
       </w:pPr>
       <w:r>
-        <w:t>If the program stops with FileNotFoundError: [Errno 2] No such file or directory: 'inventory.txt', the file is not in the working directory; the error came from step 1, so nothing was written. If New contents shows the four old lines and then the three new ones, the program appended (Lesson 3.4) instead of overwriting: step 2 must call write_text.</w:t>
+        <w:t>Run Get-Content .\typescript\inventory.txt (cat ./typescript/inventory.txt on Linux or macOS): it shows the same three new lines. Get-Content outdated-inventory.txt still shows four: your kept copy is the only way back to the old contents.</w:t>
       </w:r>
     </w:p>
     <w:p>
@@ -9570,7 +11760,7 @@
         <w:pStyle w:val="ListBullet"/>
       </w:pPr>
       <w:r>
-        <w:t>If the program cannot find inventory.txt, check that you ran the Copy-Item line and the program from the lesson-3.5 folder. If Old contents shows the three new lines instead of four, the Copy-Item line was skipped: the file still held the last run's result.</w:t>
+        <w:t>If the program stops with Error: ENOENT: no such file or directory, open, followed by a full path, the file is not in the working directory; the error came from step 1, so nothing was written. If New contents shows the four old lines and then the three new ones, the program appended (Lesson 3.4) instead of overwriting: step 2 must call writeFileSync.</w:t>
       </w:r>
     </w:p>
     <w:p>
@@ -9578,7 +11768,15 @@
         <w:pStyle w:val="ListBullet"/>
       </w:pPr>
       <w:r>
-        <w:t>If Python stops with another error, read the last line of the message: it names the problem, and the line above it names the file and line.</w:t>
+        <w:t>If the program cannot find its inventory.txt, check that you ran the Copy-Item line and the program from the lesson-3.5 folder. If Old contents shows the three new lines instead of four, the Copy-Item line was skipped: the file still held the last run's result.</w:t>
+      </w:r>
+    </w:p>
+    <w:p>
+      <w:pPr>
+        <w:pStyle w:val="ListBullet"/>
+      </w:pPr>
+      <w:r>
+        <w:t>If the build fails with another message, read the first error: it names the file and line to fix.</w:t>
       </w:r>
     </w:p>
     <w:p>
@@ -9601,7 +11799,7 @@
     </w:p>
     <w:p>
       <w:r>
-        <w:t>The production-minded version prints the same lines. main makes the same three steps through two functions, both unchanged: read_text_file, Lesson 3.2's, and write_text_file, Lesson 3.3's, which writes the complete new text. No new function is needed: an overwrite is Lesson 3.3's whole-file write, used on purpose on a file that already holds data. main calls both inside a try block, so a failure skips the printing and the except prints one Error line and returns 1, as in Lesson 2.11.</w:t>
+        <w:t>The production-minded version prints the same lines. main makes the same three steps through two functions, both unchanged: readTextFile, Lesson 3.2's, and writeTextFile, Lesson 3.3's, which writes the complete new text. No new function is needed: an overwrite is Lesson 3.3's whole-file write, used on purpose on a file that already holds data. main calls both inside a try block, so a failure skips the printing and the catch prints one Error line and sets exit code 1, as in Lesson 2.11.</w:t>
       </w:r>
     </w:p>
     <w:p>
@@ -9614,421 +11812,466 @@
         <w:pStyle w:val="Heading3"/>
       </w:pPr>
       <w:r>
-        <w:t>python/overwrite_file.py</w:t>
-      </w:r>
-    </w:p>
-    <w:p>
-      <w:pPr>
-        <w:pStyle w:val="SourceCode"/>
-        <w:keepNext/>
-      </w:pPr>
-      <w:r>
-        <w:t># Remember, import sys makes the module usable under its name, and Path</w:t>
-      </w:r>
-    </w:p>
-    <w:p>
-      <w:pPr>
-        <w:pStyle w:val="SourceCode"/>
-        <w:keepNext/>
-      </w:pPr>
-      <w:r>
-        <w:t># holds a file's path and offers the file tools as its methods.</w:t>
-      </w:r>
-    </w:p>
-    <w:p>
-      <w:pPr>
-        <w:pStyle w:val="SourceCode"/>
-      </w:pPr>
-      <w:r>
-        <w:t>import sys</w:t>
-      </w:r>
-    </w:p>
-    <w:p>
-      <w:pPr>
-        <w:pStyle w:val="SourceCode"/>
-      </w:pPr>
-      <w:r>
-        <w:t>from pathlib import Path</w:t>
-      </w:r>
-    </w:p>
-    <w:p>
-      <w:pPr>
-        <w:pStyle w:val="SourceCode"/>
-      </w:pPr>
-    </w:p>
-    <w:p>
-      <w:pPr>
-        <w:pStyle w:val="SourceCode"/>
-      </w:pPr>
-    </w:p>
-    <w:p>
-      <w:pPr>
-        <w:pStyle w:val="SourceCode"/>
-      </w:pPr>
-      <w:r>
-        <w:t># Reads the whole text file at path and returns it. This is Lesson 3.2's</w:t>
-      </w:r>
-    </w:p>
-    <w:p>
-      <w:pPr>
-        <w:pStyle w:val="SourceCode"/>
-      </w:pPr>
-      <w:r>
-        <w:t># read_text_file, unchanged. Remember, read_text raises an OSError, such</w:t>
-      </w:r>
-    </w:p>
-    <w:p>
-      <w:pPr>
-        <w:pStyle w:val="SourceCode"/>
-      </w:pPr>
-      <w:r>
-        <w:t># as FileNotFoundError, when it cannot read the file.</w:t>
-      </w:r>
-    </w:p>
-    <w:p>
-      <w:pPr>
-        <w:pStyle w:val="SourceCode"/>
-      </w:pPr>
-      <w:r>
-        <w:t>def read_text_file(path: str) -&gt; str:</w:t>
-      </w:r>
-    </w:p>
-    <w:p>
-      <w:pPr>
-        <w:pStyle w:val="SourceCode"/>
-      </w:pPr>
-      <w:r>
-        <w:t xml:space="preserve">    return Path(path).read_text(encoding="utf-8")</w:t>
-      </w:r>
-    </w:p>
-    <w:p>
-      <w:pPr>
-        <w:pStyle w:val="SourceCode"/>
-      </w:pPr>
-    </w:p>
-    <w:p>
-      <w:pPr>
-        <w:pStyle w:val="SourceCode"/>
-      </w:pPr>
-    </w:p>
-    <w:p>
-      <w:pPr>
-        <w:pStyle w:val="SourceCode"/>
-      </w:pPr>
-      <w:r>
-        <w:t># Writes contents into the file at path, replacing whatever the file held.</w:t>
-      </w:r>
-    </w:p>
-    <w:p>
-      <w:pPr>
-        <w:pStyle w:val="SourceCode"/>
-      </w:pPr>
-      <w:r>
-        <w:t># This is Lesson 3.3's write_text_file, unchanged: an overwrite is this</w:t>
-      </w:r>
-    </w:p>
-    <w:p>
-      <w:pPr>
-        <w:pStyle w:val="SourceCode"/>
-      </w:pPr>
-      <w:r>
-        <w:t># same whole-file write, done on purpose to a file that already holds</w:t>
-      </w:r>
-    </w:p>
-    <w:p>
-      <w:pPr>
-        <w:pStyle w:val="SourceCode"/>
-      </w:pPr>
-      <w:r>
-        <w:t># data. Remember, writing creates a missing file or empties an existing</w:t>
-      </w:r>
-    </w:p>
-    <w:p>
-      <w:pPr>
-        <w:pStyle w:val="SourceCode"/>
-      </w:pPr>
-      <w:r>
-        <w:t># one, then puts in the complete new text; nothing of the old text stays.</w:t>
-      </w:r>
-    </w:p>
-    <w:p>
-      <w:pPr>
-        <w:pStyle w:val="SourceCode"/>
-      </w:pPr>
-      <w:r>
-        <w:t># newline="\n" keeps "\n" as one byte on Windows, and write_text raises</w:t>
-      </w:r>
-    </w:p>
-    <w:p>
-      <w:pPr>
-        <w:pStyle w:val="SourceCode"/>
-      </w:pPr>
-      <w:r>
-        <w:t># an OSError when it cannot write. Nothing can bring the old contents</w:t>
-      </w:r>
-    </w:p>
-    <w:p>
-      <w:pPr>
-        <w:pStyle w:val="SourceCode"/>
-      </w:pPr>
-      <w:r>
-        <w:t># back, so main reads them first.</w:t>
-      </w:r>
-    </w:p>
-    <w:p>
-      <w:pPr>
-        <w:pStyle w:val="SourceCode"/>
-      </w:pPr>
-      <w:r>
-        <w:t>def write_text_file(path: str, contents: str) -&gt; None:</w:t>
-      </w:r>
-    </w:p>
-    <w:p>
-      <w:pPr>
-        <w:pStyle w:val="SourceCode"/>
-      </w:pPr>
-      <w:r>
-        <w:t xml:space="preserve">    Path(path).write_text(contents, encoding="utf-8", newline="\n")</w:t>
-      </w:r>
-    </w:p>
-    <w:p>
-      <w:pPr>
-        <w:pStyle w:val="SourceCode"/>
-      </w:pPr>
-    </w:p>
-    <w:p>
-      <w:pPr>
-        <w:pStyle w:val="SourceCode"/>
-      </w:pPr>
-    </w:p>
-    <w:p>
-      <w:pPr>
-        <w:pStyle w:val="SourceCode"/>
-      </w:pPr>
-      <w:r>
-        <w:t># Remember, main returns the exit code: 0 for success, 1 for failure.</w:t>
-      </w:r>
-    </w:p>
-    <w:p>
-      <w:pPr>
-        <w:pStyle w:val="SourceCode"/>
-      </w:pPr>
-      <w:r>
-        <w:t>def main() -&gt; int:</w:t>
-      </w:r>
-    </w:p>
-    <w:p>
-      <w:pPr>
-        <w:pStyle w:val="SourceCode"/>
-      </w:pPr>
-      <w:r>
-        <w:t xml:space="preserve">    # Remember, a relative path starts from the working directory.</w:t>
-      </w:r>
-    </w:p>
-    <w:p>
-      <w:pPr>
-        <w:pStyle w:val="SourceCode"/>
-      </w:pPr>
-      <w:r>
-        <w:t xml:space="preserve">    path = "inventory.txt"</w:t>
-      </w:r>
-    </w:p>
-    <w:p>
-      <w:pPr>
-        <w:pStyle w:val="SourceCode"/>
-      </w:pPr>
-    </w:p>
-    <w:p>
-      <w:pPr>
-        <w:pStyle w:val="SourceCode"/>
-      </w:pPr>
-      <w:r>
-        <w:t xml:space="preserve">    # The corrected inventory: ftp-01 was retired, so it is left out.</w:t>
-      </w:r>
-    </w:p>
-    <w:p>
-      <w:pPr>
-        <w:pStyle w:val="SourceCode"/>
-      </w:pPr>
-      <w:r>
-        <w:t xml:space="preserve">    corrected = "web-01\ndb-01\nbackup-01\n"</w:t>
-      </w:r>
-    </w:p>
-    <w:p>
-      <w:pPr>
-        <w:pStyle w:val="SourceCode"/>
-      </w:pPr>
-    </w:p>
-    <w:p>
-      <w:pPr>
-        <w:pStyle w:val="SourceCode"/>
-      </w:pPr>
-      <w:r>
-        <w:t xml:space="preserve">    # Step 1 reads the old contents first. When inventory.txt is missing,</w:t>
-      </w:r>
-    </w:p>
-    <w:p>
-      <w:pPr>
-        <w:pStyle w:val="SourceCode"/>
-      </w:pPr>
-      <w:r>
-        <w:t xml:space="preserve">    # read_text_file raises there, before anything is written, so the</w:t>
-      </w:r>
-    </w:p>
-    <w:p>
-      <w:pPr>
-        <w:pStyle w:val="SourceCode"/>
-      </w:pPr>
-      <w:r>
-        <w:t xml:space="preserve">    # program never creates a new inventory.txt in the wrong folder.</w:t>
-      </w:r>
-    </w:p>
-    <w:p>
-      <w:pPr>
-        <w:pStyle w:val="SourceCode"/>
-      </w:pPr>
-      <w:r>
-        <w:t xml:space="preserve">    # Step 2 replaces everything in the file, and step 3 reads it back.</w:t>
-      </w:r>
-    </w:p>
-    <w:p>
-      <w:pPr>
-        <w:pStyle w:val="SourceCode"/>
-      </w:pPr>
-      <w:r>
-        <w:t xml:space="preserve">    # Remember, check first, then print, and stderr is for errors only.</w:t>
-      </w:r>
-    </w:p>
-    <w:p>
-      <w:pPr>
-        <w:pStyle w:val="SourceCode"/>
-      </w:pPr>
-      <w:r>
-        <w:t xml:space="preserve">    try:</w:t>
-      </w:r>
-    </w:p>
-    <w:p>
-      <w:pPr>
-        <w:pStyle w:val="SourceCode"/>
-      </w:pPr>
-      <w:r>
-        <w:t xml:space="preserve">        old_contents = read_text_file(path)</w:t>
-      </w:r>
-    </w:p>
-    <w:p>
-      <w:pPr>
-        <w:pStyle w:val="SourceCode"/>
-      </w:pPr>
-      <w:r>
-        <w:t xml:space="preserve">        write_text_file(path, corrected)</w:t>
-      </w:r>
-    </w:p>
-    <w:p>
-      <w:pPr>
-        <w:pStyle w:val="SourceCode"/>
-      </w:pPr>
-      <w:r>
-        <w:t xml:space="preserve">        new_contents = read_text_file(path)</w:t>
-      </w:r>
-    </w:p>
-    <w:p>
-      <w:pPr>
-        <w:pStyle w:val="SourceCode"/>
-      </w:pPr>
-      <w:r>
-        <w:t xml:space="preserve">        print(f"Old contents of {path}:")</w:t>
-      </w:r>
-    </w:p>
-    <w:p>
-      <w:pPr>
-        <w:pStyle w:val="SourceCode"/>
-      </w:pPr>
-      <w:r>
-        <w:t xml:space="preserve">        print(old_contents, end="")</w:t>
-      </w:r>
-    </w:p>
-    <w:p>
-      <w:pPr>
-        <w:pStyle w:val="SourceCode"/>
-      </w:pPr>
-      <w:r>
-        <w:t xml:space="preserve">        print(f"New contents of {path}:")</w:t>
-      </w:r>
-    </w:p>
-    <w:p>
-      <w:pPr>
-        <w:pStyle w:val="SourceCode"/>
-      </w:pPr>
-      <w:r>
-        <w:t xml:space="preserve">        print(new_contents, end="")</w:t>
-      </w:r>
-    </w:p>
-    <w:p>
-      <w:pPr>
-        <w:pStyle w:val="SourceCode"/>
-      </w:pPr>
-      <w:r>
-        <w:t xml:space="preserve">    except OSError as error:</w:t>
-      </w:r>
-    </w:p>
-    <w:p>
-      <w:pPr>
-        <w:pStyle w:val="SourceCode"/>
-      </w:pPr>
-      <w:r>
-        <w:t xml:space="preserve">        print(f"Error: {error}", file=sys.stderr)</w:t>
-      </w:r>
-    </w:p>
-    <w:p>
-      <w:pPr>
-        <w:pStyle w:val="SourceCode"/>
-      </w:pPr>
-      <w:r>
-        <w:t xml:space="preserve">        return 1</w:t>
-      </w:r>
-    </w:p>
-    <w:p>
-      <w:pPr>
-        <w:pStyle w:val="SourceCode"/>
-      </w:pPr>
-      <w:r>
-        <w:t xml:space="preserve">    return 0</w:t>
-      </w:r>
-    </w:p>
-    <w:p>
-      <w:pPr>
-        <w:pStyle w:val="SourceCode"/>
-      </w:pPr>
-    </w:p>
-    <w:p>
-      <w:pPr>
-        <w:pStyle w:val="SourceCode"/>
-      </w:pPr>
-    </w:p>
-    <w:p>
-      <w:pPr>
-        <w:pStyle w:val="SourceCode"/>
-        <w:keepNext/>
-      </w:pPr>
-      <w:r>
-        <w:t># Remember, sys.exit turns main's return value into the exit code.</w:t>
-      </w:r>
-    </w:p>
-    <w:p>
-      <w:pPr>
-        <w:pStyle w:val="SourceCode"/>
-        <w:keepNext/>
-      </w:pPr>
-      <w:r>
-        <w:t>if __name__ == "__main__":</w:t>
-      </w:r>
-    </w:p>
-    <w:p>
-      <w:pPr>
-        <w:pStyle w:val="SourceCode"/>
-      </w:pPr>
-      <w:r>
-        <w:t xml:space="preserve">    sys.exit(main())</w:t>
+        <w:t>typescript/src/main.ts</w:t>
+      </w:r>
+    </w:p>
+    <w:p>
+      <w:pPr>
+        <w:pStyle w:val="SourceCode"/>
+        <w:keepNext/>
+      </w:pPr>
+      <w:r>
+        <w:t>// Remember, import { ... } from names what this file uses: node:fs holds</w:t>
+      </w:r>
+    </w:p>
+    <w:p>
+      <w:pPr>
+        <w:pStyle w:val="SourceCode"/>
+        <w:keepNext/>
+      </w:pPr>
+      <w:r>
+        <w:t>// Node's tools for files, and node:path's join joins paths.</w:t>
+      </w:r>
+    </w:p>
+    <w:p>
+      <w:pPr>
+        <w:pStyle w:val="SourceCode"/>
+      </w:pPr>
+      <w:r>
+        <w:t>import { readFileSync, writeFileSync } from "node:fs";</w:t>
+      </w:r>
+    </w:p>
+    <w:p>
+      <w:pPr>
+        <w:pStyle w:val="SourceCode"/>
+      </w:pPr>
+      <w:r>
+        <w:t>import { join } from "node:path";</w:t>
+      </w:r>
+    </w:p>
+    <w:p>
+      <w:pPr>
+        <w:pStyle w:val="SourceCode"/>
+      </w:pPr>
+    </w:p>
+    <w:p>
+      <w:pPr>
+        <w:pStyle w:val="SourceCode"/>
+      </w:pPr>
+      <w:r>
+        <w:t>// Reads the whole text file at path and returns it. This is Lesson 3.2's</w:t>
+      </w:r>
+    </w:p>
+    <w:p>
+      <w:pPr>
+        <w:pStyle w:val="SourceCode"/>
+      </w:pPr>
+      <w:r>
+        <w:t>// readTextFile, unchanged. Remember, readFileSync throws an Error when it</w:t>
+      </w:r>
+    </w:p>
+    <w:p>
+      <w:pPr>
+        <w:pStyle w:val="SourceCode"/>
+      </w:pPr>
+      <w:r>
+        <w:t>// cannot read the file.</w:t>
+      </w:r>
+    </w:p>
+    <w:p>
+      <w:pPr>
+        <w:pStyle w:val="SourceCode"/>
+      </w:pPr>
+      <w:r>
+        <w:t>function readTextFile(path: string): string {</w:t>
+      </w:r>
+    </w:p>
+    <w:p>
+      <w:pPr>
+        <w:pStyle w:val="SourceCode"/>
+      </w:pPr>
+      <w:r>
+        <w:t xml:space="preserve">    return readFileSync(path, "utf-8");</w:t>
+      </w:r>
+    </w:p>
+    <w:p>
+      <w:pPr>
+        <w:pStyle w:val="SourceCode"/>
+      </w:pPr>
+      <w:r>
+        <w:t>}</w:t>
+      </w:r>
+    </w:p>
+    <w:p>
+      <w:pPr>
+        <w:pStyle w:val="SourceCode"/>
+      </w:pPr>
+    </w:p>
+    <w:p>
+      <w:pPr>
+        <w:pStyle w:val="SourceCode"/>
+      </w:pPr>
+      <w:r>
+        <w:t>// Writes contents into the file at path, replacing whatever the file held.</w:t>
+      </w:r>
+    </w:p>
+    <w:p>
+      <w:pPr>
+        <w:pStyle w:val="SourceCode"/>
+      </w:pPr>
+      <w:r>
+        <w:t>// This is Lesson 3.3's writeTextFile, unchanged: an overwrite is this</w:t>
+      </w:r>
+    </w:p>
+    <w:p>
+      <w:pPr>
+        <w:pStyle w:val="SourceCode"/>
+      </w:pPr>
+      <w:r>
+        <w:t>// same whole-file write, done on purpose to a file that already holds</w:t>
+      </w:r>
+    </w:p>
+    <w:p>
+      <w:pPr>
+        <w:pStyle w:val="SourceCode"/>
+      </w:pPr>
+      <w:r>
+        <w:t>// data. Remember, writing creates a missing file or empties an existing</w:t>
+      </w:r>
+    </w:p>
+    <w:p>
+      <w:pPr>
+        <w:pStyle w:val="SourceCode"/>
+      </w:pPr>
+      <w:r>
+        <w:t>// one, then puts in the complete new text; nothing of the old text</w:t>
+      </w:r>
+    </w:p>
+    <w:p>
+      <w:pPr>
+        <w:pStyle w:val="SourceCode"/>
+      </w:pPr>
+      <w:r>
+        <w:t>// stays. writeFileSync throws an Error when it cannot write. Nothing can</w:t>
+      </w:r>
+    </w:p>
+    <w:p>
+      <w:pPr>
+        <w:pStyle w:val="SourceCode"/>
+      </w:pPr>
+      <w:r>
+        <w:t>// bring the old contents back, so main reads them first.</w:t>
+      </w:r>
+    </w:p>
+    <w:p>
+      <w:pPr>
+        <w:pStyle w:val="SourceCode"/>
+      </w:pPr>
+      <w:r>
+        <w:t>function writeTextFile(path: string, contents: string): void {</w:t>
+      </w:r>
+    </w:p>
+    <w:p>
+      <w:pPr>
+        <w:pStyle w:val="SourceCode"/>
+      </w:pPr>
+      <w:r>
+        <w:t xml:space="preserve">    writeFileSync(path, contents, "utf-8");</w:t>
+      </w:r>
+    </w:p>
+    <w:p>
+      <w:pPr>
+        <w:pStyle w:val="SourceCode"/>
+      </w:pPr>
+      <w:r>
+        <w:t>}</w:t>
+      </w:r>
+    </w:p>
+    <w:p>
+      <w:pPr>
+        <w:pStyle w:val="SourceCode"/>
+      </w:pPr>
+    </w:p>
+    <w:p>
+      <w:pPr>
+        <w:pStyle w:val="SourceCode"/>
+      </w:pPr>
+      <w:r>
+        <w:t>// Remember, main() on the last line runs the program.</w:t>
+      </w:r>
+    </w:p>
+    <w:p>
+      <w:pPr>
+        <w:pStyle w:val="SourceCode"/>
+      </w:pPr>
+      <w:r>
+        <w:t>function main(): void {</w:t>
+      </w:r>
+    </w:p>
+    <w:p>
+      <w:pPr>
+        <w:pStyle w:val="SourceCode"/>
+      </w:pPr>
+      <w:r>
+        <w:t xml:space="preserve">    // The file is inventory.txt in the typescript folder, so the</w:t>
+      </w:r>
+    </w:p>
+    <w:p>
+      <w:pPr>
+        <w:pStyle w:val="SourceCode"/>
+      </w:pPr>
+      <w:r>
+        <w:t xml:space="preserve">    // TypeScript programs write only inside their own folder. Remember, a</w:t>
+      </w:r>
+    </w:p>
+    <w:p>
+      <w:pPr>
+        <w:pStyle w:val="SourceCode"/>
+      </w:pPr>
+      <w:r>
+        <w:t xml:space="preserve">    // relative path starts from the working directory, and join joins</w:t>
+      </w:r>
+    </w:p>
+    <w:p>
+      <w:pPr>
+        <w:pStyle w:val="SourceCode"/>
+      </w:pPr>
+      <w:r>
+        <w:t xml:space="preserve">    // with the right separator.</w:t>
+      </w:r>
+    </w:p>
+    <w:p>
+      <w:pPr>
+        <w:pStyle w:val="SourceCode"/>
+      </w:pPr>
+      <w:r>
+        <w:t xml:space="preserve">    const path: string = join("typescript", "inventory.txt");</w:t>
+      </w:r>
+    </w:p>
+    <w:p>
+      <w:pPr>
+        <w:pStyle w:val="SourceCode"/>
+      </w:pPr>
+    </w:p>
+    <w:p>
+      <w:pPr>
+        <w:pStyle w:val="SourceCode"/>
+      </w:pPr>
+      <w:r>
+        <w:t xml:space="preserve">    // The corrected inventory: ftp-01 was retired, so it is left out.</w:t>
+      </w:r>
+    </w:p>
+    <w:p>
+      <w:pPr>
+        <w:pStyle w:val="SourceCode"/>
+      </w:pPr>
+      <w:r>
+        <w:t xml:space="preserve">    const corrected: string = "web-01\ndb-01\nbackup-01\n";</w:t>
+      </w:r>
+    </w:p>
+    <w:p>
+      <w:pPr>
+        <w:pStyle w:val="SourceCode"/>
+      </w:pPr>
+    </w:p>
+    <w:p>
+      <w:pPr>
+        <w:pStyle w:val="SourceCode"/>
+      </w:pPr>
+      <w:r>
+        <w:t xml:space="preserve">    // Step 1 reads the old contents first. When the file is missing,</w:t>
+      </w:r>
+    </w:p>
+    <w:p>
+      <w:pPr>
+        <w:pStyle w:val="SourceCode"/>
+      </w:pPr>
+      <w:r>
+        <w:t xml:space="preserve">    // readTextFile throws there, before anything is written, so the</w:t>
+      </w:r>
+    </w:p>
+    <w:p>
+      <w:pPr>
+        <w:pStyle w:val="SourceCode"/>
+      </w:pPr>
+      <w:r>
+        <w:t xml:space="preserve">    // program never creates a new inventory.txt in the wrong folder.</w:t>
+      </w:r>
+    </w:p>
+    <w:p>
+      <w:pPr>
+        <w:pStyle w:val="SourceCode"/>
+      </w:pPr>
+      <w:r>
+        <w:t xml:space="preserve">    // Step 2 replaces everything in the file, and step 3 reads it back.</w:t>
+      </w:r>
+    </w:p>
+    <w:p>
+      <w:pPr>
+        <w:pStyle w:val="SourceCode"/>
+      </w:pPr>
+      <w:r>
+        <w:t xml:space="preserve">    // Remember, check first, then print; console.error is for errors</w:t>
+      </w:r>
+    </w:p>
+    <w:p>
+      <w:pPr>
+        <w:pStyle w:val="SourceCode"/>
+      </w:pPr>
+      <w:r>
+        <w:t xml:space="preserve">    // only, and exitCode 1 reports the failure.</w:t>
+      </w:r>
+    </w:p>
+    <w:p>
+      <w:pPr>
+        <w:pStyle w:val="SourceCode"/>
+      </w:pPr>
+      <w:r>
+        <w:t xml:space="preserve">    try {</w:t>
+      </w:r>
+    </w:p>
+    <w:p>
+      <w:pPr>
+        <w:pStyle w:val="SourceCode"/>
+      </w:pPr>
+      <w:r>
+        <w:t xml:space="preserve">        const oldContents: string = readTextFile(path);</w:t>
+      </w:r>
+    </w:p>
+    <w:p>
+      <w:pPr>
+        <w:pStyle w:val="SourceCode"/>
+      </w:pPr>
+      <w:r>
+        <w:t xml:space="preserve">        writeTextFile(path, corrected);</w:t>
+      </w:r>
+    </w:p>
+    <w:p>
+      <w:pPr>
+        <w:pStyle w:val="SourceCode"/>
+      </w:pPr>
+      <w:r>
+        <w:t xml:space="preserve">        const newContents: string = readTextFile(path);</w:t>
+      </w:r>
+    </w:p>
+    <w:p>
+      <w:pPr>
+        <w:pStyle w:val="SourceCode"/>
+      </w:pPr>
+      <w:r>
+        <w:t xml:space="preserve">        console.log(`Old contents of ${path}:`);</w:t>
+      </w:r>
+    </w:p>
+    <w:p>
+      <w:pPr>
+        <w:pStyle w:val="SourceCode"/>
+      </w:pPr>
+      <w:r>
+        <w:t xml:space="preserve">        process.stdout.write(oldContents);</w:t>
+      </w:r>
+    </w:p>
+    <w:p>
+      <w:pPr>
+        <w:pStyle w:val="SourceCode"/>
+      </w:pPr>
+      <w:r>
+        <w:t xml:space="preserve">        console.log(`New contents of ${path}:`);</w:t>
+      </w:r>
+    </w:p>
+    <w:p>
+      <w:pPr>
+        <w:pStyle w:val="SourceCode"/>
+      </w:pPr>
+      <w:r>
+        <w:t xml:space="preserve">        process.stdout.write(newContents);</w:t>
+      </w:r>
+    </w:p>
+    <w:p>
+      <w:pPr>
+        <w:pStyle w:val="SourceCode"/>
+      </w:pPr>
+      <w:r>
+        <w:t xml:space="preserve">    } catch (error: unknown) {</w:t>
+      </w:r>
+    </w:p>
+    <w:p>
+      <w:pPr>
+        <w:pStyle w:val="SourceCode"/>
+      </w:pPr>
+      <w:r>
+        <w:t xml:space="preserve">        // Remember, instanceof Error checks that it is an Error, so</w:t>
+      </w:r>
+    </w:p>
+    <w:p>
+      <w:pPr>
+        <w:pStyle w:val="SourceCode"/>
+      </w:pPr>
+      <w:r>
+        <w:t xml:space="preserve">        // error.message can be read.</w:t>
+      </w:r>
+    </w:p>
+    <w:p>
+      <w:pPr>
+        <w:pStyle w:val="SourceCode"/>
+      </w:pPr>
+      <w:r>
+        <w:t xml:space="preserve">        if (error instanceof Error) {</w:t>
+      </w:r>
+    </w:p>
+    <w:p>
+      <w:pPr>
+        <w:pStyle w:val="SourceCode"/>
+      </w:pPr>
+      <w:r>
+        <w:t xml:space="preserve">            console.error(`Error: ${error.message}`);</w:t>
+      </w:r>
+    </w:p>
+    <w:p>
+      <w:pPr>
+        <w:pStyle w:val="SourceCode"/>
+      </w:pPr>
+      <w:r>
+        <w:t xml:space="preserve">        }</w:t>
+      </w:r>
+    </w:p>
+    <w:p>
+      <w:pPr>
+        <w:pStyle w:val="SourceCode"/>
+      </w:pPr>
+      <w:r>
+        <w:t xml:space="preserve">        process.exitCode = 1;</w:t>
+      </w:r>
+    </w:p>
+    <w:p>
+      <w:pPr>
+        <w:pStyle w:val="SourceCode"/>
+        <w:keepNext/>
+      </w:pPr>
+      <w:r>
+        <w:t xml:space="preserve">    }</w:t>
+      </w:r>
+    </w:p>
+    <w:p>
+      <w:pPr>
+        <w:pStyle w:val="SourceCode"/>
+        <w:keepNext/>
+      </w:pPr>
+      <w:r>
+        <w:t>}</w:t>
+      </w:r>
+    </w:p>
+    <w:p>
+      <w:pPr>
+        <w:pStyle w:val="SourceCode"/>
+        <w:keepNext/>
+      </w:pPr>
+    </w:p>
+    <w:p>
+      <w:pPr>
+        <w:pStyle w:val="SourceCode"/>
+      </w:pPr>
+      <w:r>
+        <w:t>main();</w:t>
       </w:r>
     </w:p>
     <w:p>
@@ -10063,7 +12306,7 @@
         <w:keepNext/>
       </w:pPr>
       <w:r>
-        <w:t>Copy-Item outdated-inventory.txt inventory.txt</w:t>
+        <w:t>npm --prefix .\typescript run check</w:t>
       </w:r>
     </w:p>
     <w:p>
@@ -10072,12 +12315,30 @@
         <w:keepNext/>
       </w:pPr>
       <w:r>
-        <w:t>py .\python\overwrite_file.py</w:t>
+        <w:t>npm --prefix .\typescript run build</w:t>
       </w:r>
     </w:p>
     <w:p>
       <w:pPr>
         <w:pStyle w:val="CommandBlock"/>
+        <w:keepNext/>
+      </w:pPr>
+      <w:r>
+        <w:t>Copy-Item outdated-inventory.txt .\typescript\inventory.txt</w:t>
+      </w:r>
+    </w:p>
+    <w:p>
+      <w:pPr>
+        <w:pStyle w:val="CommandBlock"/>
+        <w:keepNext/>
+      </w:pPr>
+      <w:r>
+        <w:t>node .\typescript\dist\main.js</w:t>
+      </w:r>
+    </w:p>
+    <w:p>
+      <w:pPr>
+        <w:pStyle w:val="CommandBlock"/>
       </w:pPr>
       <w:r>
         <w:t>$LASTEXITCODE</w:t>
@@ -10102,7 +12363,7 @@
         <w:keepNext/>
       </w:pPr>
       <w:r>
-        <w:t>cp outdated-inventory.txt inventory.txt</w:t>
+        <w:t>npm --prefix ./typescript run check</w:t>
       </w:r>
     </w:p>
     <w:p>
@@ -10111,12 +12372,30 @@
         <w:keepNext/>
       </w:pPr>
       <w:r>
-        <w:t>python3 ./python/overwrite_file.py</w:t>
+        <w:t>npm --prefix ./typescript run build</w:t>
       </w:r>
     </w:p>
     <w:p>
       <w:pPr>
         <w:pStyle w:val="CommandBlock"/>
+        <w:keepNext/>
+      </w:pPr>
+      <w:r>
+        <w:t>cp outdated-inventory.txt ./typescript/inventory.txt</w:t>
+      </w:r>
+    </w:p>
+    <w:p>
+      <w:pPr>
+        <w:pStyle w:val="CommandBlock"/>
+        <w:keepNext/>
+      </w:pPr>
+      <w:r>
+        <w:t>node ./typescript/dist/main.js</w:t>
+      </w:r>
+    </w:p>
+    <w:p>
+      <w:pPr>
+        <w:pStyle w:val="CommandBlock"/>
       </w:pPr>
       <w:r>
         <w:t>echo $?</w:t>
@@ -10140,7 +12419,7 @@
         <w:keepNext/>
       </w:pPr>
       <w:r>
-        <w:t>Run the program once. After it, $LASTEXITCODE (echo $? on Linux or macOS) prints the exit code it ended with: 0. Your screen must show the same lines as the Basic version:</w:t>
+        <w:t>The npm check and build steps print their own lines first; those are not part of the program's output. Run the program once. After it, $LASTEXITCODE (echo $? on Linux or macOS) prints the exit code it ended with: 0. Your screen must show the same lines as the Basic version:</w:t>
       </w:r>
     </w:p>
     <w:p>
@@ -10154,7 +12433,7 @@
         <w:keepNext/>
       </w:pPr>
       <w:r>
-        <w:t>Old contents of inventory.txt:</w:t>
+        <w:t>Old contents of typescript\inventory.txt:</w:t>
       </w:r>
     </w:p>
     <w:p>
@@ -10199,7 +12478,7 @@
         <w:keepNext/>
       </w:pPr>
       <w:r>
-        <w:t>New contents of inventory.txt:</w:t>
+        <w:t>New contents of typescript\inventory.txt:</w:t>
       </w:r>
     </w:p>
     <w:p>
@@ -10238,7 +12517,7 @@
         <w:pStyle w:val="ListBullet"/>
       </w:pPr>
       <w:r>
-        <w:t>The lines match the Basic version's because the Production-Minded program does the same three steps, through read_text_file and write_text_file.</w:t>
+        <w:t>The lines match the Basic version's because the Production-Minded program does the same three steps, through readTextFile and writeTextFile.</w:t>
       </w:r>
     </w:p>
     <w:p>
@@ -10254,7 +12533,7 @@
         <w:pStyle w:val="ListBullet"/>
       </w:pPr>
       <w:r>
-        <w:t>If the program cannot find inventory.txt, check that you ran the Copy-Item line and the program from the lesson-3.5 folder. If Old contents shows the three new lines instead of four, the Copy-Item line was skipped: the file still held the last run's result.</w:t>
+        <w:t>If the program cannot find its inventory.txt, check that you ran the Copy-Item line and the program from the lesson-3.5 folder. If Old contents shows the three new lines instead of four, the Copy-Item line was skipped: the file still held the last run's result.</w:t>
       </w:r>
     </w:p>
     <w:p>
@@ -10262,7 +12541,7 @@
         <w:pStyle w:val="ListBullet"/>
       </w:pPr>
       <w:r>
-        <w:t>If Python stops with another error, read the last line of the message: it names the problem, and the line above it names the file and line.</w:t>
+        <w:t>If the build fails with another message, read the first error: it names the file and line to fix.</w:t>
       </w:r>
     </w:p>
     <w:p>
@@ -10283,7 +12562,7 @@
         <w:keepNext/>
       </w:pPr>
       <w:r>
-        <w:t>Now see why the program reads first. Set-Location .. moves the terminal up one folder, into the folder that holds lesson-3.5, where there is no inventory.txt. The program runs from there, $LASTEXITCODE shows its exit code, Test-Path shows whether an inventory.txt now exists in that folder, and Set-Location "$HOME\spa\lesson-3.5" moves back.</w:t>
+        <w:t>Now see why the program reads first. Set-Location .. moves the terminal up one folder, into the folder that holds lesson-3.5, where there is no typescript folder and no inventory.txt. The program runs from there, $LASTEXITCODE shows its exit code, Test-Path shows whether .\typescript\inventory.txt now exists there, and Set-Location "$HOME\spa\lesson-3.5" moves back.</w:t>
       </w:r>
     </w:p>
     <w:p>
@@ -10306,7 +12585,7 @@
         <w:keepNext/>
       </w:pPr>
       <w:r>
-        <w:t>py .\lesson-3.5\python\overwrite_file.py</w:t>
+        <w:t>node .\lesson-3.5\typescript\dist\main.js</w:t>
       </w:r>
     </w:p>
     <w:p>
@@ -10324,7 +12603,7 @@
         <w:keepNext/>
       </w:pPr>
       <w:r>
-        <w:t>Test-Path inventory.txt</w:t>
+        <w:t>Test-Path .\typescript\inventory.txt</w:t>
       </w:r>
     </w:p>
     <w:p>
@@ -10376,7 +12655,7 @@
         <w:keepNext/>
       </w:pPr>
       <w:r>
-        <w:t>python3 ./lesson-3.5/python/overwrite_file.py</w:t>
+        <w:t>node ./lesson-3.5/typescript/dist/main.js</w:t>
       </w:r>
     </w:p>
     <w:p>
@@ -10394,1573 +12673,7 @@
         <w:keepNext/>
       </w:pPr>
       <w:r>
-        <w:t>ls inventory.txt</w:t>
-      </w:r>
-    </w:p>
-    <w:p>
-      <w:pPr>
-        <w:pStyle w:val="CommandBlock"/>
-      </w:pPr>
-      <w:r>
-        <w:t>cd "$HOME/spa/lesson-3.5"</w:t>
-      </w:r>
-    </w:p>
-    <w:p>
-      <w:pPr>
-        <w:keepNext/>
-      </w:pPr>
-    </w:p>
-    <w:p>
-      <w:pPr>
-        <w:keepNext/>
-      </w:pPr>
-      <w:r>
-        <w:t>The program must print only this line, on the error stream:</w:t>
-      </w:r>
-    </w:p>
-    <w:p>
-      <w:pPr>
-        <w:keepNext/>
-      </w:pPr>
-    </w:p>
-    <w:p>
-      <w:pPr>
-        <w:pStyle w:val="RequiredOutput"/>
-      </w:pPr>
-      <w:r>
-        <w:t>Error: [Errno 2] No such file or directory: 'inventory.txt'</w:t>
-      </w:r>
-    </w:p>
-    <w:p>
-      <w:pPr>
-        <w:keepNext/>
-      </w:pPr>
-    </w:p>
-    <w:p>
-      <w:r>
-        <w:t>The error's message names the reason and the file. Then $LASTEXITCODE prints 1 and Test-Path prints False (on Linux or macOS, echo $? prints 1 and ls reports that inventory.txt does not exist). The read in step 1 failed, so the program stopped before step 2: it wrote nothing and created no inventory.txt in the wrong folder. Without that first read, the write would have created a new inventory.txt there and reported success, and the real inventory in lesson-3.5 would still be outdated.</w:t>
-      </w:r>
-    </w:p>
-    <w:p>
-      <w:pPr>
-        <w:keepNext/>
-      </w:pPr>
-    </w:p>
-    <w:p>
-      <w:pPr>
-        <w:keepNext/>
-      </w:pPr>
-    </w:p>
-    <w:p>
-      <w:pPr>
-        <w:pStyle w:val="Heading2"/>
-      </w:pPr>
-      <w:r>
-        <w:t>What to Notice</w:t>
-      </w:r>
-    </w:p>
-    <w:p>
-      <w:pPr>
-        <w:pStyle w:val="ListBullet"/>
-      </w:pPr>
-      <w:r>
-        <w:t>write_text empties the file and writes the new text in one call, so the file is empty only for the moment inside that call.</w:t>
-      </w:r>
-    </w:p>
-    <w:p>
-      <w:pPr>
-        <w:pStyle w:val="ListBullet"/>
-      </w:pPr>
-      <w:r>
-        <w:t>The call in the Basic version is split over two lines: Python keeps reading until the closing parenthesis, so the two lines are one call.</w:t>
-      </w:r>
-    </w:p>
-    <w:p>
-      <w:pPr>
-        <w:pStyle w:val="ListBullet"/>
-      </w:pPr>
-      <w:r>
-        <w:t>Even the Basic version writes nothing from the wrong folder: read_text raises in step 1, before step 2 runs, but the program stops with a long message instead of one Error line.</w:t>
-      </w:r>
-    </w:p>
-    <w:p>
-      <w:pPr>
-        <w:keepNext/>
-      </w:pPr>
-    </w:p>
-    <w:p>
-      <w:pPr>
-        <w:pStyle w:val="Heading3"/>
-      </w:pPr>
-      <w:r>
-        <w:t>Basic and Production-Minded Comparison</w:t>
-      </w:r>
-    </w:p>
-    <w:p>
-      <w:r>
-        <w:t>Both versions read the old contents of inventory.txt, overwrite the file with the complete corrected inventory, read the new contents back, and print both. The Basic version does it all in main, with no checks beyond the ones the language cannot do without. The Production-Minded version overwrites through Lesson 3.3's write_text_file, which the Challenge reuses for contacts.txt, checks every step the way Lesson 2.11 taught, and prints nothing until all three have succeeded, so a failure shows one Error line</w:t>
-      </w:r>
-      <w:r>
-        <w:t xml:space="preserve"> and exit code 1.</w:t>
-      </w:r>
-    </w:p>
-    <w:p>
-      <w:pPr>
-        <w:keepNext/>
-      </w:pPr>
-    </w:p>
-    <w:p>
-      <w:pPr>
-        <w:keepNext/>
-      </w:pPr>
-    </w:p>
-    <w:p>
-      <w:pPr>
-        <w:keepNext/>
-      </w:pPr>
-    </w:p>
-    <w:p>
-      <w:pPr>
-        <w:pStyle w:val="Heading1"/>
-      </w:pPr>
-      <w:r>
-        <w:t>TypeScript Implementation</w:t>
-      </w:r>
-    </w:p>
-    <w:p>
-      <w:r>
-        <w:t>TypeScript overwrites a whole file with one call, writeFileSync from node:fs: it opens the file for writing, which empties it, writes the complete new text, and closes the file. When it cannot, it throws an Error. Reading uses Lesson 3.2's readFileSync.</w:t>
-      </w:r>
-    </w:p>
-    <w:p>
-      <w:pPr>
-        <w:keepNext/>
-      </w:pPr>
-    </w:p>
-    <w:p>
-      <w:pPr>
-        <w:keepNext/>
-      </w:pPr>
-    </w:p>
-    <w:p>
-      <w:pPr>
-        <w:pStyle w:val="Heading2"/>
-      </w:pPr>
-      <w:r>
-        <w:t>Basic Implementation</w:t>
-      </w:r>
-    </w:p>
-    <w:p>
-      <w:r>
-        <w:t>Start with the most direct version: main reads the old contents with readFileSync, overwrites inventory.txt with writeFileSync, reads the new contents, and prints both with process.stdout.write. This Basic version trusts every step; the Production-Minded version checks them. Every step is commented, so read the comments as you type it.</w:t>
-      </w:r>
-    </w:p>
-    <w:p>
-      <w:pPr>
-        <w:keepNext/>
-      </w:pPr>
-    </w:p>
-    <w:p>
-      <w:pPr>
-        <w:pStyle w:val="Heading3"/>
-      </w:pPr>
-      <w:r>
-        <w:t>typescript/src/basic.ts</w:t>
-      </w:r>
-    </w:p>
-    <w:p>
-      <w:pPr>
-        <w:pStyle w:val="SourceCode"/>
-        <w:keepNext/>
-      </w:pPr>
-      <w:r>
-        <w:t>// Remember, import { ... } from names what this file uses: node:fs holds</w:t>
-      </w:r>
-    </w:p>
-    <w:p>
-      <w:pPr>
-        <w:pStyle w:val="SourceCode"/>
-        <w:keepNext/>
-      </w:pPr>
-      <w:r>
-        <w:t>// Node's tools for files.</w:t>
-      </w:r>
-    </w:p>
-    <w:p>
-      <w:pPr>
-        <w:pStyle w:val="SourceCode"/>
-      </w:pPr>
-      <w:r>
-        <w:t>import { readFileSync, writeFileSync } from "node:fs";</w:t>
-      </w:r>
-    </w:p>
-    <w:p>
-      <w:pPr>
-        <w:pStyle w:val="SourceCode"/>
-      </w:pPr>
-    </w:p>
-    <w:p>
-      <w:pPr>
-        <w:pStyle w:val="SourceCode"/>
-      </w:pPr>
-      <w:r>
-        <w:t>// Remember, main() on the last line runs the program.</w:t>
-      </w:r>
-    </w:p>
-    <w:p>
-      <w:pPr>
-        <w:pStyle w:val="SourceCode"/>
-      </w:pPr>
-      <w:r>
-        <w:t>function main(): void {</w:t>
-      </w:r>
-    </w:p>
-    <w:p>
-      <w:pPr>
-        <w:pStyle w:val="SourceCode"/>
-      </w:pPr>
-      <w:r>
-        <w:t xml:space="preserve">    // Step 1: read the old contents first, to see what the overwrite will</w:t>
-      </w:r>
-    </w:p>
-    <w:p>
-      <w:pPr>
-        <w:pStyle w:val="SourceCode"/>
-      </w:pPr>
-      <w:r>
-        <w:t xml:space="preserve">    // throw away. Remember, readFileSync opens, reads, and closes in one</w:t>
-      </w:r>
-    </w:p>
-    <w:p>
-      <w:pPr>
-        <w:pStyle w:val="SourceCode"/>
-      </w:pPr>
-      <w:r>
-        <w:t xml:space="preserve">    // call, and "utf-8" makes it return the text as a string.</w:t>
-      </w:r>
-    </w:p>
-    <w:p>
-      <w:pPr>
-        <w:pStyle w:val="SourceCode"/>
-      </w:pPr>
-      <w:r>
-        <w:t xml:space="preserve">    const oldContents: string = readFileSync("inventory.txt", "utf-8");</w:t>
-      </w:r>
-    </w:p>
-    <w:p>
-      <w:pPr>
-        <w:pStyle w:val="SourceCode"/>
-      </w:pPr>
-    </w:p>
-    <w:p>
-      <w:pPr>
-        <w:pStyle w:val="SourceCode"/>
-      </w:pPr>
-      <w:r>
-        <w:t xml:space="preserve">    // Step 2: overwrite. An overwrite is the same whole-file write as in</w:t>
-      </w:r>
-    </w:p>
-    <w:p>
-      <w:pPr>
-        <w:pStyle w:val="SourceCode"/>
-      </w:pPr>
-      <w:r>
-        <w:t xml:space="preserve">    // Lesson 3.3, done on purpose to a file that already holds data.</w:t>
-      </w:r>
-    </w:p>
-    <w:p>
-      <w:pPr>
-        <w:pStyle w:val="SourceCode"/>
-      </w:pPr>
-      <w:r>
-        <w:t xml:space="preserve">    // Remember, writing creates a missing file or empties an existing one,</w:t>
-      </w:r>
-    </w:p>
-    <w:p>
-      <w:pPr>
-        <w:pStyle w:val="SourceCode"/>
-      </w:pPr>
-      <w:r>
-        <w:t xml:space="preserve">    // then puts in the complete new text; nothing of the old text stays.</w:t>
-      </w:r>
-    </w:p>
-    <w:p>
-      <w:pPr>
-        <w:pStyle w:val="SourceCode"/>
-      </w:pPr>
-      <w:r>
-        <w:t xml:space="preserve">    // Here the file exists, so writeFileSync empties it and writes the new</w:t>
-      </w:r>
-    </w:p>
-    <w:p>
-      <w:pPr>
-        <w:pStyle w:val="SourceCode"/>
-      </w:pPr>
-      <w:r>
-        <w:t xml:space="preserve">    // text, in one call: the old contents are gone for good. The corrected</w:t>
-      </w:r>
-    </w:p>
-    <w:p>
-      <w:pPr>
-        <w:pStyle w:val="SourceCode"/>
-      </w:pPr>
-      <w:r>
-        <w:t xml:space="preserve">    // inventory leaves out ftp-01, which was retired. This Basic version</w:t>
-      </w:r>
-    </w:p>
-    <w:p>
-      <w:pPr>
-        <w:pStyle w:val="SourceCode"/>
-      </w:pPr>
-      <w:r>
-        <w:t xml:space="preserve">    // trusts every step.</w:t>
-      </w:r>
-    </w:p>
-    <w:p>
-      <w:pPr>
-        <w:pStyle w:val="SourceCode"/>
-      </w:pPr>
-      <w:r>
-        <w:t xml:space="preserve">    writeFileSync("inventory.txt", "web-01\ndb-01\nbackup-01\n", "utf-8");</w:t>
-      </w:r>
-    </w:p>
-    <w:p>
-      <w:pPr>
-        <w:pStyle w:val="SourceCode"/>
-      </w:pPr>
-    </w:p>
-    <w:p>
-      <w:pPr>
-        <w:pStyle w:val="SourceCode"/>
-      </w:pPr>
-      <w:r>
-        <w:t xml:space="preserve">    // Step 3: read the file again, to see what it holds now.</w:t>
-      </w:r>
-    </w:p>
-    <w:p>
-      <w:pPr>
-        <w:pStyle w:val="SourceCode"/>
-      </w:pPr>
-      <w:r>
-        <w:t xml:space="preserve">    const newContents: string = readFileSync("inventory.txt", "utf-8");</w:t>
-      </w:r>
-    </w:p>
-    <w:p>
-      <w:pPr>
-        <w:pStyle w:val="SourceCode"/>
-      </w:pPr>
-    </w:p>
-    <w:p>
-      <w:pPr>
-        <w:pStyle w:val="SourceCode"/>
-      </w:pPr>
-      <w:r>
-        <w:t xml:space="preserve">    // Remember, the text already ends in a line ending, so</w:t>
-      </w:r>
-    </w:p>
-    <w:p>
-      <w:pPr>
-        <w:pStyle w:val="SourceCode"/>
-      </w:pPr>
-      <w:r>
-        <w:t xml:space="preserve">    // process.stdout.write prints it with nothing added.</w:t>
-      </w:r>
-    </w:p>
-    <w:p>
-      <w:pPr>
-        <w:pStyle w:val="SourceCode"/>
-      </w:pPr>
-      <w:r>
-        <w:t xml:space="preserve">    console.log("Old contents of inventory.txt:");</w:t>
-      </w:r>
-    </w:p>
-    <w:p>
-      <w:pPr>
-        <w:pStyle w:val="SourceCode"/>
-      </w:pPr>
-      <w:r>
-        <w:t xml:space="preserve">    process.stdout.write(oldContents);</w:t>
-      </w:r>
-    </w:p>
-    <w:p>
-      <w:pPr>
-        <w:pStyle w:val="SourceCode"/>
-      </w:pPr>
-      <w:r>
-        <w:t xml:space="preserve">    console.log("New contents of inventory.txt:");</w:t>
-      </w:r>
-    </w:p>
-    <w:p>
-      <w:pPr>
-        <w:pStyle w:val="SourceCode"/>
-      </w:pPr>
-      <w:r>
-        <w:t xml:space="preserve">    process.stdout.write(newContents);</w:t>
-      </w:r>
-    </w:p>
-    <w:p>
-      <w:pPr>
-        <w:pStyle w:val="SourceCode"/>
-        <w:keepNext/>
-      </w:pPr>
-      <w:r>
-        <w:t>}</w:t>
-      </w:r>
-    </w:p>
-    <w:p>
-      <w:pPr>
-        <w:pStyle w:val="SourceCode"/>
-        <w:keepNext/>
-      </w:pPr>
-    </w:p>
-    <w:p>
-      <w:pPr>
-        <w:pStyle w:val="SourceCode"/>
-        <w:keepNext/>
-      </w:pPr>
-      <w:r>
-        <w:t>// Remember, calling main() here runs the program.</w:t>
-      </w:r>
-    </w:p>
-    <w:p>
-      <w:pPr>
-        <w:pStyle w:val="SourceCode"/>
-      </w:pPr>
-      <w:r>
-        <w:t>main();</w:t>
-      </w:r>
-    </w:p>
-    <w:p>
-      <w:pPr>
-        <w:keepNext/>
-      </w:pPr>
-    </w:p>
-    <w:p>
-      <w:pPr>
-        <w:pStyle w:val="Heading3"/>
-      </w:pPr>
-      <w:r>
-        <w:t>Windows PowerShell Basic Build and Run</w:t>
-      </w:r>
-    </w:p>
-    <w:p>
-      <w:pPr>
-        <w:keepNext/>
-      </w:pPr>
-      <w:r>
-        <w:t>Build the program, put the outdated inventory back, and run the program once from the lesson-3.5 folder.</w:t>
-      </w:r>
-    </w:p>
-    <w:p>
-      <w:pPr>
-        <w:keepNext/>
-      </w:pPr>
-    </w:p>
-    <w:p>
-      <w:pPr>
-        <w:pStyle w:val="CommandBlock"/>
-        <w:keepNext/>
-      </w:pPr>
-      <w:r>
-        <w:t>npm --prefix .\typescript run check</w:t>
-      </w:r>
-    </w:p>
-    <w:p>
-      <w:pPr>
-        <w:pStyle w:val="CommandBlock"/>
-        <w:keepNext/>
-      </w:pPr>
-      <w:r>
-        <w:t>npm --prefix .\typescript run build</w:t>
-      </w:r>
-    </w:p>
-    <w:p>
-      <w:pPr>
-        <w:pStyle w:val="CommandBlock"/>
-        <w:keepNext/>
-      </w:pPr>
-      <w:r>
-        <w:t>Copy-Item outdated-inventory.txt inventory.txt</w:t>
-      </w:r>
-    </w:p>
-    <w:p>
-      <w:pPr>
-        <w:pStyle w:val="CommandBlock"/>
-      </w:pPr>
-      <w:r>
-        <w:t>node .\typescript\dist\basic.js</w:t>
-      </w:r>
-    </w:p>
-    <w:p>
-      <w:pPr>
-        <w:keepNext/>
-      </w:pPr>
-    </w:p>
-    <w:p>
-      <w:pPr>
-        <w:pStyle w:val="Heading3"/>
-      </w:pPr>
-      <w:r>
-        <w:t>Linux or macOS Basic Build and Run</w:t>
-      </w:r>
-    </w:p>
-    <w:p>
-      <w:pPr>
-        <w:pStyle w:val="CommandBlock"/>
-        <w:keepNext/>
-      </w:pPr>
-      <w:r>
-        <w:t>npm --prefix ./typescript run check</w:t>
-      </w:r>
-    </w:p>
-    <w:p>
-      <w:pPr>
-        <w:pStyle w:val="CommandBlock"/>
-        <w:keepNext/>
-      </w:pPr>
-      <w:r>
-        <w:t>npm --prefix ./typescript run build</w:t>
-      </w:r>
-    </w:p>
-    <w:p>
-      <w:pPr>
-        <w:pStyle w:val="CommandBlock"/>
-        <w:keepNext/>
-      </w:pPr>
-      <w:r>
-        <w:t>cp outdated-inventory.txt inventory.txt</w:t>
-      </w:r>
-    </w:p>
-    <w:p>
-      <w:pPr>
-        <w:pStyle w:val="CommandBlock"/>
-      </w:pPr>
-      <w:r>
-        <w:t>node ./typescript/dist/basic.js</w:t>
-      </w:r>
-    </w:p>
-    <w:p>
-      <w:pPr>
-        <w:keepNext/>
-      </w:pPr>
-    </w:p>
-    <w:p>
-      <w:pPr>
-        <w:pStyle w:val="Heading3"/>
-      </w:pPr>
-      <w:r>
-        <w:t>Check Your Results</w:t>
-      </w:r>
-    </w:p>
-    <w:p>
-      <w:pPr>
-        <w:keepNext/>
-      </w:pPr>
-      <w:r>
-        <w:t>The npm check and build steps print their own lines first; those are not part of the program's output. Your screen must show these lines, with the same spelling, spacing, and capitalization:</w:t>
-      </w:r>
-    </w:p>
-    <w:p>
-      <w:pPr>
-        <w:keepNext/>
-      </w:pPr>
-    </w:p>
-    <w:p>
-      <w:pPr>
-        <w:pStyle w:val="RequiredOutput"/>
-        <w:keepNext/>
-      </w:pPr>
-      <w:r>
-        <w:t>Old contents of inventory.txt:</w:t>
-      </w:r>
-    </w:p>
-    <w:p>
-      <w:pPr>
-        <w:pStyle w:val="RequiredOutput"/>
-        <w:keepNext/>
-      </w:pPr>
-      <w:r>
-        <w:t>web-01</w:t>
-      </w:r>
-    </w:p>
-    <w:p>
-      <w:pPr>
-        <w:pStyle w:val="RequiredOutput"/>
-        <w:keepNext/>
-      </w:pPr>
-      <w:r>
-        <w:t>db-01</w:t>
-      </w:r>
-    </w:p>
-    <w:p>
-      <w:pPr>
-        <w:pStyle w:val="RequiredOutput"/>
-        <w:keepNext/>
-      </w:pPr>
-      <w:r>
-        <w:t>backup-01</w:t>
-      </w:r>
-    </w:p>
-    <w:p>
-      <w:pPr>
-        <w:pStyle w:val="RequiredOutput"/>
-        <w:keepNext/>
-      </w:pPr>
-      <w:r>
-        <w:t>ftp-01</w:t>
-      </w:r>
-    </w:p>
-    <w:p>
-      <w:pPr>
-        <w:pStyle w:val="RequiredOutput"/>
-        <w:keepNext/>
-      </w:pPr>
-      <w:r>
-        <w:t>New contents of inventory.txt:</w:t>
-      </w:r>
-    </w:p>
-    <w:p>
-      <w:pPr>
-        <w:pStyle w:val="RequiredOutput"/>
-        <w:keepNext/>
-      </w:pPr>
-      <w:r>
-        <w:t>web-01</w:t>
-      </w:r>
-    </w:p>
-    <w:p>
-      <w:pPr>
-        <w:pStyle w:val="RequiredOutput"/>
-        <w:keepNext/>
-      </w:pPr>
-      <w:r>
-        <w:t>db-01</w:t>
-      </w:r>
-    </w:p>
-    <w:p>
-      <w:pPr>
-        <w:pStyle w:val="RequiredOutput"/>
-      </w:pPr>
-      <w:r>
-        <w:t>backup-01</w:t>
-      </w:r>
-    </w:p>
-    <w:p>
-      <w:pPr>
-        <w:keepNext/>
-      </w:pPr>
-    </w:p>
-    <w:p>
-      <w:pPr>
-        <w:pStyle w:val="ListBullet"/>
-      </w:pPr>
-      <w:r>
-        <w:t>The four lines after Old contents of inventory.txt: are what the file held before the overwrite: the outdated inventory that Copy-Item put back, ending in ftp-01.</w:t>
-      </w:r>
-    </w:p>
-    <w:p>
-      <w:pPr>
-        <w:pStyle w:val="ListBullet"/>
-      </w:pPr>
-      <w:r>
-        <w:t>The three lines after New contents of inventory.txt: are what the file holds now, read back from the file itself. ftp-01 is gone: nothing of the old contents is left, not even a line at the end, which proves the overwrite replaced all of them.</w:t>
-      </w:r>
-    </w:p>
-    <w:p>
-      <w:pPr>
-        <w:pStyle w:val="ListBullet"/>
-      </w:pPr>
-      <w:r>
-        <w:t>Run Get-Content inventory.txt (cat on Linux or macOS): it shows the same three new lines. Get-Content outdated-inventory.txt still shows four: your kept copy is the only way back to the old contents.</w:t>
-      </w:r>
-    </w:p>
-    <w:p>
-      <w:pPr>
-        <w:pStyle w:val="ListBullet"/>
-      </w:pPr>
-      <w:r>
-        <w:t>If the program stops with Error: ENOENT: no such file or directory, open, followed by a full path, the file is not in the working directory; the error came from step 1, so nothing was written. If New contents shows the four old lines and then the three new ones, the program appended (Lesson 3.4) instead of overwriting: step 2 must call writeFileSync.</w:t>
-      </w:r>
-    </w:p>
-    <w:p>
-      <w:pPr>
-        <w:pStyle w:val="ListBullet"/>
-      </w:pPr>
-      <w:r>
-        <w:t>If the program cannot find inventory.txt, check that you ran the Copy-Item line and the program from the lesson-3.5 folder. If Old contents shows the three new lines instead of four, the Copy-Item line was skipped: the file still held the last run's result.</w:t>
-      </w:r>
-    </w:p>
-    <w:p>
-      <w:pPr>
-        <w:pStyle w:val="ListBullet"/>
-      </w:pPr>
-      <w:r>
-        <w:t>If the build fails with another message, read the first error: it names the file and line to fix.</w:t>
-      </w:r>
-    </w:p>
-    <w:p>
-      <w:pPr>
-        <w:keepNext/>
-      </w:pPr>
-    </w:p>
-    <w:p>
-      <w:pPr>
-        <w:keepNext/>
-      </w:pPr>
-    </w:p>
-    <w:p>
-      <w:pPr>
-        <w:pStyle w:val="Heading2"/>
-      </w:pPr>
-      <w:r>
-        <w:t>Production-Minded Implementation</w:t>
-      </w:r>
-    </w:p>
-    <w:p>
-      <w:r>
-        <w:t>The production-minded version prints the same lines. main makes the same three steps through two functions, both unchanged: readTextFile, Lesson 3.2's, and writeTextFile, Lesson 3.3's, which writes the complete new text. No new function is needed: an overwrite is Lesson 3.3's whole-file write, used on purpose on a file that already holds data. main calls both inside a try block, so a failure skips the printing and the catch prints one Error line and sets exit code 1, as in Lesson 2.11.</w:t>
-      </w:r>
-    </w:p>
-    <w:p>
-      <w:pPr>
-        <w:keepNext/>
-      </w:pPr>
-    </w:p>
-    <w:p>
-      <w:pPr>
-        <w:pStyle w:val="Heading3"/>
-      </w:pPr>
-      <w:r>
-        <w:t>typescript/src/main.ts</w:t>
-      </w:r>
-    </w:p>
-    <w:p>
-      <w:pPr>
-        <w:pStyle w:val="SourceCode"/>
-        <w:keepNext/>
-      </w:pPr>
-      <w:r>
-        <w:t>// Remember, import { ... } from names what this file uses: node:fs holds</w:t>
-      </w:r>
-    </w:p>
-    <w:p>
-      <w:pPr>
-        <w:pStyle w:val="SourceCode"/>
-        <w:keepNext/>
-      </w:pPr>
-      <w:r>
-        <w:t>// Node's tools for files.</w:t>
-      </w:r>
-    </w:p>
-    <w:p>
-      <w:pPr>
-        <w:pStyle w:val="SourceCode"/>
-      </w:pPr>
-      <w:r>
-        <w:t>import { readFileSync, writeFileSync } from "node:fs";</w:t>
-      </w:r>
-    </w:p>
-    <w:p>
-      <w:pPr>
-        <w:pStyle w:val="SourceCode"/>
-      </w:pPr>
-    </w:p>
-    <w:p>
-      <w:pPr>
-        <w:pStyle w:val="SourceCode"/>
-      </w:pPr>
-      <w:r>
-        <w:t>// Reads the whole text file at path and returns it. This is Lesson 3.2's</w:t>
-      </w:r>
-    </w:p>
-    <w:p>
-      <w:pPr>
-        <w:pStyle w:val="SourceCode"/>
-      </w:pPr>
-      <w:r>
-        <w:t>// readTextFile, unchanged. Remember, readFileSync throws an Error when it</w:t>
-      </w:r>
-    </w:p>
-    <w:p>
-      <w:pPr>
-        <w:pStyle w:val="SourceCode"/>
-      </w:pPr>
-      <w:r>
-        <w:t>// cannot read the file.</w:t>
-      </w:r>
-    </w:p>
-    <w:p>
-      <w:pPr>
-        <w:pStyle w:val="SourceCode"/>
-      </w:pPr>
-      <w:r>
-        <w:t>function readTextFile(path: string): string {</w:t>
-      </w:r>
-    </w:p>
-    <w:p>
-      <w:pPr>
-        <w:pStyle w:val="SourceCode"/>
-      </w:pPr>
-      <w:r>
-        <w:t xml:space="preserve">    return readFileSync(path, "utf-8");</w:t>
-      </w:r>
-    </w:p>
-    <w:p>
-      <w:pPr>
-        <w:pStyle w:val="SourceCode"/>
-      </w:pPr>
-      <w:r>
-        <w:t>}</w:t>
-      </w:r>
-    </w:p>
-    <w:p>
-      <w:pPr>
-        <w:pStyle w:val="SourceCode"/>
-      </w:pPr>
-    </w:p>
-    <w:p>
-      <w:pPr>
-        <w:pStyle w:val="SourceCode"/>
-      </w:pPr>
-      <w:r>
-        <w:t>// Writes contents into the file at path, replacing whatever the file held.</w:t>
-      </w:r>
-    </w:p>
-    <w:p>
-      <w:pPr>
-        <w:pStyle w:val="SourceCode"/>
-      </w:pPr>
-      <w:r>
-        <w:t>// This is Lesson 3.3's writeTextFile, unchanged: an overwrite is this</w:t>
-      </w:r>
-    </w:p>
-    <w:p>
-      <w:pPr>
-        <w:pStyle w:val="SourceCode"/>
-      </w:pPr>
-      <w:r>
-        <w:t>// same whole-file write, done on purpose to a file that already holds</w:t>
-      </w:r>
-    </w:p>
-    <w:p>
-      <w:pPr>
-        <w:pStyle w:val="SourceCode"/>
-      </w:pPr>
-      <w:r>
-        <w:t>// data. Remember, writing creates a missing file or empties an existing</w:t>
-      </w:r>
-    </w:p>
-    <w:p>
-      <w:pPr>
-        <w:pStyle w:val="SourceCode"/>
-      </w:pPr>
-      <w:r>
-        <w:t>// one, then puts in the complete new text; nothing of the old text</w:t>
-      </w:r>
-    </w:p>
-    <w:p>
-      <w:pPr>
-        <w:pStyle w:val="SourceCode"/>
-      </w:pPr>
-      <w:r>
-        <w:t>// stays. writeFileSync throws an Error when it cannot write. Nothing can</w:t>
-      </w:r>
-    </w:p>
-    <w:p>
-      <w:pPr>
-        <w:pStyle w:val="SourceCode"/>
-      </w:pPr>
-      <w:r>
-        <w:t>// bring the old contents back, so main reads them first.</w:t>
-      </w:r>
-    </w:p>
-    <w:p>
-      <w:pPr>
-        <w:pStyle w:val="SourceCode"/>
-      </w:pPr>
-      <w:r>
-        <w:t>function writeTextFile(path: string, contents: string): void {</w:t>
-      </w:r>
-    </w:p>
-    <w:p>
-      <w:pPr>
-        <w:pStyle w:val="SourceCode"/>
-      </w:pPr>
-      <w:r>
-        <w:t xml:space="preserve">    writeFileSync(path, contents, "utf-8");</w:t>
-      </w:r>
-    </w:p>
-    <w:p>
-      <w:pPr>
-        <w:pStyle w:val="SourceCode"/>
-      </w:pPr>
-      <w:r>
-        <w:t>}</w:t>
-      </w:r>
-    </w:p>
-    <w:p>
-      <w:pPr>
-        <w:pStyle w:val="SourceCode"/>
-      </w:pPr>
-    </w:p>
-    <w:p>
-      <w:pPr>
-        <w:pStyle w:val="SourceCode"/>
-      </w:pPr>
-      <w:r>
-        <w:t>// Remember, main() on the last line runs the program.</w:t>
-      </w:r>
-    </w:p>
-    <w:p>
-      <w:pPr>
-        <w:pStyle w:val="SourceCode"/>
-      </w:pPr>
-      <w:r>
-        <w:t>function main(): void {</w:t>
-      </w:r>
-    </w:p>
-    <w:p>
-      <w:pPr>
-        <w:pStyle w:val="SourceCode"/>
-      </w:pPr>
-      <w:r>
-        <w:t xml:space="preserve">    // Remember, a relative path starts from the working directory.</w:t>
-      </w:r>
-    </w:p>
-    <w:p>
-      <w:pPr>
-        <w:pStyle w:val="SourceCode"/>
-      </w:pPr>
-      <w:r>
-        <w:t xml:space="preserve">    const path: string = "inventory.txt";</w:t>
-      </w:r>
-    </w:p>
-    <w:p>
-      <w:pPr>
-        <w:pStyle w:val="SourceCode"/>
-      </w:pPr>
-    </w:p>
-    <w:p>
-      <w:pPr>
-        <w:pStyle w:val="SourceCode"/>
-      </w:pPr>
-      <w:r>
-        <w:t xml:space="preserve">    // The corrected inventory: ftp-01 was retired, so it is left out.</w:t>
-      </w:r>
-    </w:p>
-    <w:p>
-      <w:pPr>
-        <w:pStyle w:val="SourceCode"/>
-      </w:pPr>
-      <w:r>
-        <w:t xml:space="preserve">    const corrected: string = "web-01\ndb-01\nbackup-01\n";</w:t>
-      </w:r>
-    </w:p>
-    <w:p>
-      <w:pPr>
-        <w:pStyle w:val="SourceCode"/>
-      </w:pPr>
-    </w:p>
-    <w:p>
-      <w:pPr>
-        <w:pStyle w:val="SourceCode"/>
-      </w:pPr>
-      <w:r>
-        <w:t xml:space="preserve">    // Step 1 reads the old contents first. When inventory.txt is missing,</w:t>
-      </w:r>
-    </w:p>
-    <w:p>
-      <w:pPr>
-        <w:pStyle w:val="SourceCode"/>
-      </w:pPr>
-      <w:r>
-        <w:t xml:space="preserve">    // readTextFile throws there, before anything is written, so the</w:t>
-      </w:r>
-    </w:p>
-    <w:p>
-      <w:pPr>
-        <w:pStyle w:val="SourceCode"/>
-      </w:pPr>
-      <w:r>
-        <w:t xml:space="preserve">    // program never creates a new inventory.txt in the wrong folder.</w:t>
-      </w:r>
-    </w:p>
-    <w:p>
-      <w:pPr>
-        <w:pStyle w:val="SourceCode"/>
-      </w:pPr>
-      <w:r>
-        <w:t xml:space="preserve">    // Step 2 replaces everything in the file, and step 3 reads it back.</w:t>
-      </w:r>
-    </w:p>
-    <w:p>
-      <w:pPr>
-        <w:pStyle w:val="SourceCode"/>
-      </w:pPr>
-      <w:r>
-        <w:t xml:space="preserve">    // Remember, check first, then print; console.error is for errors</w:t>
-      </w:r>
-    </w:p>
-    <w:p>
-      <w:pPr>
-        <w:pStyle w:val="SourceCode"/>
-      </w:pPr>
-      <w:r>
-        <w:t xml:space="preserve">    // only, and exitCode 1 reports the failure.</w:t>
-      </w:r>
-    </w:p>
-    <w:p>
-      <w:pPr>
-        <w:pStyle w:val="SourceCode"/>
-      </w:pPr>
-      <w:r>
-        <w:t xml:space="preserve">    try {</w:t>
-      </w:r>
-    </w:p>
-    <w:p>
-      <w:pPr>
-        <w:pStyle w:val="SourceCode"/>
-      </w:pPr>
-      <w:r>
-        <w:t xml:space="preserve">        const oldContents: string = readTextFile(path);</w:t>
-      </w:r>
-    </w:p>
-    <w:p>
-      <w:pPr>
-        <w:pStyle w:val="SourceCode"/>
-      </w:pPr>
-      <w:r>
-        <w:t xml:space="preserve">        writeTextFile(path, corrected);</w:t>
-      </w:r>
-    </w:p>
-    <w:p>
-      <w:pPr>
-        <w:pStyle w:val="SourceCode"/>
-      </w:pPr>
-      <w:r>
-        <w:t xml:space="preserve">        const newContents: string = readTextFile(path);</w:t>
-      </w:r>
-    </w:p>
-    <w:p>
-      <w:pPr>
-        <w:pStyle w:val="SourceCode"/>
-      </w:pPr>
-      <w:r>
-        <w:t xml:space="preserve">        console.log(`Old contents of ${path}:`);</w:t>
-      </w:r>
-    </w:p>
-    <w:p>
-      <w:pPr>
-        <w:pStyle w:val="SourceCode"/>
-      </w:pPr>
-      <w:r>
-        <w:t xml:space="preserve">        process.stdout.write(oldContents);</w:t>
-      </w:r>
-    </w:p>
-    <w:p>
-      <w:pPr>
-        <w:pStyle w:val="SourceCode"/>
-      </w:pPr>
-      <w:r>
-        <w:t xml:space="preserve">        console.log(`New contents of ${path}:`);</w:t>
-      </w:r>
-    </w:p>
-    <w:p>
-      <w:pPr>
-        <w:pStyle w:val="SourceCode"/>
-      </w:pPr>
-      <w:r>
-        <w:t xml:space="preserve">        process.stdout.write(newContents);</w:t>
-      </w:r>
-    </w:p>
-    <w:p>
-      <w:pPr>
-        <w:pStyle w:val="SourceCode"/>
-      </w:pPr>
-      <w:r>
-        <w:t xml:space="preserve">    } catch (error: unknown) {</w:t>
-      </w:r>
-    </w:p>
-    <w:p>
-      <w:pPr>
-        <w:pStyle w:val="SourceCode"/>
-      </w:pPr>
-      <w:r>
-        <w:t xml:space="preserve">        // Remember, instanceof Error checks that it is an Error, so</w:t>
-      </w:r>
-    </w:p>
-    <w:p>
-      <w:pPr>
-        <w:pStyle w:val="SourceCode"/>
-      </w:pPr>
-      <w:r>
-        <w:t xml:space="preserve">        // error.message can be read.</w:t>
-      </w:r>
-    </w:p>
-    <w:p>
-      <w:pPr>
-        <w:pStyle w:val="SourceCode"/>
-      </w:pPr>
-      <w:r>
-        <w:t xml:space="preserve">        if (error instanceof Error) {</w:t>
-      </w:r>
-    </w:p>
-    <w:p>
-      <w:pPr>
-        <w:pStyle w:val="SourceCode"/>
-      </w:pPr>
-      <w:r>
-        <w:t xml:space="preserve">            console.error(`Error: ${error.message}`);</w:t>
-      </w:r>
-    </w:p>
-    <w:p>
-      <w:pPr>
-        <w:pStyle w:val="SourceCode"/>
-      </w:pPr>
-      <w:r>
-        <w:t xml:space="preserve">        }</w:t>
-      </w:r>
-    </w:p>
-    <w:p>
-      <w:pPr>
-        <w:pStyle w:val="SourceCode"/>
-      </w:pPr>
-      <w:r>
-        <w:t xml:space="preserve">        process.exitCode = 1;</w:t>
-      </w:r>
-    </w:p>
-    <w:p>
-      <w:pPr>
-        <w:pStyle w:val="SourceCode"/>
-        <w:keepNext/>
-      </w:pPr>
-      <w:r>
-        <w:t xml:space="preserve">    }</w:t>
-      </w:r>
-    </w:p>
-    <w:p>
-      <w:pPr>
-        <w:pStyle w:val="SourceCode"/>
-        <w:keepNext/>
-      </w:pPr>
-      <w:r>
-        <w:t>}</w:t>
-      </w:r>
-    </w:p>
-    <w:p>
-      <w:pPr>
-        <w:pStyle w:val="SourceCode"/>
-        <w:keepNext/>
-      </w:pPr>
-    </w:p>
-    <w:p>
-      <w:pPr>
-        <w:pStyle w:val="SourceCode"/>
-      </w:pPr>
-      <w:r>
-        <w:t>main();</w:t>
-      </w:r>
-    </w:p>
-    <w:p>
-      <w:pPr>
-        <w:keepNext/>
-      </w:pPr>
-    </w:p>
-    <w:p>
-      <w:pPr>
-        <w:pStyle w:val="Heading3"/>
-      </w:pPr>
-      <w:r>
-        <w:t>Windows PowerShell Build and Run</w:t>
-      </w:r>
-    </w:p>
-    <w:p>
-      <w:pPr>
-        <w:keepNext/>
-      </w:pPr>
-      <w:r>
-        <w:t>Build the program, put the outdated inventory back, run the program once, and show its exit code.</w:t>
-      </w:r>
-    </w:p>
-    <w:p>
-      <w:pPr>
-        <w:keepNext/>
-      </w:pPr>
-    </w:p>
-    <w:p>
-      <w:pPr>
-        <w:pStyle w:val="CommandBlock"/>
-        <w:keepNext/>
-      </w:pPr>
-      <w:r>
-        <w:t>npm --prefix .\typescript run check</w:t>
-      </w:r>
-    </w:p>
-    <w:p>
-      <w:pPr>
-        <w:pStyle w:val="CommandBlock"/>
-        <w:keepNext/>
-      </w:pPr>
-      <w:r>
-        <w:t>npm --prefix .\typescript run build</w:t>
-      </w:r>
-    </w:p>
-    <w:p>
-      <w:pPr>
-        <w:pStyle w:val="CommandBlock"/>
-        <w:keepNext/>
-      </w:pPr>
-      <w:r>
-        <w:t>Copy-Item outdated-inventory.txt inventory.txt</w:t>
-      </w:r>
-    </w:p>
-    <w:p>
-      <w:pPr>
-        <w:pStyle w:val="CommandBlock"/>
-        <w:keepNext/>
-      </w:pPr>
-      <w:r>
-        <w:t>node .\typescript\dist\main.js</w:t>
-      </w:r>
-    </w:p>
-    <w:p>
-      <w:pPr>
-        <w:pStyle w:val="CommandBlock"/>
-      </w:pPr>
-      <w:r>
-        <w:t>$LASTEXITCODE</w:t>
-      </w:r>
-    </w:p>
-    <w:p>
-      <w:pPr>
-        <w:keepNext/>
-      </w:pPr>
-    </w:p>
-    <w:p>
-      <w:pPr>
-        <w:pStyle w:val="Heading3"/>
-      </w:pPr>
-      <w:r>
-        <w:t>Linux or macOS Build and Run</w:t>
-      </w:r>
-    </w:p>
-    <w:p>
-      <w:pPr>
-        <w:pStyle w:val="CommandBlock"/>
-        <w:keepNext/>
-      </w:pPr>
-      <w:r>
-        <w:t>npm --prefix ./typescript run check</w:t>
-      </w:r>
-    </w:p>
-    <w:p>
-      <w:pPr>
-        <w:pStyle w:val="CommandBlock"/>
-        <w:keepNext/>
-      </w:pPr>
-      <w:r>
-        <w:t>npm --prefix ./typescript run build</w:t>
-      </w:r>
-    </w:p>
-    <w:p>
-      <w:pPr>
-        <w:pStyle w:val="CommandBlock"/>
-        <w:keepNext/>
-      </w:pPr>
-      <w:r>
-        <w:t>cp outdated-inventory.txt inventory.txt</w:t>
-      </w:r>
-    </w:p>
-    <w:p>
-      <w:pPr>
-        <w:pStyle w:val="CommandBlock"/>
-        <w:keepNext/>
-      </w:pPr>
-      <w:r>
-        <w:t>node ./typescript/dist/main.js</w:t>
-      </w:r>
-    </w:p>
-    <w:p>
-      <w:pPr>
-        <w:pStyle w:val="CommandBlock"/>
-      </w:pPr>
-      <w:r>
-        <w:t>echo $?</w:t>
-      </w:r>
-    </w:p>
-    <w:p>
-      <w:pPr>
-        <w:keepNext/>
-      </w:pPr>
-    </w:p>
-    <w:p>
-      <w:pPr>
-        <w:pStyle w:val="Heading3"/>
-      </w:pPr>
-      <w:r>
-        <w:t>Check Your Results</w:t>
-      </w:r>
-    </w:p>
-    <w:p>
-      <w:pPr>
-        <w:keepNext/>
-      </w:pPr>
-      <w:r>
-        <w:t>The npm check and build steps print their own lines first; those are not part of the program's output. Run the program once. After it, $LASTEXITCODE (echo $? on Linux or macOS) prints the exit code it ended with: 0. Your screen must show the same lines as the Basic version:</w:t>
-      </w:r>
-    </w:p>
-    <w:p>
-      <w:pPr>
-        <w:keepNext/>
-      </w:pPr>
-    </w:p>
-    <w:p>
-      <w:pPr>
-        <w:pStyle w:val="RequiredOutput"/>
-        <w:keepNext/>
-      </w:pPr>
-      <w:r>
-        <w:t>Old contents of inventory.txt:</w:t>
-      </w:r>
-    </w:p>
-    <w:p>
-      <w:pPr>
-        <w:pStyle w:val="RequiredOutput"/>
-        <w:keepNext/>
-      </w:pPr>
-      <w:r>
-        <w:t>web-01</w:t>
-      </w:r>
-    </w:p>
-    <w:p>
-      <w:pPr>
-        <w:pStyle w:val="RequiredOutput"/>
-        <w:keepNext/>
-      </w:pPr>
-      <w:r>
-        <w:t>db-01</w:t>
-      </w:r>
-    </w:p>
-    <w:p>
-      <w:pPr>
-        <w:pStyle w:val="RequiredOutput"/>
-        <w:keepNext/>
-      </w:pPr>
-      <w:r>
-        <w:t>backup-01</w:t>
-      </w:r>
-    </w:p>
-    <w:p>
-      <w:pPr>
-        <w:pStyle w:val="RequiredOutput"/>
-        <w:keepNext/>
-      </w:pPr>
-      <w:r>
-        <w:t>ftp-01</w:t>
-      </w:r>
-    </w:p>
-    <w:p>
-      <w:pPr>
-        <w:pStyle w:val="RequiredOutput"/>
-        <w:keepNext/>
-      </w:pPr>
-      <w:r>
-        <w:t>New contents of inventory.txt:</w:t>
-      </w:r>
-    </w:p>
-    <w:p>
-      <w:pPr>
-        <w:pStyle w:val="RequiredOutput"/>
-        <w:keepNext/>
-      </w:pPr>
-      <w:r>
-        <w:t>web-01</w:t>
-      </w:r>
-    </w:p>
-    <w:p>
-      <w:pPr>
-        <w:pStyle w:val="RequiredOutput"/>
-        <w:keepNext/>
-      </w:pPr>
-      <w:r>
-        <w:t>db-01</w:t>
-      </w:r>
-    </w:p>
-    <w:p>
-      <w:pPr>
-        <w:pStyle w:val="RequiredOutput"/>
-      </w:pPr>
-      <w:r>
-        <w:t>backup-01</w:t>
-      </w:r>
-    </w:p>
-    <w:p>
-      <w:pPr>
-        <w:keepNext/>
-      </w:pPr>
-    </w:p>
-    <w:p>
-      <w:pPr>
-        <w:pStyle w:val="ListBullet"/>
-      </w:pPr>
-      <w:r>
-        <w:t>The lines match the Basic version's because the Production-Minded program does the same three steps, through readTextFile and writeTextFile.</w:t>
-      </w:r>
-    </w:p>
-    <w:p>
-      <w:pPr>
-        <w:pStyle w:val="ListBullet"/>
-      </w:pPr>
-      <w:r>
-        <w:t>Exit code 0 proves that all three steps succeeded. A failure prints one Error line on the error stream and nothing else, and exit code 1; the Wrong Folder Check below shows it.</w:t>
-      </w:r>
-    </w:p>
-    <w:p>
-      <w:pPr>
-        <w:pStyle w:val="ListBullet"/>
-      </w:pPr>
-      <w:r>
-        <w:t>If the program cannot find inventory.txt, check that you ran the Copy-Item line and the program from the lesson-3.5 folder. If Old contents shows the three new lines instead of four, the Copy-Item line was skipped: the file still held the last run's result.</w:t>
-      </w:r>
-    </w:p>
-    <w:p>
-      <w:pPr>
-        <w:pStyle w:val="ListBullet"/>
-      </w:pPr>
-      <w:r>
-        <w:t>If the build fails with another message, read the first error: it names the file and line to fix.</w:t>
-      </w:r>
-    </w:p>
-    <w:p>
-      <w:pPr>
-        <w:keepNext/>
-      </w:pPr>
-    </w:p>
-    <w:p>
-      <w:pPr>
-        <w:pStyle w:val="Heading3"/>
-      </w:pPr>
-      <w:r>
-        <w:t>Windows PowerShell Wrong Folder Check</w:t>
-      </w:r>
-    </w:p>
-    <w:p>
-      <w:pPr>
-        <w:keepNext/>
-      </w:pPr>
-      <w:r>
-        <w:t>Now see why the program reads first. Set-Location .. moves the terminal up one folder, into the folder that holds lesson-3.5, where there is no inventory.txt. The program runs from there, $LASTEXITCODE shows its exit code, Test-Path shows whether an inventory.txt now exists in that folder, and Set-Location "$HOME\spa\lesson-3.5" moves back.</w:t>
-      </w:r>
-    </w:p>
-    <w:p>
-      <w:pPr>
-        <w:keepNext/>
-      </w:pPr>
-    </w:p>
-    <w:p>
-      <w:pPr>
-        <w:pStyle w:val="CommandBlock"/>
-        <w:keepNext/>
-      </w:pPr>
-      <w:r>
-        <w:t>Set-Location ..</w:t>
-      </w:r>
-    </w:p>
-    <w:p>
-      <w:pPr>
-        <w:pStyle w:val="CommandBlock"/>
-        <w:keepNext/>
-      </w:pPr>
-      <w:r>
-        <w:t>node .\lesson-3.5\typescript\dist\main.js</w:t>
-      </w:r>
-    </w:p>
-    <w:p>
-      <w:pPr>
-        <w:pStyle w:val="CommandBlock"/>
-        <w:keepNext/>
-      </w:pPr>
-      <w:r>
-        <w:t>$LASTEXITCODE</w:t>
-      </w:r>
-    </w:p>
-    <w:p>
-      <w:pPr>
-        <w:pStyle w:val="CommandBlock"/>
-        <w:keepNext/>
-      </w:pPr>
-      <w:r>
-        <w:t>Test-Path inventory.txt</w:t>
-      </w:r>
-    </w:p>
-    <w:p>
-      <w:pPr>
-        <w:pStyle w:val="CommandBlock"/>
-      </w:pPr>
-      <w:r>
-        <w:t>Set-Location "$HOME\spa\lesson-3.5"</w:t>
-      </w:r>
-    </w:p>
-    <w:p>
-      <w:pPr>
-        <w:keepNext/>
-      </w:pPr>
-    </w:p>
-    <w:p>
-      <w:pPr>
-        <w:pStyle w:val="Heading3"/>
-      </w:pPr>
-      <w:r>
-        <w:t>Linux or macOS Wrong Folder Check</w:t>
-      </w:r>
-    </w:p>
-    <w:p>
-      <w:pPr>
-        <w:keepNext/>
-      </w:pPr>
-      <w:r>
-        <w:t>cd .. moves up one folder, echo $? shows the exit code, ls shows whether the file exists there, and cd "$HOME/spa/lesson-3.5" moves back.</w:t>
-      </w:r>
-    </w:p>
-    <w:p>
-      <w:pPr>
-        <w:keepNext/>
-      </w:pPr>
-    </w:p>
-    <w:p>
-      <w:pPr>
-        <w:pStyle w:val="CommandBlock"/>
-        <w:keepNext/>
-      </w:pPr>
-      <w:r>
-        <w:t>cd ..</w:t>
-      </w:r>
-    </w:p>
-    <w:p>
-      <w:pPr>
-        <w:pStyle w:val="CommandBlock"/>
-        <w:keepNext/>
-      </w:pPr>
-      <w:r>
-        <w:t>node ./lesson-3.5/typescript/dist/main.js</w:t>
-      </w:r>
-    </w:p>
-    <w:p>
-      <w:pPr>
-        <w:pStyle w:val="CommandBlock"/>
-        <w:keepNext/>
-      </w:pPr>
-      <w:r>
-        <w:t>echo $?</w:t>
-      </w:r>
-    </w:p>
-    <w:p>
-      <w:pPr>
-        <w:pStyle w:val="CommandBlock"/>
-        <w:keepNext/>
-      </w:pPr>
-      <w:r>
-        <w:t>ls inventory.txt</w:t>
+        <w:t>ls ./typescript/inventory.txt</w:t>
       </w:r>
     </w:p>
     <w:p>
@@ -12013,10 +12726,10 @@
         <w:t>&lt;&lt;&lt;your $env:USERNAME&gt;&gt;&gt;</w:t>
       </w:r>
       <w:r>
-        <w:t>\spa\inventory.txt', in the folder above lesson-3.5, with your user name, which $env:USERNAME prints, in place of the placeholder. On Linux and macOS it uses / between the parts. Then $LASTEXITCODE prints 1 and Test-Path prints False (on Linux or macOS, echo $? prints 1 and ls reports that inventory.txt does not exist). The read in step 1 failed, so the program stopped before step 2: it wrote nothing and created no inventory.txt in the wrong folder. Without that first read, the write would have created a ne</w:t>
-      </w:r>
-      <w:r>
-        <w:t>w inventory.txt there and reported success, and the real inventory in lesson-3.5 would still be outdated.</w:t>
+        <w:t>\spa\typescript\inventory.txt', the typescript folder inside the folder above lesson-3.5, with your user name, which $env:USERNAME prints, in place of the placeholder. On Linux and macOS it uses / between the parts. Then $LASTEXITCODE prints 1 and Test-Path prints False (on Linux or macOS, echo $? prints 1 and ls reports that the file does not exist). The read in step 1 failed, so the program stopped before step 2: it wrote nothing and created no inventory.txt in the wrong folder. Without that first read, a</w:t>
+      </w:r>
+      <w:r>
+        <w:t xml:space="preserve"> run from the wrong folder could still write: from another lesson's folder, such as lesson-3.4, which has its own typescript folder, the write would create a new inventory.txt there and report success, and the real inventory in lesson-3.5 would still be outdated.</w:t>
       </w:r>
     </w:p>
     <w:p>
@@ -12509,7 +13222,7 @@
         <w:pStyle w:val="ListBullet"/>
       </w:pPr>
       <w:r>
-        <w:t>After a run, Get-Content inventory.txt shows exactly the lines after New contents of inventory.txt:, and Get-Content outdated-inventory.txt still shows the four outdated lines.</w:t>
+        <w:t>After a run, Get-Content on the language's own file, such as Get-Content .\c\inventory.txt, shows exactly the lines after the New contents line, and Get-Content outdated-inventory.txt still shows the four outdated lines.</w:t>
       </w:r>
     </w:p>
     <w:p>
@@ -12565,7 +13278,7 @@
         <w:keepNext/>
       </w:pPr>
       <w:r>
-        <w:t>File to overwrite: inventory.txt, in the lesson-3.5 folder</w:t>
+        <w:t>File to overwrite: inventory.txt, in each language's own folder</w:t>
       </w:r>
     </w:p>
     <w:p>
@@ -12574,7 +13287,7 @@
         <w:keepNext/>
       </w:pPr>
       <w:r>
-        <w:t>Kept copy: outdated-inventory.txt, saved by you; no program changes it</w:t>
+        <w:t>Kept copy: outdated-inventory.txt, in the lesson-3.5 folder, saved by you;</w:t>
       </w:r>
     </w:p>
     <w:p>
@@ -12583,6 +13296,15 @@
         <w:keepNext/>
       </w:pPr>
       <w:r>
+        <w:t>no program changes it</w:t>
+      </w:r>
+    </w:p>
+    <w:p>
+      <w:pPr>
+        <w:pStyle w:val="RequiredOutput"/>
+        <w:keepNext/>
+      </w:pPr>
+      <w:r>
         <w:t>Old contents: web-01, db-01, backup-01, ftp-01, one per line</w:t>
       </w:r>
     </w:p>
@@ -12658,7 +13380,7 @@
         <w:keepNext/>
       </w:pPr>
       <w:r>
-        <w:t>Old contents of inventory.txt:</w:t>
+        <w:t>Old contents of c\inventory.txt:</w:t>
       </w:r>
     </w:p>
     <w:p>
@@ -12703,7 +13425,7 @@
         <w:keepNext/>
       </w:pPr>
       <w:r>
-        <w:t>New contents of inventory.txt:</w:t>
+        <w:t>New contents of c\inventory.txt:</w:t>
       </w:r>
     </w:p>
     <w:p>
@@ -12738,6 +13460,16 @@
       </w:pPr>
     </w:p>
     <w:p>
+      <w:r>
+        <w:t>These are the C lines; each language prints its own folder name in place of c.</w:t>
+      </w:r>
+    </w:p>
+    <w:p>
+      <w:pPr>
+        <w:keepNext/>
+      </w:pPr>
+    </w:p>
+    <w:p>
       <w:pPr>
         <w:keepNext/>
       </w:pPr>
@@ -12938,7 +13670,7 @@
         <w:keepNext/>
       </w:pPr>
       <w:r>
-        <w:t>Old contents of inventory.txt:</w:t>
+        <w:t>Old contents of c\inventory.txt:</w:t>
       </w:r>
     </w:p>
     <w:p>
@@ -12983,7 +13715,7 @@
         <w:keepNext/>
       </w:pPr>
       <w:r>
-        <w:t>New contents of inventory.txt:</w:t>
+        <w:t>New contents of c\inventory.txt:</w:t>
       </w:r>
     </w:p>
     <w:p>
@@ -13018,6 +13750,16 @@
       </w:pPr>
     </w:p>
     <w:p>
+      <w:r>
+        <w:t>These are the C lines; each language prints its own folder name in place of c.</w:t>
+      </w:r>
+    </w:p>
+    <w:p>
+      <w:pPr>
+        <w:keepNext/>
+      </w:pPr>
+    </w:p>
+    <w:p>
       <w:pPr>
         <w:keepNext/>
       </w:pPr>
@@ -13084,7 +13826,10 @@
         <w:keepNext/>
       </w:pPr>
       <w:r>
-        <w:t>In each Build and Run block, add a second line right after the first Copy-Item line, so contacts.txt is put back before each run too: Copy-Item outdated-contacts.txt contacts.txt (on Linux or macOS, cp outdated-contacts.txt contacts.txt). Then change the Production-Minded program so that it overwrites contacts.txt with the full list, with the same functions:</w:t>
+        <w:t>Each language keeps its own contacts.txt in its own folder, next to its inventory.txt; outdated-contacts.txt, which no program changes, stays once in the lesson-3.5 folder. In each Build and Run block, add a second line right after the first Copy-Item line, so the language's contacts.txt is put back before each run too: for C, Copy-Item outdated-contacts.txt .\c\contacts.txt (on Linux or macOS, cp outdated-contacts.txt ./c/contacts.txt); for another language, type its folder name in place of c: cpp, csharp,</w:t>
+      </w:r>
+      <w:r>
+        <w:t xml:space="preserve"> go, python, or typescript. Then change the Production-Minded program so that it overwrites its contacts.txt with the full list, with the same functions:</w:t>
       </w:r>
     </w:p>
     <w:p>
@@ -13128,6 +13873,14 @@
         <w:pStyle w:val="ListBullet"/>
       </w:pPr>
       <w:r>
+        <w:t>Join the contacts path the same way as the inventory's: the language's folder, then contacts.txt.</w:t>
+      </w:r>
+    </w:p>
+    <w:p>
+      <w:pPr>
+        <w:pStyle w:val="ListBullet"/>
+      </w:pPr>
+      <w:r>
         <w:t>Keep the full list in its own variable, next to corrected, with a line ending after each name.</w:t>
       </w:r>
     </w:p>
@@ -13152,20 +13905,20 @@
         <w:pStyle w:val="ListBullet"/>
       </w:pPr>
       <w:r>
-        <w:t>After the inventory's lines, print Old contents of contacts.txt:, its old text, New contents of contacts.txt:, and its new text.</w:t>
-      </w:r>
-    </w:p>
-    <w:p>
-      <w:pPr>
-        <w:keepNext/>
-      </w:pPr>
-    </w:p>
-    <w:p>
-      <w:r>
-        <w:t>Run it. The output must match the Required Challenge Output below. With the Exercise as well, the output must match the Required Combined Output after it. To see the order protect you, run the two Copy-Item lines, rename contacts.txt for a moment (Rename-Item contacts.txt contacts.old; on Linux or macOS, mv contacts.txt contacts.old), and run only the program: it prints one Error line naming contacts.txt, and Get-Content inventory.txt (cat inventory.txt) still shows ftp-01, because the inventory was not ove</w:t>
-      </w:r>
-      <w:r>
-        <w:t>rwritten either. Then rename the file back (Rename-Item contacts.old contacts.txt; on Linux or macOS, mv contacts.old contacts.txt).</w:t>
+        <w:t>After the inventory's lines, print the Old contents line with the contacts path, its old text, the New contents line, and its new text.</w:t>
+      </w:r>
+    </w:p>
+    <w:p>
+      <w:pPr>
+        <w:keepNext/>
+      </w:pPr>
+    </w:p>
+    <w:p>
+      <w:r>
+        <w:t>Run it. The output must match the Required Challenge Output below. With the Exercise as well, the output must match the Required Combined Output after it. To see the order protect you, run the two Copy-Item lines, rename the language's contacts.txt for a moment (for C, Rename-Item .\c\contacts.txt contacts.old; on Linux or macOS, mv ./c/contacts.txt ./c/contacts.old), and run only the program: it prints one Error line naming contacts.txt, and Get-Content .\c\inventory.txt (cat ./c/inventory.txt) still shows</w:t>
+      </w:r>
+      <w:r>
+        <w:t xml:space="preserve"> ftp-01, because the inventory was not overwritten either. Then rename the file back (Rename-Item .\c\contacts.old contacts.txt; on Linux or macOS, mv ./c/contacts.old ./c/contacts.txt). For another language, use its folder name in place of c.</w:t>
       </w:r>
     </w:p>
     <w:p>
@@ -13205,7 +13958,7 @@
         <w:keepNext/>
       </w:pPr>
       <w:r>
-        <w:t>Old contents of inventory.txt:</w:t>
+        <w:t>Old contents of c\inventory.txt:</w:t>
       </w:r>
     </w:p>
     <w:p>
@@ -13250,7 +14003,7 @@
         <w:keepNext/>
       </w:pPr>
       <w:r>
-        <w:t>New contents of inventory.txt:</w:t>
+        <w:t>New contents of c\inventory.txt:</w:t>
       </w:r>
     </w:p>
     <w:p>
@@ -13286,7 +14039,7 @@
         <w:keepNext/>
       </w:pPr>
       <w:r>
-        <w:t>Old contents of contacts.txt:</w:t>
+        <w:t>Old contents of c\contacts.txt:</w:t>
       </w:r>
     </w:p>
     <w:p>
@@ -13322,7 +14075,7 @@
         <w:keepNext/>
       </w:pPr>
       <w:r>
-        <w:t>New contents of contacts.txt:</w:t>
+        <w:t>New contents of c\contacts.txt:</w:t>
       </w:r>
     </w:p>
     <w:p>
@@ -13357,6 +14110,16 @@
       </w:pPr>
     </w:p>
     <w:p>
+      <w:r>
+        <w:t>These are the C lines; each language prints its own folder name in place of c.</w:t>
+      </w:r>
+    </w:p>
+    <w:p>
+      <w:pPr>
+        <w:keepNext/>
+      </w:pPr>
+    </w:p>
+    <w:p>
       <w:pPr>
         <w:keepNext/>
       </w:pPr>
@@ -13388,7 +14151,7 @@
         <w:keepNext/>
       </w:pPr>
       <w:r>
-        <w:t>Old contents of inventory.txt:</w:t>
+        <w:t>Old contents of c\inventory.txt:</w:t>
       </w:r>
     </w:p>
     <w:p>
@@ -13433,7 +14196,7 @@
         <w:keepNext/>
       </w:pPr>
       <w:r>
-        <w:t>New contents of inventory.txt:</w:t>
+        <w:t>New contents of c\inventory.txt:</w:t>
       </w:r>
     </w:p>
     <w:p>
@@ -13469,7 +14232,7 @@
         <w:keepNext/>
       </w:pPr>
       <w:r>
-        <w:t>Old contents of contacts.txt:</w:t>
+        <w:t>Old contents of c\contacts.txt:</w:t>
       </w:r>
     </w:p>
     <w:p>
@@ -13505,7 +14268,7 @@
         <w:keepNext/>
       </w:pPr>
       <w:r>
-        <w:t>New contents of contacts.txt:</w:t>
+        <w:t>New contents of c\contacts.txt:</w:t>
       </w:r>
     </w:p>
     <w:p>
@@ -13540,6 +14303,16 @@
       </w:pPr>
     </w:p>
     <w:p>
+      <w:r>
+        <w:t>These are the C lines; each language prints its own folder name in place of c.</w:t>
+      </w:r>
+    </w:p>
+    <w:p>
+      <w:pPr>
+        <w:keepNext/>
+      </w:pPr>
+    </w:p>
+    <w:p>
       <w:pPr>
         <w:keepNext/>
       </w:pPr>
@@ -13562,7 +14335,7 @@
         <w:pStyle w:val="ListBullet"/>
       </w:pPr>
       <w:r>
-        <w:t>I saved outdated-inventory.txt in the lesson-3.5 folder, and made inventory.txt from it with Copy-Item (cp).</w:t>
+        <w:t>I saved outdated-inventory.txt in the lesson-3.5 folder, and made each language's inventory.txt, in its own folder, from it with Copy-Item (cp).</w:t>
       </w:r>
     </w:p>
     <w:p>
@@ -13578,7 +14351,7 @@
         <w:pStyle w:val="ListBullet"/>
       </w:pPr>
       <w:r>
-        <w:t>My output matched the Check Your Results sections, and Get-Content showed the new contents in inventory.txt and the old ones still in outdated-inventory.txt.</w:t>
+        <w:t>My output matched the Check Your Results sections, and Get-Content showed the new contents in each language's inventory.txt and the old ones still in outdated-inventory.txt.</w:t>
       </w:r>
     </w:p>
     <w:p>
@@ -13819,31 +14592,31 @@
       </w:rPr>
     </w:lvl>
   </w:abstractNum>
-  <w:num w:numId="1" w16cid:durableId="229078239">
+  <w:num w:numId="1" w16cid:durableId="7874865">
     <w:abstractNumId w:val="8"/>
   </w:num>
-  <w:num w:numId="2" w16cid:durableId="1327972610">
+  <w:num w:numId="2" w16cid:durableId="232785051">
     <w:abstractNumId w:val="6"/>
   </w:num>
-  <w:num w:numId="3" w16cid:durableId="1504516926">
+  <w:num w:numId="3" w16cid:durableId="49035637">
     <w:abstractNumId w:val="5"/>
   </w:num>
-  <w:num w:numId="4" w16cid:durableId="499078433">
+  <w:num w:numId="4" w16cid:durableId="2097243295">
     <w:abstractNumId w:val="4"/>
   </w:num>
-  <w:num w:numId="5" w16cid:durableId="879977377">
+  <w:num w:numId="5" w16cid:durableId="1976257070">
     <w:abstractNumId w:val="7"/>
   </w:num>
-  <w:num w:numId="6" w16cid:durableId="1349287785">
+  <w:num w:numId="6" w16cid:durableId="823009272">
     <w:abstractNumId w:val="3"/>
   </w:num>
-  <w:num w:numId="7" w16cid:durableId="901596085">
+  <w:num w:numId="7" w16cid:durableId="1478650858">
     <w:abstractNumId w:val="2"/>
   </w:num>
-  <w:num w:numId="8" w16cid:durableId="1535003593">
+  <w:num w:numId="8" w16cid:durableId="1634672946">
     <w:abstractNumId w:val="1"/>
   </w:num>
-  <w:num w:numId="9" w16cid:durableId="252976155">
+  <w:num w:numId="9" w16cid:durableId="1766874513">
     <w:abstractNumId w:val="0"/>
   </w:num>
 </w:numbering>

--- a/Volume 1/Chapter 03 - File Handling/SPA_Vol1_Ch3_Lesson3_5_Overwrite_File.docx
+++ b/Volume 1/Chapter 03 - File Handling/SPA_Vol1_Ch3_Lesson3_5_Overwrite_File.docx
@@ -510,7 +510,11 @@
         <w:pStyle w:val="ListBullet"/>
       </w:pPr>
       <w:r>
-        <w:t>Every implementation works on inventory.txt in its own language folder, such as .\c\inventory.txt for C; languages never share a file they write. Before each run, a Copy-Item line, such as Copy-Item outdated-inventory.txt .\c\inventory.txt, puts the outdated inventory back into it. outdated-inventory.txt stays once in the lesson-3.5 folder, and no program changes it.</w:t>
+        <w:t>Every implementation works on inventory.txt in its own language folder, such as .\c\inventory.txt for C; languages never share a file they write. Before each run, a Copy-Item line, such as Copy-Item outdated-</w:t>
+      </w:r>
+      <w:r>
+        <w:lastRenderedPageBreak/>
+        <w:t>inventory.txt .\c\inventory.txt, puts the outdated inventory back into it. outdated-inventory.txt stays once in the lesson-3.5 folder, and no program changes it.</w:t>
       </w:r>
     </w:p>
     <w:p>
@@ -526,7 +530,10 @@
         <w:pStyle w:val="ListBullet"/>
       </w:pPr>
       <w:r>
-        <w:t>The Production-Minded version reads through Lesson 3.2's read_text_file and overwrites through Lesson 3.3's write_text_file (writeTextFile, WriteTextFile), both unchanged. It prints nothing until all three steps have succeeded, and reports a failure as Lesson 2.11 did: one Error line on the error stream and exit code 1. When inventory.txt is missing, it stops at the first read and writes nothing.</w:t>
+        <w:t xml:space="preserve">The Production-Minded version reads through Lesson 3.2's read_text_file and overwrites through Lesson 3.3's write_text_file (writeTextFile, WriteTextFile). C and TypeScript use both unchanged. C#, Go, and Python read with the Basic version's one call, which closes the file by itself, in place of Lesson 3.2's cleanup form; C++ calls close() in the read and takes the write's path as a std::string. It prints nothing until all three steps have succeeded, and reports a failure as Lesson 2.11 did: one Error line </w:t>
+      </w:r>
+      <w:r>
+        <w:t>on the error stream and exit code 1. When inventory.txt is missing, it stops at the first read and writes nothing.</w:t>
       </w:r>
     </w:p>
     <w:p>
@@ -789,7 +796,11 @@
         <w:t>&lt;&lt;&lt;your $env:USERNAME&gt;&gt;&gt;</w:t>
       </w:r>
       <w:r>
-        <w:t>\spa, which PowerShell writes as $HOME\spa. Each folder below is a full path that starts with $HOME\spa, so the commands make the same folders from any folder you are in, and lesson-3.5 sits beside the earlier lessons. Set-Location then moves into the lesson folder, where the rest of the lesson runs.</w:t>
+        <w:t xml:space="preserve">\spa, which PowerShell writes as $HOME\spa. Each folder below is a full path that starts with $HOME\spa, so the commands make the same </w:t>
+      </w:r>
+      <w:r>
+        <w:lastRenderedPageBreak/>
+        <w:t>folders from any folder you are in, and lesson-3.5 sits beside the earlier lessons. Set-Location then moves into the lesson folder, where the rest of the lesson runs.</w:t>
       </w:r>
     </w:p>
     <w:p>
@@ -1156,6 +1167,7 @@
         <w:pStyle w:val="SourceCode"/>
       </w:pPr>
       <w:r>
+        <w:lastRenderedPageBreak/>
         <w:t xml:space="preserve">    ],</w:t>
       </w:r>
     </w:p>
@@ -4792,10 +4804,10 @@
     </w:p>
     <w:p>
       <w:r>
-        <w:t>The production-minded version prints the same lines. main makes the same three steps through two functions, both unchanged: readTextFile, Lesson 3.2's, and writeTextFile, Lesson 3.3's, which writes the complete new text and throws a std::runtime_error when the file cannot be opened, written, or saved. No new function is needed: an overwrite is Lesson 3.3's whole-file write, used on purpose on a file that already holds data. main calls both inside a try block, so a failure skips the printing and the catch pr</w:t>
-      </w:r>
-      <w:r>
-        <w:t>ints one Error line and returns 1, as in Lesson 2.11.</w:t>
+        <w:t>The production-minded version prints the same lines. main makes the same three steps through two functions from earlier lessons. readTextFile is Lesson 3.2's, except that it calls close() itself, where Lesson 3.2 left that to the destructor. writeTextFile is Lesson 3.3's, except that it takes the path as a std::string; it writes the complete new text and throws a std::runtime_error when the file cannot be opened, written, or saved. No new function is needed: an overwrite is Lesson 3.3's whole-file write, us</w:t>
+      </w:r>
+      <w:r>
+        <w:t>ed on purpose on a file that already holds data. main calls both inside a try block, so a failure skips the printing and the catch prints one Error line and returns 1, as in Lesson 2.11.</w:t>
       </w:r>
     </w:p>
     <w:p>
@@ -4919,7 +4931,7 @@
         <w:pStyle w:val="SourceCode"/>
       </w:pPr>
       <w:r>
-        <w:t>// readTextFile, unchanged.</w:t>
+        <w:t>// readTextFile with one added line: it calls close() itself.</w:t>
       </w:r>
     </w:p>
     <w:p>
@@ -5057,31 +5069,31 @@
         <w:pStyle w:val="SourceCode"/>
       </w:pPr>
       <w:r>
-        <w:t>// or saved. This is Lesson 3.3's writeTextFile, unchanged: an overwrite</w:t>
-      </w:r>
-    </w:p>
-    <w:p>
-      <w:pPr>
-        <w:pStyle w:val="SourceCode"/>
-      </w:pPr>
-      <w:r>
-        <w:t>// is this same whole-file write, done on purpose to a file that already</w:t>
-      </w:r>
-    </w:p>
-    <w:p>
-      <w:pPr>
-        <w:pStyle w:val="SourceCode"/>
-      </w:pPr>
-      <w:r>
-        <w:t>// holds data. Nothing can bring the old contents back, so main reads</w:t>
-      </w:r>
-    </w:p>
-    <w:p>
-      <w:pPr>
-        <w:pStyle w:val="SourceCode"/>
-      </w:pPr>
-      <w:r>
-        <w:t>// them first.</w:t>
+        <w:t>// or saved. This is Lesson 3.3's writeTextFile, taking path as std::string:</w:t>
+      </w:r>
+    </w:p>
+    <w:p>
+      <w:pPr>
+        <w:pStyle w:val="SourceCode"/>
+      </w:pPr>
+      <w:r>
+        <w:t>// an overwrite is this same whole-file write, done on purpose to a file</w:t>
+      </w:r>
+    </w:p>
+    <w:p>
+      <w:pPr>
+        <w:pStyle w:val="SourceCode"/>
+      </w:pPr>
+      <w:r>
+        <w:t>// that already holds data. Nothing can bring the old contents back, so</w:t>
+      </w:r>
+    </w:p>
+    <w:p>
+      <w:pPr>
+        <w:pStyle w:val="SourceCode"/>
+      </w:pPr>
+      <w:r>
+        <w:t>// main reads them first.</w:t>
       </w:r>
     </w:p>
     <w:p>
@@ -6677,7 +6689,10 @@
     </w:p>
     <w:p>
       <w:r>
-        <w:t>The production-minded version prints the same lines. Main makes the same three steps through two methods, both unchanged: ReadTextFile, Lesson 3.2's, and WriteTextFile, Lesson 3.3's, which writes the complete new text. No new function is needed: an overwrite is Lesson 3.3's whole-file write, used on purpose on a file that already holds data. Main calls both inside a try block, so a failure skips the printing and the catch prints one Error line and returns 1, as in Lesson 2.11.</w:t>
+        <w:t>The production-minded version prints the same lines. Main makes the same three steps through two methods from earlier lessons. ReadTextFile is Lesson 3.2's, written here with the Basic version's one call, File.ReadAllText, which closes the file by itself, in place of Lesson 3.2's using form. WriteTextFile is Lesson 3.3's, unchanged, and writes the complete new text. No new function is needed: an overwrite is Lesson 3.3's whole-file write, used on purpose on a file that already holds data. Main calls both in</w:t>
+      </w:r>
+      <w:r>
+        <w:t>side a try block, so a failure skips the printing and the catch prints one Error line and returns 1, as in Lesson 2.11.</w:t>
       </w:r>
     </w:p>
     <w:p>
@@ -6753,31 +6768,31 @@
         <w:pStyle w:val="SourceCode"/>
       </w:pPr>
       <w:r>
-        <w:t xml:space="preserve">    // Reads the whole text file at path and returns it. This is Lesson</w:t>
-      </w:r>
-    </w:p>
-    <w:p>
-      <w:pPr>
-        <w:pStyle w:val="SourceCode"/>
-      </w:pPr>
-      <w:r>
-        <w:t xml:space="preserve">    // 3.2's ReadTextFile, unchanged. Remember, File.ReadAllText throws an</w:t>
-      </w:r>
-    </w:p>
-    <w:p>
-      <w:pPr>
-        <w:pStyle w:val="SourceCode"/>
-      </w:pPr>
-      <w:r>
-        <w:t xml:space="preserve">    // exception, such as FileNotFoundException or</w:t>
-      </w:r>
-    </w:p>
-    <w:p>
-      <w:pPr>
-        <w:pStyle w:val="SourceCode"/>
-      </w:pPr>
-      <w:r>
-        <w:t xml:space="preserve">    // DirectoryNotFoundException, when it cannot read.</w:t>
+        <w:t xml:space="preserve">    // Reads the whole text file at path and returns it: Lesson 3.2's</w:t>
+      </w:r>
+    </w:p>
+    <w:p>
+      <w:pPr>
+        <w:pStyle w:val="SourceCode"/>
+      </w:pPr>
+      <w:r>
+        <w:t xml:space="preserve">    // ReadTextFile, written with the Basic version's one call,</w:t>
+      </w:r>
+    </w:p>
+    <w:p>
+      <w:pPr>
+        <w:pStyle w:val="SourceCode"/>
+      </w:pPr>
+      <w:r>
+        <w:t xml:space="preserve">    // File.ReadAllText, which throws an exception, such as</w:t>
+      </w:r>
+    </w:p>
+    <w:p>
+      <w:pPr>
+        <w:pStyle w:val="SourceCode"/>
+      </w:pPr>
+      <w:r>
+        <w:t xml:space="preserve">    // FileNotFoundException or DirectoryNotFoundException, when it cannot read.</w:t>
       </w:r>
     </w:p>
     <w:p>
@@ -8410,7 +8425,10 @@
     </w:p>
     <w:p>
       <w:r>
-        <w:t>The production-minded version prints the same lines. main makes the same three steps through two functions, both unchanged: readTextFile, Lesson 3.2's, and writeTextFile, Lesson 3.3's, which writes the complete new text and returns an error value. No new function is needed: an overwrite is Lesson 3.3's whole-file write, used on purpose on a file that already holds data. main checks each error value before the next step and, on a failure, prints one Error line and ends with os.Exit(1), as in Lesson 2.11.</w:t>
+        <w:t xml:space="preserve">The production-minded version prints the same lines. main makes the same three steps through two functions from earlier lessons. readTextFile is Lesson 3.2's, written here with the Basic version's one call, os.ReadFile, which closes the file by itself, in place of Lesson 3.2's os.Open, defer, and io.ReadAll. writeTextFile is Lesson 3.3's, unchanged; it writes the complete new text and returns an error value. No new function is needed: an overwrite is Lesson 3.3's whole-file write, used on purpose on a file </w:t>
+      </w:r>
+      <w:r>
+        <w:t>that already holds data. main checks each error value before the next step and, on a failure, prints one Error line and ends with os.Exit(1), as in Lesson 2.11.</w:t>
       </w:r>
     </w:p>
     <w:p>
@@ -8516,23 +8534,23 @@
         <w:pStyle w:val="SourceCode"/>
       </w:pPr>
       <w:r>
-        <w:t>// error value that is nil when the read worked. This is Lesson 3.2's</w:t>
-      </w:r>
-    </w:p>
-    <w:p>
-      <w:pPr>
-        <w:pStyle w:val="SourceCode"/>
-      </w:pPr>
-      <w:r>
-        <w:t>// readTextFile, unchanged. Remember, check err != nil before trusting</w:t>
-      </w:r>
-    </w:p>
-    <w:p>
-      <w:pPr>
-        <w:pStyle w:val="SourceCode"/>
-      </w:pPr>
-      <w:r>
-        <w:t>// the result.</w:t>
+        <w:t>// error value that is nil when the read worked: Lesson 3.2's readTextFile,</w:t>
+      </w:r>
+    </w:p>
+    <w:p>
+      <w:pPr>
+        <w:pStyle w:val="SourceCode"/>
+      </w:pPr>
+      <w:r>
+        <w:t>// written with the Basic version's one call, os.ReadFile. Remember, check</w:t>
+      </w:r>
+    </w:p>
+    <w:p>
+      <w:pPr>
+        <w:pStyle w:val="SourceCode"/>
+      </w:pPr>
+      <w:r>
+        <w:t>// err != nil before trusting the result.</w:t>
       </w:r>
     </w:p>
     <w:p>
@@ -9643,23 +9661,23 @@
         <w:pStyle w:val="SourceCode"/>
       </w:pPr>
       <w:r>
-        <w:t xml:space="preserve">    # programs write only inside their own folder. Remember, a relative</w:t>
-      </w:r>
-    </w:p>
-    <w:p>
-      <w:pPr>
-        <w:pStyle w:val="SourceCode"/>
-      </w:pPr>
-      <w:r>
-        <w:t xml:space="preserve">    # path starts from the working directory, and join builds the path with</w:t>
-      </w:r>
-    </w:p>
-    <w:p>
-      <w:pPr>
-        <w:pStyle w:val="SourceCode"/>
-      </w:pPr>
-      <w:r>
-        <w:t xml:space="preserve">    # the right separator; os.path.join takes any number of parts.</w:t>
+        <w:t xml:space="preserve">    # programs write only inside their own folder. Remember, os.path.join</w:t>
+      </w:r>
+    </w:p>
+    <w:p>
+      <w:pPr>
+        <w:pStyle w:val="SourceCode"/>
+      </w:pPr>
+      <w:r>
+        <w:t xml:space="preserve">    # joins with the right separator, relative paths start from the working</w:t>
+      </w:r>
+    </w:p>
+    <w:p>
+      <w:pPr>
+        <w:pStyle w:val="SourceCode"/>
+      </w:pPr>
+      <w:r>
+        <w:t xml:space="preserve">    # directory, and Path(path) gives the file tools, kept here in inventory.</w:t>
       </w:r>
     </w:p>
     <w:p>
@@ -10178,7 +10196,10 @@
     </w:p>
     <w:p>
       <w:r>
-        <w:t>The production-minded version prints the same lines. main makes the same three steps through two functions, both unchanged: read_text_file, Lesson 3.2's, and write_text_file, Lesson 3.3's, which writes the complete new text. No new function is needed: an overwrite is Lesson 3.3's whole-file write, used on purpose on a file that already holds data. main calls both inside a try block, so a failure skips the printing and the except prints one Error line and returns 1, as in Lesson 2.11.</w:t>
+        <w:t>The production-minded version prints the same lines. main makes the same three steps through two functions from earlier lessons. read_text_file is Lesson 3.2's, written here with the Basic version's one call, read_text, which closes the file by itself, in place of Lesson 3.2's with block. write_text_file is Lesson 3.3's, unchanged, and writes the complete new text. No new function is needed: an overwrite is Lesson 3.3's whole-file write, used on purpose on a file that already holds data. main calls both ins</w:t>
+      </w:r>
+      <w:r>
+        <w:t>ide a try block, so a failure skips the printing and the except prints one Error line and returns 1, as in Lesson 2.11.</w:t>
       </w:r>
     </w:p>
     <w:p>
@@ -10259,23 +10280,23 @@
         <w:pStyle w:val="SourceCode"/>
       </w:pPr>
       <w:r>
-        <w:t># Reads the whole text file at path and returns it. This is Lesson 3.2's</w:t>
-      </w:r>
-    </w:p>
-    <w:p>
-      <w:pPr>
-        <w:pStyle w:val="SourceCode"/>
-      </w:pPr>
-      <w:r>
-        <w:t># read_text_file, unchanged. Remember, read_text raises an OSError, such</w:t>
-      </w:r>
-    </w:p>
-    <w:p>
-      <w:pPr>
-        <w:pStyle w:val="SourceCode"/>
-      </w:pPr>
-      <w:r>
-        <w:t># as FileNotFoundError, when it cannot read the file.</w:t>
+        <w:t># Reads the whole text file at path and returns it: Lesson 3.2's</w:t>
+      </w:r>
+    </w:p>
+    <w:p>
+      <w:pPr>
+        <w:pStyle w:val="SourceCode"/>
+      </w:pPr>
+      <w:r>
+        <w:t># read_text_file, written with the Basic version's one call, read_text,</w:t>
+      </w:r>
+    </w:p>
+    <w:p>
+      <w:pPr>
+        <w:pStyle w:val="SourceCode"/>
+      </w:pPr>
+      <w:r>
+        <w:t># which raises an OSError, such as FileNotFoundError, when it cannot read.</w:t>
       </w:r>
     </w:p>
     <w:p>
@@ -14592,31 +14613,31 @@
       </w:rPr>
     </w:lvl>
   </w:abstractNum>
-  <w:num w:numId="1" w16cid:durableId="7874865">
+  <w:num w:numId="1" w16cid:durableId="1231232389">
     <w:abstractNumId w:val="8"/>
   </w:num>
-  <w:num w:numId="2" w16cid:durableId="232785051">
+  <w:num w:numId="2" w16cid:durableId="221720768">
     <w:abstractNumId w:val="6"/>
   </w:num>
-  <w:num w:numId="3" w16cid:durableId="49035637">
+  <w:num w:numId="3" w16cid:durableId="1818649690">
     <w:abstractNumId w:val="5"/>
   </w:num>
-  <w:num w:numId="4" w16cid:durableId="2097243295">
+  <w:num w:numId="4" w16cid:durableId="449671963">
     <w:abstractNumId w:val="4"/>
   </w:num>
-  <w:num w:numId="5" w16cid:durableId="1976257070">
+  <w:num w:numId="5" w16cid:durableId="1859923394">
     <w:abstractNumId w:val="7"/>
   </w:num>
-  <w:num w:numId="6" w16cid:durableId="823009272">
+  <w:num w:numId="6" w16cid:durableId="1189639778">
     <w:abstractNumId w:val="3"/>
   </w:num>
-  <w:num w:numId="7" w16cid:durableId="1478650858">
+  <w:num w:numId="7" w16cid:durableId="287706452">
     <w:abstractNumId w:val="2"/>
   </w:num>
-  <w:num w:numId="8" w16cid:durableId="1634672946">
+  <w:num w:numId="8" w16cid:durableId="408503966">
     <w:abstractNumId w:val="1"/>
   </w:num>
-  <w:num w:numId="9" w16cid:durableId="1766874513">
+  <w:num w:numId="9" w16cid:durableId="1008212451">
     <w:abstractNumId w:val="0"/>
   </w:num>
 </w:numbering>
